--- a/templates/plananual/QUECHUA 1° A 5°/QUECHUA 1° - PROGRAMACIÓN ANUAL 2026.docx
+++ b/templates/plananual/QUECHUA 1° A 5°/QUECHUA 1° - PROGRAMACIÓN ANUAL 2026.docx
@@ -258,7 +258,31 @@
                                   <w:sz w:val="32"/>
                                   <w:szCs w:val="32"/>
                                 </w:rPr>
-                                <w:t>{{anio}}</w:t>
+                                <w:t>{{</w:t>
+                              </w:r>
+                              <w:proofErr w:type="spellStart"/>
+                              <w:r>
+                                <w:rPr>
+                                  <w:rFonts w:ascii="Aptos ExtraBold" w:hAnsi="Aptos ExtraBold" w:cs="Times New Roman"/>
+                                  <w:b/>
+                                  <w:bCs/>
+                                  <w:color w:val="FFFFFF" w:themeColor="background1"/>
+                                  <w:sz w:val="32"/>
+                                  <w:szCs w:val="32"/>
+                                </w:rPr>
+                                <w:t>anio</w:t>
+                              </w:r>
+                              <w:proofErr w:type="spellEnd"/>
+                              <w:r>
+                                <w:rPr>
+                                  <w:rFonts w:ascii="Aptos ExtraBold" w:hAnsi="Aptos ExtraBold" w:cs="Times New Roman"/>
+                                  <w:b/>
+                                  <w:bCs/>
+                                  <w:color w:val="FFFFFF" w:themeColor="background1"/>
+                                  <w:sz w:val="32"/>
+                                  <w:szCs w:val="32"/>
+                                </w:rPr>
+                                <w:t>}}</w:t>
                               </w:r>
                             </w:p>
                           </w:txbxContent>
@@ -588,7 +612,25 @@
                 <w:sz w:val="20"/>
                 <w:szCs w:val="20"/>
               </w:rPr>
-              <w:t>{{dre}}</w:t>
+              <w:t>{{</w:t>
+            </w:r>
+            <w:proofErr w:type="spellStart"/>
+            <w:r>
+              <w:rPr>
+                <w:rFonts w:ascii="Arial Nova Cond" w:hAnsi="Arial Nova Cond" w:cs="Times New Roman"/>
+                <w:sz w:val="20"/>
+                <w:szCs w:val="20"/>
+              </w:rPr>
+              <w:t>dre</w:t>
+            </w:r>
+            <w:proofErr w:type="spellEnd"/>
+            <w:r>
+              <w:rPr>
+                <w:rFonts w:ascii="Arial Nova Cond" w:hAnsi="Arial Nova Cond" w:cs="Times New Roman"/>
+                <w:sz w:val="20"/>
+                <w:szCs w:val="20"/>
+              </w:rPr>
+              <w:t>}}</w:t>
             </w:r>
           </w:p>
         </w:tc>
@@ -634,7 +676,25 @@
                 <w:sz w:val="20"/>
                 <w:szCs w:val="20"/>
               </w:rPr>
-              <w:t>{{area}}</w:t>
+              <w:t>{{</w:t>
+            </w:r>
+            <w:proofErr w:type="spellStart"/>
+            <w:r>
+              <w:rPr>
+                <w:rFonts w:ascii="Arial Nova Cond" w:hAnsi="Arial Nova Cond" w:cs="Times New Roman"/>
+                <w:sz w:val="20"/>
+                <w:szCs w:val="20"/>
+              </w:rPr>
+              <w:t>area</w:t>
+            </w:r>
+            <w:proofErr w:type="spellEnd"/>
+            <w:r>
+              <w:rPr>
+                <w:rFonts w:ascii="Arial Nova Cond" w:hAnsi="Arial Nova Cond" w:cs="Times New Roman"/>
+                <w:sz w:val="20"/>
+                <w:szCs w:val="20"/>
+              </w:rPr>
+              <w:t>}}</w:t>
             </w:r>
           </w:p>
         </w:tc>
@@ -751,7 +811,25 @@
                 <w:sz w:val="20"/>
                 <w:szCs w:val="20"/>
               </w:rPr>
-              <w:t>{{ugel}}</w:t>
+              <w:t>{{</w:t>
+            </w:r>
+            <w:proofErr w:type="spellStart"/>
+            <w:r>
+              <w:rPr>
+                <w:rFonts w:ascii="Arial Nova Cond" w:hAnsi="Arial Nova Cond" w:cs="Times New Roman"/>
+                <w:sz w:val="20"/>
+                <w:szCs w:val="20"/>
+              </w:rPr>
+              <w:t>ugel</w:t>
+            </w:r>
+            <w:proofErr w:type="spellEnd"/>
+            <w:r>
+              <w:rPr>
+                <w:rFonts w:ascii="Arial Nova Cond" w:hAnsi="Arial Nova Cond" w:cs="Times New Roman"/>
+                <w:sz w:val="20"/>
+                <w:szCs w:val="20"/>
+              </w:rPr>
+              <w:t>}}</w:t>
             </w:r>
           </w:p>
         </w:tc>
@@ -774,7 +852,25 @@
                 <w:sz w:val="20"/>
                 <w:szCs w:val="20"/>
               </w:rPr>
-              <w:t>{{cordinador}}</w:t>
+              <w:t>{{</w:t>
+            </w:r>
+            <w:proofErr w:type="spellStart"/>
+            <w:r>
+              <w:rPr>
+                <w:rFonts w:ascii="Arial Nova Cond" w:hAnsi="Arial Nova Cond" w:cs="Times New Roman"/>
+                <w:sz w:val="20"/>
+                <w:szCs w:val="20"/>
+              </w:rPr>
+              <w:t>cordinador</w:t>
+            </w:r>
+            <w:proofErr w:type="spellEnd"/>
+            <w:r>
+              <w:rPr>
+                <w:rFonts w:ascii="Arial Nova Cond" w:hAnsi="Arial Nova Cond" w:cs="Times New Roman"/>
+                <w:sz w:val="20"/>
+                <w:szCs w:val="20"/>
+              </w:rPr>
+              <w:t>}}</w:t>
             </w:r>
           </w:p>
         </w:tc>
@@ -917,7 +1013,25 @@
                 <w:sz w:val="20"/>
                 <w:szCs w:val="20"/>
               </w:rPr>
-              <w:t>{{institucioneducativa}}</w:t>
+              <w:t>{{</w:t>
+            </w:r>
+            <w:proofErr w:type="spellStart"/>
+            <w:r>
+              <w:rPr>
+                <w:rFonts w:ascii="Arial Nova Cond" w:hAnsi="Arial Nova Cond" w:cs="Times New Roman"/>
+                <w:sz w:val="20"/>
+                <w:szCs w:val="20"/>
+              </w:rPr>
+              <w:t>institucioneducativa</w:t>
+            </w:r>
+            <w:proofErr w:type="spellEnd"/>
+            <w:r>
+              <w:rPr>
+                <w:rFonts w:ascii="Arial Nova Cond" w:hAnsi="Arial Nova Cond" w:cs="Times New Roman"/>
+                <w:sz w:val="20"/>
+                <w:szCs w:val="20"/>
+              </w:rPr>
+              <w:t>}}</w:t>
             </w:r>
           </w:p>
         </w:tc>
@@ -3908,7 +4022,25 @@
                 <w:lang w:eastAsia="es-ES"/>
               </w:rPr>
               <w:tab/>
-              <w:t>Utiliza diferentes recursos ortográficos, expresiones formulaicas y vocabulario variado para que su texto sea claro.</w:t>
+              <w:t xml:space="preserve">Utiliza diferentes recursos ortográficos, expresiones </w:t>
+            </w:r>
+            <w:proofErr w:type="spellStart"/>
+            <w:r>
+              <w:rPr>
+                <w:rFonts w:ascii="Arial Nova Cond Light" w:eastAsia="Times New Roman" w:hAnsi="Arial Nova Cond Light" w:cs="Arial"/>
+                <w:bCs/>
+                <w:lang w:eastAsia="es-ES"/>
+              </w:rPr>
+              <w:t>formulaicas</w:t>
+            </w:r>
+            <w:proofErr w:type="spellEnd"/>
+            <w:r>
+              <w:rPr>
+                <w:rFonts w:ascii="Arial Nova Cond Light" w:eastAsia="Times New Roman" w:hAnsi="Arial Nova Cond Light" w:cs="Arial"/>
+                <w:bCs/>
+                <w:lang w:eastAsia="es-ES"/>
+              </w:rPr>
+              <w:t xml:space="preserve"> y vocabulario variado para que su texto sea claro.</w:t>
             </w:r>
           </w:p>
           <w:p>
@@ -4310,16 +4442,29 @@
                 <w:szCs w:val="20"/>
               </w:rPr>
             </w:pPr>
-            <w:r>
-              <w:rPr>
-                <w:rFonts w:ascii="Arial Nova Cond Light" w:hAnsi="Arial Nova Cond Light" w:cs="Times New Roman"/>
-                <w:b/>
-                <w:bCs/>
-                <w:color w:val="000000" w:themeColor="text1"/>
-                <w:sz w:val="20"/>
-                <w:szCs w:val="20"/>
-              </w:rPr>
-              <w:t>N° DE SEMANAS LECTIVAS</w:t>
+            <w:proofErr w:type="spellStart"/>
+            <w:r>
+              <w:rPr>
+                <w:rFonts w:ascii="Arial Nova Cond Light" w:hAnsi="Arial Nova Cond Light" w:cs="Times New Roman"/>
+                <w:b/>
+                <w:bCs/>
+                <w:color w:val="000000" w:themeColor="text1"/>
+                <w:sz w:val="20"/>
+                <w:szCs w:val="20"/>
+              </w:rPr>
+              <w:t>N°</w:t>
+            </w:r>
+            <w:proofErr w:type="spellEnd"/>
+            <w:r>
+              <w:rPr>
+                <w:rFonts w:ascii="Arial Nova Cond Light" w:hAnsi="Arial Nova Cond Light" w:cs="Times New Roman"/>
+                <w:b/>
+                <w:bCs/>
+                <w:color w:val="000000" w:themeColor="text1"/>
+                <w:sz w:val="20"/>
+                <w:szCs w:val="20"/>
+              </w:rPr>
+              <w:t xml:space="preserve"> DE SEMANAS LECTIVAS</w:t>
             </w:r>
           </w:p>
         </w:tc>
@@ -4344,16 +4489,29 @@
                 <w:szCs w:val="20"/>
               </w:rPr>
             </w:pPr>
-            <w:r>
-              <w:rPr>
-                <w:rFonts w:ascii="Arial Nova Cond Light" w:hAnsi="Arial Nova Cond Light" w:cs="Times New Roman"/>
-                <w:b/>
-                <w:bCs/>
-                <w:color w:val="000000" w:themeColor="text1"/>
-                <w:sz w:val="20"/>
-                <w:szCs w:val="20"/>
-              </w:rPr>
-              <w:t>N° UNIDADES</w:t>
+            <w:proofErr w:type="spellStart"/>
+            <w:r>
+              <w:rPr>
+                <w:rFonts w:ascii="Arial Nova Cond Light" w:hAnsi="Arial Nova Cond Light" w:cs="Times New Roman"/>
+                <w:b/>
+                <w:bCs/>
+                <w:color w:val="000000" w:themeColor="text1"/>
+                <w:sz w:val="20"/>
+                <w:szCs w:val="20"/>
+              </w:rPr>
+              <w:t>N°</w:t>
+            </w:r>
+            <w:proofErr w:type="spellEnd"/>
+            <w:r>
+              <w:rPr>
+                <w:rFonts w:ascii="Arial Nova Cond Light" w:hAnsi="Arial Nova Cond Light" w:cs="Times New Roman"/>
+                <w:b/>
+                <w:bCs/>
+                <w:color w:val="000000" w:themeColor="text1"/>
+                <w:sz w:val="20"/>
+                <w:szCs w:val="20"/>
+              </w:rPr>
+              <w:t xml:space="preserve"> UNIDADES</w:t>
             </w:r>
           </w:p>
         </w:tc>
@@ -11125,6 +11283,7 @@
                 <w:szCs w:val="20"/>
               </w:rPr>
             </w:pPr>
+            <w:bookmarkStart w:id="1" w:name="_Hlk227075175"/>
             <w:r>
               <w:rPr>
                 <w:rFonts w:ascii="Arial Nova Cond" w:hAnsi="Arial Nova Cond" w:cs="Times New Roman"/>
@@ -11401,7 +11560,6 @@
           <w:tcPr>
             <w:tcW w:w="875" w:type="dxa"/>
             <w:vMerge w:val="restart"/>
-            <w:shd w:val="clear" w:color="auto" w:fill="auto"/>
             <w:vAlign w:val="center"/>
           </w:tcPr>
           <w:p>
@@ -11512,7 +11670,6 @@
         <w:tc>
           <w:tcPr>
             <w:tcW w:w="6169" w:type="dxa"/>
-            <w:shd w:val="clear" w:color="auto" w:fill="auto"/>
             <w:vAlign w:val="center"/>
           </w:tcPr>
           <w:p>
@@ -11547,7 +11704,6 @@
         <w:tc>
           <w:tcPr>
             <w:tcW w:w="2015" w:type="dxa"/>
-            <w:shd w:val="clear" w:color="auto" w:fill="auto"/>
             <w:vAlign w:val="center"/>
           </w:tcPr>
           <w:p>
@@ -11586,7 +11742,7 @@
               <w:autoSpaceDE w:val="0"/>
               <w:autoSpaceDN w:val="0"/>
               <w:adjustRightInd w:val="0"/>
-              <w:jc w:val="center"/>
+              <w:jc w:val="both"/>
               <w:rPr>
                 <w:rFonts w:ascii="Arial Nova Cond" w:hAnsi="Arial Nova Cond" w:cs="Arial"/>
                 <w:color w:val="000000"/>
@@ -11610,7 +11766,6 @@
         <w:tc>
           <w:tcPr>
             <w:tcW w:w="1337" w:type="dxa"/>
-            <w:shd w:val="clear" w:color="auto" w:fill="auto"/>
             <w:vAlign w:val="center"/>
           </w:tcPr>
           <w:p>
@@ -11649,7 +11804,6 @@
           <w:tcPr>
             <w:tcW w:w="875" w:type="dxa"/>
             <w:vMerge/>
-            <w:shd w:val="clear" w:color="auto" w:fill="auto"/>
             <w:vAlign w:val="center"/>
           </w:tcPr>
           <w:p>
@@ -11741,7 +11895,6 @@
         <w:tc>
           <w:tcPr>
             <w:tcW w:w="6169" w:type="dxa"/>
-            <w:shd w:val="clear" w:color="auto" w:fill="auto"/>
             <w:vAlign w:val="center"/>
           </w:tcPr>
           <w:p>
@@ -11776,7 +11929,6 @@
         <w:tc>
           <w:tcPr>
             <w:tcW w:w="2015" w:type="dxa"/>
-            <w:shd w:val="clear" w:color="auto" w:fill="auto"/>
             <w:vAlign w:val="center"/>
           </w:tcPr>
           <w:p>
@@ -11815,7 +11967,7 @@
               <w:autoSpaceDE w:val="0"/>
               <w:autoSpaceDN w:val="0"/>
               <w:adjustRightInd w:val="0"/>
-              <w:jc w:val="center"/>
+              <w:jc w:val="both"/>
               <w:rPr>
                 <w:rFonts w:ascii="Arial Nova Cond" w:hAnsi="Arial Nova Cond" w:cs="Arial"/>
                 <w:color w:val="000000"/>
@@ -11839,7 +11991,6 @@
         <w:tc>
           <w:tcPr>
             <w:tcW w:w="1337" w:type="dxa"/>
-            <w:shd w:val="clear" w:color="auto" w:fill="auto"/>
             <w:vAlign w:val="center"/>
           </w:tcPr>
           <w:p>
@@ -11878,7 +12029,6 @@
           <w:tcPr>
             <w:tcW w:w="875" w:type="dxa"/>
             <w:vMerge/>
-            <w:shd w:val="clear" w:color="auto" w:fill="auto"/>
             <w:vAlign w:val="center"/>
           </w:tcPr>
           <w:p>
@@ -11970,7 +12120,6 @@
         <w:tc>
           <w:tcPr>
             <w:tcW w:w="6169" w:type="dxa"/>
-            <w:shd w:val="clear" w:color="auto" w:fill="auto"/>
             <w:vAlign w:val="center"/>
           </w:tcPr>
           <w:p>
@@ -12005,7 +12154,6 @@
         <w:tc>
           <w:tcPr>
             <w:tcW w:w="2015" w:type="dxa"/>
-            <w:shd w:val="clear" w:color="auto" w:fill="auto"/>
             <w:vAlign w:val="center"/>
           </w:tcPr>
           <w:p>
@@ -12044,7 +12192,7 @@
               <w:autoSpaceDE w:val="0"/>
               <w:autoSpaceDN w:val="0"/>
               <w:adjustRightInd w:val="0"/>
-              <w:jc w:val="center"/>
+              <w:jc w:val="both"/>
               <w:rPr>
                 <w:rFonts w:ascii="Arial Nova Cond" w:hAnsi="Arial Nova Cond" w:cs="Arial"/>
                 <w:color w:val="000000"/>
@@ -12068,7 +12216,6 @@
         <w:tc>
           <w:tcPr>
             <w:tcW w:w="1337" w:type="dxa"/>
-            <w:shd w:val="clear" w:color="auto" w:fill="auto"/>
             <w:vAlign w:val="center"/>
           </w:tcPr>
           <w:p>
@@ -12107,7 +12254,6 @@
           <w:tcPr>
             <w:tcW w:w="875" w:type="dxa"/>
             <w:vMerge w:val="restart"/>
-            <w:shd w:val="clear" w:color="auto" w:fill="auto"/>
             <w:vAlign w:val="center"/>
           </w:tcPr>
           <w:p>
@@ -12210,7 +12356,6 @@
         <w:tc>
           <w:tcPr>
             <w:tcW w:w="6169" w:type="dxa"/>
-            <w:shd w:val="clear" w:color="auto" w:fill="auto"/>
             <w:vAlign w:val="center"/>
           </w:tcPr>
           <w:p>
@@ -12246,7 +12391,6 @@
         <w:tc>
           <w:tcPr>
             <w:tcW w:w="2015" w:type="dxa"/>
-            <w:shd w:val="clear" w:color="auto" w:fill="auto"/>
             <w:vAlign w:val="center"/>
           </w:tcPr>
           <w:p>
@@ -12285,7 +12429,7 @@
               <w:autoSpaceDE w:val="0"/>
               <w:autoSpaceDN w:val="0"/>
               <w:adjustRightInd w:val="0"/>
-              <w:jc w:val="center"/>
+              <w:jc w:val="both"/>
               <w:rPr>
                 <w:rFonts w:ascii="Arial Nova Cond" w:hAnsi="Arial Nova Cond" w:cs="Arial"/>
                 <w:color w:val="000000"/>
@@ -12309,7 +12453,6 @@
         <w:tc>
           <w:tcPr>
             <w:tcW w:w="1337" w:type="dxa"/>
-            <w:shd w:val="clear" w:color="auto" w:fill="auto"/>
             <w:vAlign w:val="center"/>
           </w:tcPr>
           <w:p>
@@ -12348,7 +12491,6 @@
           <w:tcPr>
             <w:tcW w:w="875" w:type="dxa"/>
             <w:vMerge/>
-            <w:shd w:val="clear" w:color="auto" w:fill="auto"/>
             <w:vAlign w:val="center"/>
           </w:tcPr>
           <w:p>
@@ -12440,7 +12582,6 @@
         <w:tc>
           <w:tcPr>
             <w:tcW w:w="6169" w:type="dxa"/>
-            <w:shd w:val="clear" w:color="auto" w:fill="auto"/>
             <w:vAlign w:val="center"/>
           </w:tcPr>
           <w:p>
@@ -12476,7 +12617,6 @@
         <w:tc>
           <w:tcPr>
             <w:tcW w:w="2015" w:type="dxa"/>
-            <w:shd w:val="clear" w:color="auto" w:fill="auto"/>
             <w:vAlign w:val="center"/>
           </w:tcPr>
           <w:p>
@@ -12515,7 +12655,7 @@
               <w:autoSpaceDE w:val="0"/>
               <w:autoSpaceDN w:val="0"/>
               <w:adjustRightInd w:val="0"/>
-              <w:jc w:val="center"/>
+              <w:jc w:val="both"/>
               <w:rPr>
                 <w:rFonts w:ascii="Arial Nova Cond" w:hAnsi="Arial Nova Cond" w:cs="Arial"/>
                 <w:color w:val="000000"/>
@@ -12539,7 +12679,6 @@
         <w:tc>
           <w:tcPr>
             <w:tcW w:w="1337" w:type="dxa"/>
-            <w:shd w:val="clear" w:color="auto" w:fill="auto"/>
             <w:vAlign w:val="center"/>
           </w:tcPr>
           <w:p>
@@ -12578,7 +12717,6 @@
           <w:tcPr>
             <w:tcW w:w="875" w:type="dxa"/>
             <w:vMerge w:val="restart"/>
-            <w:shd w:val="clear" w:color="auto" w:fill="auto"/>
             <w:vAlign w:val="center"/>
           </w:tcPr>
           <w:p>
@@ -12682,7 +12820,6 @@
         <w:tc>
           <w:tcPr>
             <w:tcW w:w="6169" w:type="dxa"/>
-            <w:shd w:val="clear" w:color="auto" w:fill="auto"/>
             <w:vAlign w:val="center"/>
           </w:tcPr>
           <w:p>
@@ -12718,7 +12855,6 @@
         <w:tc>
           <w:tcPr>
             <w:tcW w:w="2015" w:type="dxa"/>
-            <w:shd w:val="clear" w:color="auto" w:fill="auto"/>
             <w:vAlign w:val="center"/>
           </w:tcPr>
           <w:p>
@@ -12757,7 +12893,7 @@
               <w:autoSpaceDE w:val="0"/>
               <w:autoSpaceDN w:val="0"/>
               <w:adjustRightInd w:val="0"/>
-              <w:jc w:val="center"/>
+              <w:jc w:val="both"/>
               <w:rPr>
                 <w:rFonts w:ascii="Arial Nova Cond" w:hAnsi="Arial Nova Cond" w:cs="Arial"/>
                 <w:color w:val="000000"/>
@@ -12781,7 +12917,6 @@
         <w:tc>
           <w:tcPr>
             <w:tcW w:w="1337" w:type="dxa"/>
-            <w:shd w:val="clear" w:color="auto" w:fill="auto"/>
             <w:vAlign w:val="center"/>
           </w:tcPr>
           <w:p>
@@ -12820,7 +12955,6 @@
           <w:tcPr>
             <w:tcW w:w="875" w:type="dxa"/>
             <w:vMerge/>
-            <w:shd w:val="clear" w:color="auto" w:fill="auto"/>
             <w:vAlign w:val="center"/>
           </w:tcPr>
           <w:p>
@@ -12912,7 +13046,6 @@
         <w:tc>
           <w:tcPr>
             <w:tcW w:w="6169" w:type="dxa"/>
-            <w:shd w:val="clear" w:color="auto" w:fill="auto"/>
             <w:vAlign w:val="center"/>
           </w:tcPr>
           <w:p>
@@ -12947,7 +13080,6 @@
         <w:tc>
           <w:tcPr>
             <w:tcW w:w="2015" w:type="dxa"/>
-            <w:shd w:val="clear" w:color="auto" w:fill="auto"/>
             <w:vAlign w:val="center"/>
           </w:tcPr>
           <w:p>
@@ -12986,7 +13118,7 @@
               <w:autoSpaceDE w:val="0"/>
               <w:autoSpaceDN w:val="0"/>
               <w:adjustRightInd w:val="0"/>
-              <w:jc w:val="center"/>
+              <w:jc w:val="both"/>
               <w:rPr>
                 <w:rFonts w:ascii="Arial Nova Cond" w:hAnsi="Arial Nova Cond" w:cs="Arial"/>
                 <w:color w:val="000000"/>
@@ -13010,7 +13142,6 @@
         <w:tc>
           <w:tcPr>
             <w:tcW w:w="1337" w:type="dxa"/>
-            <w:shd w:val="clear" w:color="auto" w:fill="auto"/>
             <w:vAlign w:val="center"/>
           </w:tcPr>
           <w:p>
@@ -13049,7 +13180,6 @@
           <w:tcPr>
             <w:tcW w:w="875" w:type="dxa"/>
             <w:vMerge w:val="restart"/>
-            <w:shd w:val="clear" w:color="auto" w:fill="auto"/>
             <w:vAlign w:val="center"/>
           </w:tcPr>
           <w:p>
@@ -13160,7 +13290,6 @@
         <w:tc>
           <w:tcPr>
             <w:tcW w:w="6169" w:type="dxa"/>
-            <w:shd w:val="clear" w:color="auto" w:fill="auto"/>
             <w:vAlign w:val="center"/>
           </w:tcPr>
           <w:p>
@@ -13195,7 +13324,6 @@
         <w:tc>
           <w:tcPr>
             <w:tcW w:w="2015" w:type="dxa"/>
-            <w:shd w:val="clear" w:color="auto" w:fill="auto"/>
             <w:vAlign w:val="center"/>
           </w:tcPr>
           <w:p>
@@ -13234,7 +13362,7 @@
               <w:autoSpaceDE w:val="0"/>
               <w:autoSpaceDN w:val="0"/>
               <w:adjustRightInd w:val="0"/>
-              <w:jc w:val="center"/>
+              <w:jc w:val="both"/>
               <w:rPr>
                 <w:rFonts w:ascii="Arial Nova Cond" w:hAnsi="Arial Nova Cond" w:cs="Arial"/>
                 <w:color w:val="000000"/>
@@ -13258,7 +13386,6 @@
         <w:tc>
           <w:tcPr>
             <w:tcW w:w="1337" w:type="dxa"/>
-            <w:shd w:val="clear" w:color="auto" w:fill="auto"/>
             <w:vAlign w:val="center"/>
           </w:tcPr>
           <w:p>
@@ -13297,7 +13424,6 @@
           <w:tcPr>
             <w:tcW w:w="875" w:type="dxa"/>
             <w:vMerge/>
-            <w:shd w:val="clear" w:color="auto" w:fill="auto"/>
             <w:vAlign w:val="center"/>
           </w:tcPr>
           <w:p>
@@ -13397,7 +13523,6 @@
         <w:tc>
           <w:tcPr>
             <w:tcW w:w="6169" w:type="dxa"/>
-            <w:shd w:val="clear" w:color="auto" w:fill="auto"/>
             <w:vAlign w:val="center"/>
           </w:tcPr>
           <w:p>
@@ -13433,7 +13558,6 @@
         <w:tc>
           <w:tcPr>
             <w:tcW w:w="2015" w:type="dxa"/>
-            <w:shd w:val="clear" w:color="auto" w:fill="auto"/>
             <w:vAlign w:val="center"/>
           </w:tcPr>
           <w:p>
@@ -13471,7 +13595,7 @@
               <w:autoSpaceDE w:val="0"/>
               <w:autoSpaceDN w:val="0"/>
               <w:adjustRightInd w:val="0"/>
-              <w:jc w:val="center"/>
+              <w:jc w:val="both"/>
               <w:rPr>
                 <w:rFonts w:ascii="Arial Nova Cond" w:hAnsi="Arial Nova Cond" w:cs="Arial"/>
                 <w:color w:val="000000"/>
@@ -13495,7 +13619,6 @@
         <w:tc>
           <w:tcPr>
             <w:tcW w:w="1337" w:type="dxa"/>
-            <w:shd w:val="clear" w:color="auto" w:fill="auto"/>
             <w:vAlign w:val="center"/>
           </w:tcPr>
           <w:p>
@@ -13525,6 +13648,7 @@
           </w:p>
         </w:tc>
       </w:tr>
+      <w:bookmarkEnd w:id="1"/>
     </w:tbl>
     <w:p>
       <w:pPr>
@@ -24320,7 +24444,25 @@
                 <w:kern w:val="0"/>
                 <w14:ligatures w14:val="none"/>
               </w:rPr>
-              <w:t xml:space="preserve">ARROYO PONCE, Gamaniel. Lengua quechua. </w:t>
+              <w:t xml:space="preserve">ARROYO PONCE, </w:t>
+            </w:r>
+            <w:proofErr w:type="spellStart"/>
+            <w:r>
+              <w:rPr>
+                <w:rFonts w:ascii="Arial Nova Cond Light" w:eastAsia="Calibri" w:hAnsi="Arial Nova Cond Light" w:cs="Calibri Light"/>
+                <w:kern w:val="0"/>
+                <w14:ligatures w14:val="none"/>
+              </w:rPr>
+              <w:t>Gamaniel</w:t>
+            </w:r>
+            <w:proofErr w:type="spellEnd"/>
+            <w:r>
+              <w:rPr>
+                <w:rFonts w:ascii="Arial Nova Cond Light" w:eastAsia="Calibri" w:hAnsi="Arial Nova Cond Light" w:cs="Calibri Light"/>
+                <w:kern w:val="0"/>
+                <w14:ligatures w14:val="none"/>
+              </w:rPr>
+              <w:t xml:space="preserve">. Lengua quechua. </w:t>
             </w:r>
           </w:p>
           <w:p>
@@ -24370,7 +24512,43 @@
                 <w:kern w:val="0"/>
                 <w14:ligatures w14:val="none"/>
               </w:rPr>
-              <w:t xml:space="preserve">CACERES VARGAS (1996). Gloria. Riqsinakusun (Conozcámonos). Lima Ediciones Kuyay. 1996. </w:t>
+              <w:t xml:space="preserve">CACERES VARGAS (1996). Gloria. </w:t>
+            </w:r>
+            <w:proofErr w:type="spellStart"/>
+            <w:r>
+              <w:rPr>
+                <w:rFonts w:ascii="Arial Nova Cond Light" w:eastAsia="Calibri" w:hAnsi="Arial Nova Cond Light" w:cs="Calibri Light"/>
+                <w:kern w:val="0"/>
+                <w14:ligatures w14:val="none"/>
+              </w:rPr>
+              <w:t>Riqsinakusun</w:t>
+            </w:r>
+            <w:proofErr w:type="spellEnd"/>
+            <w:r>
+              <w:rPr>
+                <w:rFonts w:ascii="Arial Nova Cond Light" w:eastAsia="Calibri" w:hAnsi="Arial Nova Cond Light" w:cs="Calibri Light"/>
+                <w:kern w:val="0"/>
+                <w14:ligatures w14:val="none"/>
+              </w:rPr>
+              <w:t xml:space="preserve"> (Conozcámonos). Lima Ediciones </w:t>
+            </w:r>
+            <w:proofErr w:type="spellStart"/>
+            <w:r>
+              <w:rPr>
+                <w:rFonts w:ascii="Arial Nova Cond Light" w:eastAsia="Calibri" w:hAnsi="Arial Nova Cond Light" w:cs="Calibri Light"/>
+                <w:kern w:val="0"/>
+                <w14:ligatures w14:val="none"/>
+              </w:rPr>
+              <w:t>Kuyay</w:t>
+            </w:r>
+            <w:proofErr w:type="spellEnd"/>
+            <w:r>
+              <w:rPr>
+                <w:rFonts w:ascii="Arial Nova Cond Light" w:eastAsia="Calibri" w:hAnsi="Arial Nova Cond Light" w:cs="Calibri Light"/>
+                <w:kern w:val="0"/>
+                <w14:ligatures w14:val="none"/>
+              </w:rPr>
+              <w:t xml:space="preserve">. 1996. </w:t>
             </w:r>
           </w:p>
           <w:p>
@@ -24395,7 +24573,43 @@
                 <w:kern w:val="0"/>
                 <w14:ligatures w14:val="none"/>
               </w:rPr>
-              <w:t xml:space="preserve">FLORES SANTANA, Amador (2003). Runasimipi Rimasun. Huancavelica. </w:t>
+              <w:t xml:space="preserve">FLORES SANTANA, Amador (2003). </w:t>
+            </w:r>
+            <w:proofErr w:type="spellStart"/>
+            <w:r>
+              <w:rPr>
+                <w:rFonts w:ascii="Arial Nova Cond Light" w:eastAsia="Calibri" w:hAnsi="Arial Nova Cond Light" w:cs="Calibri Light"/>
+                <w:kern w:val="0"/>
+                <w14:ligatures w14:val="none"/>
+              </w:rPr>
+              <w:t>Runasimipi</w:t>
+            </w:r>
+            <w:proofErr w:type="spellEnd"/>
+            <w:r>
+              <w:rPr>
+                <w:rFonts w:ascii="Arial Nova Cond Light" w:eastAsia="Calibri" w:hAnsi="Arial Nova Cond Light" w:cs="Calibri Light"/>
+                <w:kern w:val="0"/>
+                <w14:ligatures w14:val="none"/>
+              </w:rPr>
+              <w:t xml:space="preserve"> </w:t>
+            </w:r>
+            <w:proofErr w:type="spellStart"/>
+            <w:r>
+              <w:rPr>
+                <w:rFonts w:ascii="Arial Nova Cond Light" w:eastAsia="Calibri" w:hAnsi="Arial Nova Cond Light" w:cs="Calibri Light"/>
+                <w:kern w:val="0"/>
+                <w14:ligatures w14:val="none"/>
+              </w:rPr>
+              <w:t>Rimasun</w:t>
+            </w:r>
+            <w:proofErr w:type="spellEnd"/>
+            <w:r>
+              <w:rPr>
+                <w:rFonts w:ascii="Arial Nova Cond Light" w:eastAsia="Calibri" w:hAnsi="Arial Nova Cond Light" w:cs="Calibri Light"/>
+                <w:kern w:val="0"/>
+                <w14:ligatures w14:val="none"/>
+              </w:rPr>
+              <w:t xml:space="preserve">. Huancavelica. </w:t>
             </w:r>
           </w:p>
           <w:p>
@@ -24420,7 +24634,79 @@
                 <w:kern w:val="0"/>
                 <w14:ligatures w14:val="none"/>
               </w:rPr>
-              <w:t xml:space="preserve">GODENZZI, Juan Carlos y VENGOA ZÚÑIGA, Janett (1994). Runasimanta Yayaychakusun. Asociación Pukllasunchis y CERA “Bartolomé de las Casas” Cusco. </w:t>
+              <w:t xml:space="preserve">GODENZZI, Juan Carlos y VENGOA ZÚÑIGA, </w:t>
+            </w:r>
+            <w:proofErr w:type="spellStart"/>
+            <w:r>
+              <w:rPr>
+                <w:rFonts w:ascii="Arial Nova Cond Light" w:eastAsia="Calibri" w:hAnsi="Arial Nova Cond Light" w:cs="Calibri Light"/>
+                <w:kern w:val="0"/>
+                <w14:ligatures w14:val="none"/>
+              </w:rPr>
+              <w:t>Janett</w:t>
+            </w:r>
+            <w:proofErr w:type="spellEnd"/>
+            <w:r>
+              <w:rPr>
+                <w:rFonts w:ascii="Arial Nova Cond Light" w:eastAsia="Calibri" w:hAnsi="Arial Nova Cond Light" w:cs="Calibri Light"/>
+                <w:kern w:val="0"/>
+                <w14:ligatures w14:val="none"/>
+              </w:rPr>
+              <w:t xml:space="preserve"> (1994). </w:t>
+            </w:r>
+            <w:proofErr w:type="spellStart"/>
+            <w:r>
+              <w:rPr>
+                <w:rFonts w:ascii="Arial Nova Cond Light" w:eastAsia="Calibri" w:hAnsi="Arial Nova Cond Light" w:cs="Calibri Light"/>
+                <w:kern w:val="0"/>
+                <w14:ligatures w14:val="none"/>
+              </w:rPr>
+              <w:t>Runasimanta</w:t>
+            </w:r>
+            <w:proofErr w:type="spellEnd"/>
+            <w:r>
+              <w:rPr>
+                <w:rFonts w:ascii="Arial Nova Cond Light" w:eastAsia="Calibri" w:hAnsi="Arial Nova Cond Light" w:cs="Calibri Light"/>
+                <w:kern w:val="0"/>
+                <w14:ligatures w14:val="none"/>
+              </w:rPr>
+              <w:t xml:space="preserve"> </w:t>
+            </w:r>
+            <w:proofErr w:type="spellStart"/>
+            <w:r>
+              <w:rPr>
+                <w:rFonts w:ascii="Arial Nova Cond Light" w:eastAsia="Calibri" w:hAnsi="Arial Nova Cond Light" w:cs="Calibri Light"/>
+                <w:kern w:val="0"/>
+                <w14:ligatures w14:val="none"/>
+              </w:rPr>
+              <w:t>Yayaychakusun</w:t>
+            </w:r>
+            <w:proofErr w:type="spellEnd"/>
+            <w:r>
+              <w:rPr>
+                <w:rFonts w:ascii="Arial Nova Cond Light" w:eastAsia="Calibri" w:hAnsi="Arial Nova Cond Light" w:cs="Calibri Light"/>
+                <w:kern w:val="0"/>
+                <w14:ligatures w14:val="none"/>
+              </w:rPr>
+              <w:t xml:space="preserve">. Asociación </w:t>
+            </w:r>
+            <w:proofErr w:type="spellStart"/>
+            <w:r>
+              <w:rPr>
+                <w:rFonts w:ascii="Arial Nova Cond Light" w:eastAsia="Calibri" w:hAnsi="Arial Nova Cond Light" w:cs="Calibri Light"/>
+                <w:kern w:val="0"/>
+                <w14:ligatures w14:val="none"/>
+              </w:rPr>
+              <w:t>Pukllasunchis</w:t>
+            </w:r>
+            <w:proofErr w:type="spellEnd"/>
+            <w:r>
+              <w:rPr>
+                <w:rFonts w:ascii="Arial Nova Cond Light" w:eastAsia="Calibri" w:hAnsi="Arial Nova Cond Light" w:cs="Calibri Light"/>
+                <w:kern w:val="0"/>
+                <w14:ligatures w14:val="none"/>
+              </w:rPr>
+              <w:t xml:space="preserve"> y CERA “Bartolomé de las Casas” Cusco. </w:t>
             </w:r>
           </w:p>
           <w:p>
@@ -24470,7 +24756,25 @@
                 <w:kern w:val="0"/>
                 <w14:ligatures w14:val="none"/>
               </w:rPr>
-              <w:t xml:space="preserve">ROJAS, Íbico (1998). Origen y expansión del quechua. Lima. </w:t>
+              <w:t xml:space="preserve">ROJAS, </w:t>
+            </w:r>
+            <w:proofErr w:type="spellStart"/>
+            <w:r>
+              <w:rPr>
+                <w:rFonts w:ascii="Arial Nova Cond Light" w:eastAsia="Calibri" w:hAnsi="Arial Nova Cond Light" w:cs="Calibri Light"/>
+                <w:kern w:val="0"/>
+                <w14:ligatures w14:val="none"/>
+              </w:rPr>
+              <w:t>Íbico</w:t>
+            </w:r>
+            <w:proofErr w:type="spellEnd"/>
+            <w:r>
+              <w:rPr>
+                <w:rFonts w:ascii="Arial Nova Cond Light" w:eastAsia="Calibri" w:hAnsi="Arial Nova Cond Light" w:cs="Calibri Light"/>
+                <w:kern w:val="0"/>
+                <w14:ligatures w14:val="none"/>
+              </w:rPr>
+              <w:t xml:space="preserve"> (1998). Origen y expansión del quechua. Lima. </w:t>
             </w:r>
           </w:p>
           <w:p>
@@ -24495,7 +24799,25 @@
                 <w:kern w:val="0"/>
                 <w14:ligatures w14:val="none"/>
               </w:rPr>
-              <w:t xml:space="preserve">SOLIS FONSECA, Gustavo y CHACÓN SIHUAY, Jorge (1989). Lingüística y gramática Runasimi-chanka. Ministerio de Educación. UNESCO-AGFUND. </w:t>
+              <w:t>SOLIS FONSECA, Gustavo y CHACÓN SIHUAY, Jorge (1989). Lingüística y gramática Runasimi-</w:t>
+            </w:r>
+            <w:proofErr w:type="spellStart"/>
+            <w:r>
+              <w:rPr>
+                <w:rFonts w:ascii="Arial Nova Cond Light" w:eastAsia="Calibri" w:hAnsi="Arial Nova Cond Light" w:cs="Calibri Light"/>
+                <w:kern w:val="0"/>
+                <w14:ligatures w14:val="none"/>
+              </w:rPr>
+              <w:t>chanka</w:t>
+            </w:r>
+            <w:proofErr w:type="spellEnd"/>
+            <w:r>
+              <w:rPr>
+                <w:rFonts w:ascii="Arial Nova Cond Light" w:eastAsia="Calibri" w:hAnsi="Arial Nova Cond Light" w:cs="Calibri Light"/>
+                <w:kern w:val="0"/>
+                <w14:ligatures w14:val="none"/>
+              </w:rPr>
+              <w:t xml:space="preserve">. Ministerio de Educación. UNESCO-AGFUND. </w:t>
             </w:r>
           </w:p>
           <w:p>
@@ -24520,7 +24842,43 @@
                 <w:kern w:val="0"/>
                 <w14:ligatures w14:val="none"/>
               </w:rPr>
-              <w:t xml:space="preserve">SOTO RUIZ, Clodoaldo (1976). Gramática quechua: Ayacucho-Chanka. Lima: Ministerio de Educación/Instituto de Estudios Peruanos. </w:t>
+              <w:t xml:space="preserve">SOTO RUIZ, </w:t>
+            </w:r>
+            <w:proofErr w:type="spellStart"/>
+            <w:r>
+              <w:rPr>
+                <w:rFonts w:ascii="Arial Nova Cond Light" w:eastAsia="Calibri" w:hAnsi="Arial Nova Cond Light" w:cs="Calibri Light"/>
+                <w:kern w:val="0"/>
+                <w14:ligatures w14:val="none"/>
+              </w:rPr>
+              <w:t>Clodoaldo</w:t>
+            </w:r>
+            <w:proofErr w:type="spellEnd"/>
+            <w:r>
+              <w:rPr>
+                <w:rFonts w:ascii="Arial Nova Cond Light" w:eastAsia="Calibri" w:hAnsi="Arial Nova Cond Light" w:cs="Calibri Light"/>
+                <w:kern w:val="0"/>
+                <w14:ligatures w14:val="none"/>
+              </w:rPr>
+              <w:t xml:space="preserve"> (1976). Gramática quechua: Ayacucho-</w:t>
+            </w:r>
+            <w:proofErr w:type="spellStart"/>
+            <w:r>
+              <w:rPr>
+                <w:rFonts w:ascii="Arial Nova Cond Light" w:eastAsia="Calibri" w:hAnsi="Arial Nova Cond Light" w:cs="Calibri Light"/>
+                <w:kern w:val="0"/>
+                <w14:ligatures w14:val="none"/>
+              </w:rPr>
+              <w:t>Chanka</w:t>
+            </w:r>
+            <w:proofErr w:type="spellEnd"/>
+            <w:r>
+              <w:rPr>
+                <w:rFonts w:ascii="Arial Nova Cond Light" w:eastAsia="Calibri" w:hAnsi="Arial Nova Cond Light" w:cs="Calibri Light"/>
+                <w:kern w:val="0"/>
+                <w14:ligatures w14:val="none"/>
+              </w:rPr>
+              <w:t xml:space="preserve">. Lima: Ministerio de Educación/Instituto de Estudios Peruanos. </w:t>
             </w:r>
           </w:p>
           <w:p>
@@ -24545,7 +24903,25 @@
                 <w:kern w:val="0"/>
                 <w14:ligatures w14:val="none"/>
               </w:rPr>
-              <w:t>Manual del texto escolar de Quechua 1° Grado de Educación Secundaria.</w:t>
+              <w:t xml:space="preserve">Manual del texto escolar de </w:t>
+            </w:r>
+            <w:proofErr w:type="gramStart"/>
+            <w:r>
+              <w:rPr>
+                <w:rFonts w:ascii="Arial Nova Cond Light" w:eastAsia="Calibri" w:hAnsi="Arial Nova Cond Light" w:cs="Calibri Light"/>
+                <w:kern w:val="0"/>
+                <w14:ligatures w14:val="none"/>
+              </w:rPr>
+              <w:t>Quechua</w:t>
+            </w:r>
+            <w:proofErr w:type="gramEnd"/>
+            <w:r>
+              <w:rPr>
+                <w:rFonts w:ascii="Arial Nova Cond Light" w:eastAsia="Calibri" w:hAnsi="Arial Nova Cond Light" w:cs="Calibri Light"/>
+                <w:kern w:val="0"/>
+                <w14:ligatures w14:val="none"/>
+              </w:rPr>
+              <w:t xml:space="preserve"> 1° Grado de Educación Secundaria.</w:t>
             </w:r>
           </w:p>
           <w:p>
@@ -24595,7 +24971,25 @@
                 <w:kern w:val="0"/>
                 <w14:ligatures w14:val="none"/>
               </w:rPr>
-              <w:t xml:space="preserve">Minedu (2016). Programa curricular de educación secundaria. Resolución Ministerial N° 649-2016-Minedu. </w:t>
+              <w:t xml:space="preserve">Minedu (2016). Programa curricular de educación secundaria. Resolución Ministerial </w:t>
+            </w:r>
+            <w:proofErr w:type="spellStart"/>
+            <w:r>
+              <w:rPr>
+                <w:rFonts w:ascii="Arial Nova Cond Light" w:eastAsia="Calibri" w:hAnsi="Arial Nova Cond Light" w:cs="Calibri Light"/>
+                <w:kern w:val="0"/>
+                <w14:ligatures w14:val="none"/>
+              </w:rPr>
+              <w:t>N°</w:t>
+            </w:r>
+            <w:proofErr w:type="spellEnd"/>
+            <w:r>
+              <w:rPr>
+                <w:rFonts w:ascii="Arial Nova Cond Light" w:eastAsia="Calibri" w:hAnsi="Arial Nova Cond Light" w:cs="Calibri Light"/>
+                <w:kern w:val="0"/>
+                <w14:ligatures w14:val="none"/>
+              </w:rPr>
+              <w:t xml:space="preserve"> 649-2016-Minedu. </w:t>
             </w:r>
           </w:p>
           <w:p>
@@ -24620,7 +25014,25 @@
                 <w:kern w:val="0"/>
                 <w14:ligatures w14:val="none"/>
               </w:rPr>
-              <w:t xml:space="preserve">Minedu (2016). Currículo Nacional de la educación básica. Resolución Ministerial N° 281-2016-Minedu y su modificatoria. </w:t>
+              <w:t xml:space="preserve">Minedu (2016). Currículo Nacional de la educación básica. Resolución Ministerial </w:t>
+            </w:r>
+            <w:proofErr w:type="spellStart"/>
+            <w:r>
+              <w:rPr>
+                <w:rFonts w:ascii="Arial Nova Cond Light" w:eastAsia="Calibri" w:hAnsi="Arial Nova Cond Light" w:cs="Calibri Light"/>
+                <w:kern w:val="0"/>
+                <w14:ligatures w14:val="none"/>
+              </w:rPr>
+              <w:t>N°</w:t>
+            </w:r>
+            <w:proofErr w:type="spellEnd"/>
+            <w:r>
+              <w:rPr>
+                <w:rFonts w:ascii="Arial Nova Cond Light" w:eastAsia="Calibri" w:hAnsi="Arial Nova Cond Light" w:cs="Calibri Light"/>
+                <w:kern w:val="0"/>
+                <w14:ligatures w14:val="none"/>
+              </w:rPr>
+              <w:t xml:space="preserve"> 281-2016-Minedu y su modificatoria. </w:t>
             </w:r>
           </w:p>
           <w:p>
@@ -24668,7 +25080,25 @@
                 <w:kern w:val="0"/>
                 <w14:ligatures w14:val="none"/>
               </w:rPr>
-              <w:t xml:space="preserve">Minedu (2024). Resolución ministerial N° 556-2024-MINEDU. </w:t>
+              <w:t xml:space="preserve">Minedu (2024). Resolución ministerial </w:t>
+            </w:r>
+            <w:proofErr w:type="spellStart"/>
+            <w:r>
+              <w:rPr>
+                <w:rFonts w:ascii="Arial Nova Cond Light" w:eastAsia="Calibri" w:hAnsi="Arial Nova Cond Light" w:cs="Calibri Light"/>
+                <w:kern w:val="0"/>
+                <w14:ligatures w14:val="none"/>
+              </w:rPr>
+              <w:t>N°</w:t>
+            </w:r>
+            <w:proofErr w:type="spellEnd"/>
+            <w:r>
+              <w:rPr>
+                <w:rFonts w:ascii="Arial Nova Cond Light" w:eastAsia="Calibri" w:hAnsi="Arial Nova Cond Light" w:cs="Calibri Light"/>
+                <w:kern w:val="0"/>
+                <w14:ligatures w14:val="none"/>
+              </w:rPr>
+              <w:t xml:space="preserve"> 556-2024-MINEDU. </w:t>
             </w:r>
           </w:p>
           <w:p>
@@ -24701,7 +25131,21 @@
               <w:rPr>
                 <w:rFonts w:ascii="Arial Nova Cond Light" w:hAnsi="Arial Nova Cond Light"/>
               </w:rPr>
-              <w:t xml:space="preserve">). Resolución ministerial N° 501-2025-MINEDU   </w:t>
+              <w:t xml:space="preserve">). Resolución ministerial </w:t>
+            </w:r>
+            <w:proofErr w:type="spellStart"/>
+            <w:r>
+              <w:rPr>
+                <w:rFonts w:ascii="Arial Nova Cond Light" w:hAnsi="Arial Nova Cond Light"/>
+              </w:rPr>
+              <w:t>N°</w:t>
+            </w:r>
+            <w:proofErr w:type="spellEnd"/>
+            <w:r>
+              <w:rPr>
+                <w:rFonts w:ascii="Arial Nova Cond Light" w:hAnsi="Arial Nova Cond Light"/>
+              </w:rPr>
+              <w:t xml:space="preserve"> 501-2025-MINEDU   </w:t>
             </w:r>
           </w:p>
         </w:tc>
@@ -24766,7 +25210,25 @@
                 <w:kern w:val="0"/>
                 <w14:ligatures w14:val="none"/>
               </w:rPr>
-              <w:t>Ministerio de Educación. Libro de Rimana de 1° grado de Educación Secundaria. 2022. Lima.</w:t>
+              <w:t xml:space="preserve">Ministerio de Educación. Libro de </w:t>
+            </w:r>
+            <w:proofErr w:type="spellStart"/>
+            <w:r>
+              <w:rPr>
+                <w:rFonts w:ascii="Arial Nova Cond Light" w:eastAsia="Calibri" w:hAnsi="Arial Nova Cond Light" w:cs="Calibri Light"/>
+                <w:kern w:val="0"/>
+                <w14:ligatures w14:val="none"/>
+              </w:rPr>
+              <w:t>Rimana</w:t>
+            </w:r>
+            <w:proofErr w:type="spellEnd"/>
+            <w:r>
+              <w:rPr>
+                <w:rFonts w:ascii="Arial Nova Cond Light" w:eastAsia="Calibri" w:hAnsi="Arial Nova Cond Light" w:cs="Calibri Light"/>
+                <w:kern w:val="0"/>
+                <w14:ligatures w14:val="none"/>
+              </w:rPr>
+              <w:t xml:space="preserve"> de 1° grado de Educación Secundaria. 2022. Lima.</w:t>
             </w:r>
           </w:p>
           <w:p>
@@ -24791,7 +25253,43 @@
                 <w:kern w:val="0"/>
                 <w14:ligatures w14:val="none"/>
               </w:rPr>
-              <w:t xml:space="preserve">Diccionario en Quechua Chanka. </w:t>
+              <w:t xml:space="preserve">Diccionario en </w:t>
+            </w:r>
+            <w:proofErr w:type="gramStart"/>
+            <w:r>
+              <w:rPr>
+                <w:rFonts w:ascii="Arial Nova Cond Light" w:eastAsia="Calibri" w:hAnsi="Arial Nova Cond Light" w:cs="Calibri Light"/>
+                <w:kern w:val="0"/>
+                <w14:ligatures w14:val="none"/>
+              </w:rPr>
+              <w:t>Quechua</w:t>
+            </w:r>
+            <w:proofErr w:type="gramEnd"/>
+            <w:r>
+              <w:rPr>
+                <w:rFonts w:ascii="Arial Nova Cond Light" w:eastAsia="Calibri" w:hAnsi="Arial Nova Cond Light" w:cs="Calibri Light"/>
+                <w:kern w:val="0"/>
+                <w14:ligatures w14:val="none"/>
+              </w:rPr>
+              <w:t xml:space="preserve"> </w:t>
+            </w:r>
+            <w:proofErr w:type="spellStart"/>
+            <w:r>
+              <w:rPr>
+                <w:rFonts w:ascii="Arial Nova Cond Light" w:eastAsia="Calibri" w:hAnsi="Arial Nova Cond Light" w:cs="Calibri Light"/>
+                <w:kern w:val="0"/>
+                <w14:ligatures w14:val="none"/>
+              </w:rPr>
+              <w:t>Chanka</w:t>
+            </w:r>
+            <w:proofErr w:type="spellEnd"/>
+            <w:r>
+              <w:rPr>
+                <w:rFonts w:ascii="Arial Nova Cond Light" w:eastAsia="Calibri" w:hAnsi="Arial Nova Cond Light" w:cs="Calibri Light"/>
+                <w:kern w:val="0"/>
+                <w14:ligatures w14:val="none"/>
+              </w:rPr>
+              <w:t xml:space="preserve">. </w:t>
             </w:r>
           </w:p>
           <w:p>
@@ -24818,6 +25316,7 @@
               </w:rPr>
               <w:t xml:space="preserve">Texto escolar de </w:t>
             </w:r>
+            <w:proofErr w:type="gramStart"/>
             <w:r>
               <w:rPr>
                 <w:rFonts w:ascii="Arial Nova Cond Light" w:eastAsia="Calibri" w:hAnsi="Arial Nova Cond Light" w:cs="Calibri Light"/>
@@ -24826,6 +25325,7 @@
               </w:rPr>
               <w:t>Quechua</w:t>
             </w:r>
+            <w:proofErr w:type="gramEnd"/>
             <w:r>
               <w:rPr>
                 <w:rFonts w:ascii="Arial Nova Cond Light" w:eastAsia="Calibri" w:hAnsi="Arial Nova Cond Light" w:cs="Calibri Light"/>
@@ -24986,7 +25486,7 @@
                 <w:bCs/>
               </w:rPr>
             </w:pPr>
-            <w:bookmarkStart w:id="1" w:name="_Hlk190893471"/>
+            <w:bookmarkStart w:id="2" w:name="_Hlk190893471"/>
           </w:p>
           <w:p>
             <w:pPr>
@@ -25366,7 +25866,7 @@
           </w:p>
         </w:tc>
       </w:tr>
-      <w:bookmarkEnd w:id="1"/>
+      <w:bookmarkEnd w:id="2"/>
     </w:tbl>
     <w:p>
       <w:pPr>

--- a/templates/plananual/QUECHUA 1° A 5°/QUECHUA 1° - PROGRAMACIÓN ANUAL 2026.docx
+++ b/templates/plananual/QUECHUA 1° A 5°/QUECHUA 1° - PROGRAMACIÓN ANUAL 2026.docx
@@ -1,6 +1,6 @@
 
 <file path=word/document.xml><?xml version="1.0" encoding="utf-8"?>
-<w:document xmlns:wpc="http://schemas.microsoft.com/office/word/2010/wordprocessingCanvas" xmlns:cx="http://schemas.microsoft.com/office/drawing/2014/chartex" xmlns:cx1="http://schemas.microsoft.com/office/drawing/2015/9/8/chartex" xmlns:cx2="http://schemas.microsoft.com/office/drawing/2015/10/21/chartex" xmlns:cx3="http://schemas.microsoft.com/office/drawing/2016/5/9/chartex" xmlns:cx4="http://schemas.microsoft.com/office/drawing/2016/5/10/chartex" xmlns:cx5="http://schemas.microsoft.com/office/drawing/2016/5/11/chartex" xmlns:cx6="http://schemas.microsoft.com/office/drawing/2016/5/12/chartex" xmlns:cx7="http://schemas.microsoft.com/office/drawing/2016/5/13/chartex" xmlns:cx8="http://schemas.microsoft.com/office/drawing/2016/5/14/chartex" xmlns:mc="http://schemas.openxmlformats.org/markup-compatibility/2006" xmlns:aink="http://schemas.microsoft.com/office/drawing/2016/ink" xmlns:am3d="http://schemas.microsoft.com/office/drawing/2017/model3d" xmlns:o="urn:schemas-microsoft-com:office:office" xmlns:oel="http://schemas.microsoft.com/office/2019/extlst" xmlns:r="http://schemas.openxmlformats.org/officeDocument/2006/relationships" xmlns:m="http://schemas.openxmlformats.org/officeDocument/2006/math" xmlns:v="urn:schemas-microsoft-com:vml" xmlns:wp14="http://schemas.microsoft.com/office/word/2010/wordprocessingDrawing" xmlns:wp="http://schemas.openxmlformats.org/drawingml/2006/wordprocessingDrawing" xmlns:w10="urn:schemas-microsoft-com:office:word" xmlns:w="http://schemas.openxmlformats.org/wordprocessingml/2006/main" xmlns:w14="http://schemas.microsoft.com/office/word/2010/wordml" xmlns:w15="http://schemas.microsoft.com/office/word/2012/wordml" xmlns:w16cex="http://schemas.microsoft.com/office/word/2018/wordml/cex" xmlns:w16cid="http://schemas.microsoft.com/office/word/2016/wordml/cid" xmlns:w16="http://schemas.microsoft.com/office/word/2018/wordml" xmlns:w16du="http://schemas.microsoft.com/office/word/2023/wordml/word16du" xmlns:w16sdtdh="http://schemas.microsoft.com/office/word/2020/wordml/sdtdatahash" xmlns:w16se="http://schemas.microsoft.com/office/word/2015/wordml/symex" xmlns:wpg="http://schemas.microsoft.com/office/word/2010/wordprocessingGroup" xmlns:wpi="http://schemas.microsoft.com/office/word/2010/wordprocessingInk" xmlns:wne="http://schemas.microsoft.com/office/word/2006/wordml" xmlns:wps="http://schemas.microsoft.com/office/word/2010/wordprocessingShape" mc:Ignorable="w14 w15 w16se w16cid w16 w16cex w16sdtdh w16du wp14">
+<w:document xmlns:wpc="http://schemas.microsoft.com/office/word/2010/wordprocessingCanvas" xmlns:cx="http://schemas.microsoft.com/office/drawing/2014/chartex" xmlns:cx1="http://schemas.microsoft.com/office/drawing/2015/9/8/chartex" xmlns:cx2="http://schemas.microsoft.com/office/drawing/2015/10/21/chartex" xmlns:cx3="http://schemas.microsoft.com/office/drawing/2016/5/9/chartex" xmlns:cx4="http://schemas.microsoft.com/office/drawing/2016/5/10/chartex" xmlns:cx5="http://schemas.microsoft.com/office/drawing/2016/5/11/chartex" xmlns:cx6="http://schemas.microsoft.com/office/drawing/2016/5/12/chartex" xmlns:cx7="http://schemas.microsoft.com/office/drawing/2016/5/13/chartex" xmlns:cx8="http://schemas.microsoft.com/office/drawing/2016/5/14/chartex" xmlns:mc="http://schemas.openxmlformats.org/markup-compatibility/2006" xmlns:aink="http://schemas.microsoft.com/office/drawing/2016/ink" xmlns:am3d="http://schemas.microsoft.com/office/drawing/2017/model3d" xmlns:o="urn:schemas-microsoft-com:office:office" xmlns:oel="http://schemas.microsoft.com/office/2019/extlst" xmlns:r="http://schemas.openxmlformats.org/officeDocument/2006/relationships" xmlns:m="http://schemas.openxmlformats.org/officeDocument/2006/math" xmlns:v="urn:schemas-microsoft-com:vml" xmlns:wp14="http://schemas.microsoft.com/office/word/2010/wordprocessingDrawing" xmlns:wp="http://schemas.openxmlformats.org/drawingml/2006/wordprocessingDrawing" xmlns:w10="urn:schemas-microsoft-com:office:word" xmlns:w="http://schemas.openxmlformats.org/wordprocessingml/2006/main" xmlns:w14="http://schemas.microsoft.com/office/word/2010/wordml" xmlns:w15="http://schemas.microsoft.com/office/word/2012/wordml" xmlns:w16cex="http://schemas.microsoft.com/office/word/2018/wordml/cex" xmlns:w16cid="http://schemas.microsoft.com/office/word/2016/wordml/cid" xmlns:w16="http://schemas.microsoft.com/office/word/2018/wordml" xmlns:w16du="http://schemas.microsoft.com/office/word/2023/wordml/word16du" xmlns:w16sdtdh="http://schemas.microsoft.com/office/word/2020/wordml/sdtdatahash" xmlns:w16sdtfl="http://schemas.microsoft.com/office/word/2024/wordml/sdtformatlock" xmlns:w16se="http://schemas.microsoft.com/office/word/2015/wordml/symex" xmlns:wpg="http://schemas.microsoft.com/office/word/2010/wordprocessingGroup" xmlns:wpi="http://schemas.microsoft.com/office/word/2010/wordprocessingInk" xmlns:wne="http://schemas.microsoft.com/office/word/2006/wordml" xmlns:wps="http://schemas.microsoft.com/office/word/2010/wordprocessingShape" mc:Ignorable="w14 w15 w16se w16cid w16 w16cex w16sdtdh w16sdtfl w16du wp14">
   <w:body>
     <w:p>
       <w:pPr>
@@ -258,31 +258,7 @@
                                   <w:sz w:val="32"/>
                                   <w:szCs w:val="32"/>
                                 </w:rPr>
-                                <w:t>{{</w:t>
-                              </w:r>
-                              <w:proofErr w:type="spellStart"/>
-                              <w:r>
-                                <w:rPr>
-                                  <w:rFonts w:ascii="Aptos ExtraBold" w:hAnsi="Aptos ExtraBold" w:cs="Times New Roman"/>
-                                  <w:b/>
-                                  <w:bCs/>
-                                  <w:color w:val="FFFFFF" w:themeColor="background1"/>
-                                  <w:sz w:val="32"/>
-                                  <w:szCs w:val="32"/>
-                                </w:rPr>
-                                <w:t>anio</w:t>
-                              </w:r>
-                              <w:proofErr w:type="spellEnd"/>
-                              <w:r>
-                                <w:rPr>
-                                  <w:rFonts w:ascii="Aptos ExtraBold" w:hAnsi="Aptos ExtraBold" w:cs="Times New Roman"/>
-                                  <w:b/>
-                                  <w:bCs/>
-                                  <w:color w:val="FFFFFF" w:themeColor="background1"/>
-                                  <w:sz w:val="32"/>
-                                  <w:szCs w:val="32"/>
-                                </w:rPr>
-                                <w:t>}}</w:t>
+                                <w:t>{{anio}}</w:t>
                               </w:r>
                             </w:p>
                           </w:txbxContent>
@@ -612,89 +588,53 @@
                 <w:sz w:val="20"/>
                 <w:szCs w:val="20"/>
               </w:rPr>
-              <w:t>{{</w:t>
-            </w:r>
-            <w:proofErr w:type="spellStart"/>
+              <w:t>{{dre}}</w:t>
+            </w:r>
+          </w:p>
+        </w:tc>
+        <w:tc>
+          <w:tcPr>
+            <w:tcW w:w="5245" w:type="dxa"/>
+            <w:vAlign w:val="center"/>
+          </w:tcPr>
+          <w:p>
+            <w:pPr>
+              <w:spacing w:line="276" w:lineRule="auto"/>
+              <w:jc w:val="center"/>
+              <w:rPr>
+                <w:rFonts w:ascii="Arial Nova Cond Light" w:hAnsi="Arial Nova Cond Light" w:cs="Times New Roman"/>
+              </w:rPr>
+            </w:pPr>
             <w:r>
               <w:rPr>
                 <w:rFonts w:ascii="Arial Nova Cond" w:hAnsi="Arial Nova Cond" w:cs="Times New Roman"/>
                 <w:sz w:val="20"/>
                 <w:szCs w:val="20"/>
               </w:rPr>
-              <w:t>dre</w:t>
-            </w:r>
-            <w:proofErr w:type="spellEnd"/>
+              <w:t>{{director}}</w:t>
+            </w:r>
+          </w:p>
+        </w:tc>
+        <w:tc>
+          <w:tcPr>
+            <w:tcW w:w="4819" w:type="dxa"/>
+            <w:vAlign w:val="center"/>
+          </w:tcPr>
+          <w:p>
+            <w:pPr>
+              <w:spacing w:line="276" w:lineRule="auto"/>
+              <w:jc w:val="center"/>
+              <w:rPr>
+                <w:rFonts w:ascii="Arial Nova Cond Light" w:hAnsi="Arial Nova Cond Light" w:cs="Times New Roman"/>
+              </w:rPr>
+            </w:pPr>
             <w:r>
               <w:rPr>
                 <w:rFonts w:ascii="Arial Nova Cond" w:hAnsi="Arial Nova Cond" w:cs="Times New Roman"/>
                 <w:sz w:val="20"/>
                 <w:szCs w:val="20"/>
               </w:rPr>
-              <w:t>}}</w:t>
-            </w:r>
-          </w:p>
-        </w:tc>
-        <w:tc>
-          <w:tcPr>
-            <w:tcW w:w="5245" w:type="dxa"/>
-            <w:vAlign w:val="center"/>
-          </w:tcPr>
-          <w:p>
-            <w:pPr>
-              <w:spacing w:line="276" w:lineRule="auto"/>
-              <w:jc w:val="center"/>
-              <w:rPr>
-                <w:rFonts w:ascii="Arial Nova Cond Light" w:hAnsi="Arial Nova Cond Light" w:cs="Times New Roman"/>
-              </w:rPr>
-            </w:pPr>
-            <w:r>
-              <w:rPr>
-                <w:rFonts w:ascii="Arial Nova Cond" w:hAnsi="Arial Nova Cond" w:cs="Times New Roman"/>
-                <w:sz w:val="20"/>
-                <w:szCs w:val="20"/>
-              </w:rPr>
-              <w:t>{{director}}</w:t>
-            </w:r>
-          </w:p>
-        </w:tc>
-        <w:tc>
-          <w:tcPr>
-            <w:tcW w:w="4819" w:type="dxa"/>
-            <w:vAlign w:val="center"/>
-          </w:tcPr>
-          <w:p>
-            <w:pPr>
-              <w:spacing w:line="276" w:lineRule="auto"/>
-              <w:jc w:val="center"/>
-              <w:rPr>
-                <w:rFonts w:ascii="Arial Nova Cond Light" w:hAnsi="Arial Nova Cond Light" w:cs="Times New Roman"/>
-              </w:rPr>
-            </w:pPr>
-            <w:r>
-              <w:rPr>
-                <w:rFonts w:ascii="Arial Nova Cond" w:hAnsi="Arial Nova Cond" w:cs="Times New Roman"/>
-                <w:sz w:val="20"/>
-                <w:szCs w:val="20"/>
-              </w:rPr>
-              <w:t>{{</w:t>
-            </w:r>
-            <w:proofErr w:type="spellStart"/>
-            <w:r>
-              <w:rPr>
-                <w:rFonts w:ascii="Arial Nova Cond" w:hAnsi="Arial Nova Cond" w:cs="Times New Roman"/>
-                <w:sz w:val="20"/>
-                <w:szCs w:val="20"/>
-              </w:rPr>
-              <w:t>area</w:t>
-            </w:r>
-            <w:proofErr w:type="spellEnd"/>
-            <w:r>
-              <w:rPr>
-                <w:rFonts w:ascii="Arial Nova Cond" w:hAnsi="Arial Nova Cond" w:cs="Times New Roman"/>
-                <w:sz w:val="20"/>
-                <w:szCs w:val="20"/>
-              </w:rPr>
-              <w:t>}}</w:t>
+              <w:t>{{area}}</w:t>
             </w:r>
           </w:p>
         </w:tc>
@@ -811,66 +751,30 @@
                 <w:sz w:val="20"/>
                 <w:szCs w:val="20"/>
               </w:rPr>
-              <w:t>{{</w:t>
-            </w:r>
-            <w:proofErr w:type="spellStart"/>
+              <w:t>{{ugel}}</w:t>
+            </w:r>
+          </w:p>
+        </w:tc>
+        <w:tc>
+          <w:tcPr>
+            <w:tcW w:w="5245" w:type="dxa"/>
+            <w:vAlign w:val="center"/>
+          </w:tcPr>
+          <w:p>
+            <w:pPr>
+              <w:spacing w:line="276" w:lineRule="auto"/>
+              <w:jc w:val="center"/>
+              <w:rPr>
+                <w:rFonts w:ascii="Arial Nova Cond Light" w:hAnsi="Arial Nova Cond Light" w:cs="Times New Roman"/>
+              </w:rPr>
+            </w:pPr>
             <w:r>
               <w:rPr>
                 <w:rFonts w:ascii="Arial Nova Cond" w:hAnsi="Arial Nova Cond" w:cs="Times New Roman"/>
                 <w:sz w:val="20"/>
                 <w:szCs w:val="20"/>
               </w:rPr>
-              <w:t>ugel</w:t>
-            </w:r>
-            <w:proofErr w:type="spellEnd"/>
-            <w:r>
-              <w:rPr>
-                <w:rFonts w:ascii="Arial Nova Cond" w:hAnsi="Arial Nova Cond" w:cs="Times New Roman"/>
-                <w:sz w:val="20"/>
-                <w:szCs w:val="20"/>
-              </w:rPr>
-              <w:t>}}</w:t>
-            </w:r>
-          </w:p>
-        </w:tc>
-        <w:tc>
-          <w:tcPr>
-            <w:tcW w:w="5245" w:type="dxa"/>
-            <w:vAlign w:val="center"/>
-          </w:tcPr>
-          <w:p>
-            <w:pPr>
-              <w:spacing w:line="276" w:lineRule="auto"/>
-              <w:jc w:val="center"/>
-              <w:rPr>
-                <w:rFonts w:ascii="Arial Nova Cond Light" w:hAnsi="Arial Nova Cond Light" w:cs="Times New Roman"/>
-              </w:rPr>
-            </w:pPr>
-            <w:r>
-              <w:rPr>
-                <w:rFonts w:ascii="Arial Nova Cond" w:hAnsi="Arial Nova Cond" w:cs="Times New Roman"/>
-                <w:sz w:val="20"/>
-                <w:szCs w:val="20"/>
-              </w:rPr>
-              <w:t>{{</w:t>
-            </w:r>
-            <w:proofErr w:type="spellStart"/>
-            <w:r>
-              <w:rPr>
-                <w:rFonts w:ascii="Arial Nova Cond" w:hAnsi="Arial Nova Cond" w:cs="Times New Roman"/>
-                <w:sz w:val="20"/>
-                <w:szCs w:val="20"/>
-              </w:rPr>
-              <w:t>cordinador</w:t>
-            </w:r>
-            <w:proofErr w:type="spellEnd"/>
-            <w:r>
-              <w:rPr>
-                <w:rFonts w:ascii="Arial Nova Cond" w:hAnsi="Arial Nova Cond" w:cs="Times New Roman"/>
-                <w:sz w:val="20"/>
-                <w:szCs w:val="20"/>
-              </w:rPr>
-              <w:t>}}</w:t>
+              <w:t>{{cordinador}}</w:t>
             </w:r>
           </w:p>
         </w:tc>
@@ -1013,25 +917,7 @@
                 <w:sz w:val="20"/>
                 <w:szCs w:val="20"/>
               </w:rPr>
-              <w:t>{{</w:t>
-            </w:r>
-            <w:proofErr w:type="spellStart"/>
-            <w:r>
-              <w:rPr>
-                <w:rFonts w:ascii="Arial Nova Cond" w:hAnsi="Arial Nova Cond" w:cs="Times New Roman"/>
-                <w:sz w:val="20"/>
-                <w:szCs w:val="20"/>
-              </w:rPr>
-              <w:t>institucioneducativa</w:t>
-            </w:r>
-            <w:proofErr w:type="spellEnd"/>
-            <w:r>
-              <w:rPr>
-                <w:rFonts w:ascii="Arial Nova Cond" w:hAnsi="Arial Nova Cond" w:cs="Times New Roman"/>
-                <w:sz w:val="20"/>
-                <w:szCs w:val="20"/>
-              </w:rPr>
-              <w:t>}}</w:t>
+              <w:t>{{institucioneducativa}}</w:t>
             </w:r>
           </w:p>
         </w:tc>
@@ -1948,7 +1834,35 @@
                 <w:lang w:eastAsia="es-ES"/>
               </w:rPr>
             </w:pPr>
-          </w:p>
+            <w:r>
+              <w:rPr>
+                <w:rFonts w:ascii="Arial Nova Cond Light" w:eastAsia="Times New Roman" w:hAnsi="Arial Nova Cond Light" w:cs="Arial"/>
+                <w:bCs/>
+                <w:lang w:eastAsia="es-ES"/>
+              </w:rPr>
+              <w:t>Se comunica oralmente mediante diversos tipos de textos. Infiere el tema e interpreta el propósito reconociendo la intención comunicativa del interlocutor. Se expresa adecuando su texto oral a situaciones comunicativas formales e informales; usa vocabulario variado. Organiza y desarrolla sus ideas en torno a un tema incorporando diversas fuentes de información. Utiliza recursos no verbales y paraverbales en diferentes contextos. Evalúa y opina sobre un texto justificando su posición. En un intercambio, participa espontáneamente para contribuir eficazmente al tema.</w:t>
+            </w:r>
+            <w:r>
+              <w:rPr>
+                <w:rFonts w:ascii="Arial Nova Cond Light" w:eastAsia="Times New Roman" w:hAnsi="Arial Nova Cond Light" w:cs="Arial"/>
+                <w:bCs/>
+                <w:lang w:eastAsia="es-ES"/>
+              </w:rPr>
+              <w:t xml:space="preserve"> </w:t>
+            </w:r>
+          </w:p>
+        </w:tc>
+      </w:tr>
+      <w:tr>
+        <w:trPr>
+          <w:trHeight w:val="20"/>
+        </w:trPr>
+        <w:tc>
+          <w:tcPr>
+            <w:tcW w:w="3529" w:type="dxa"/>
+            <w:shd w:val="clear" w:color="auto" w:fill="C1F0C7" w:themeFill="accent3" w:themeFillTint="33"/>
+            <w:vAlign w:val="center"/>
+          </w:tcPr>
           <w:p>
             <w:pPr>
               <w:pStyle w:val="Prrafodelista"/>
@@ -1958,31 +1872,30 @@
                 <w:tab w:val="left" w:pos="284"/>
               </w:tabs>
               <w:spacing w:line="276" w:lineRule="auto"/>
-              <w:ind w:left="178" w:right="175"/>
-              <w:jc w:val="both"/>
+              <w:ind w:left="0"/>
+              <w:jc w:val="center"/>
               <w:rPr>
                 <w:rFonts w:ascii="Arial Nova Cond Light" w:eastAsia="Times New Roman" w:hAnsi="Arial Nova Cond Light" w:cs="Arial"/>
-                <w:bCs/>
+                <w:b/>
                 <w:lang w:eastAsia="es-ES"/>
               </w:rPr>
             </w:pPr>
             <w:r>
               <w:rPr>
                 <w:rFonts w:ascii="Arial Nova Cond Light" w:eastAsia="Times New Roman" w:hAnsi="Arial Nova Cond Light" w:cs="Arial"/>
-                <w:bCs/>
+                <w:b/>
                 <w:lang w:eastAsia="es-ES"/>
               </w:rPr>
-              <w:t>Se comunica oralmente mediante diversos tipos de textos. Infiere el tema e interpreta el propósito reconociendo la intención comunicativa del interlocutor. Se expresa adecuando su texto oral a situaciones comunicativas formales e informales; usa vocabulario variado. Organiza y desarrolla sus ideas en torno a un tema incorporando diversas fuentes de información. Utiliza recursos no verbales y paraverbales en diferentes contextos. Evalúa y opina sobre un texto justificando su posición. En un intercambio, participa espontáneamente para contribuir eficazmente al tema.</w:t>
-            </w:r>
-            <w:r>
-              <w:rPr>
-                <w:rFonts w:ascii="Arial Nova Cond Light" w:eastAsia="Times New Roman" w:hAnsi="Arial Nova Cond Light" w:cs="Arial"/>
-                <w:bCs/>
-                <w:lang w:eastAsia="es-ES"/>
-              </w:rPr>
-              <w:t xml:space="preserve"> </w:t>
-            </w:r>
-          </w:p>
+              <w:t>CAPACIDADES</w:t>
+            </w:r>
+          </w:p>
+        </w:tc>
+        <w:tc>
+          <w:tcPr>
+            <w:tcW w:w="11340" w:type="dxa"/>
+            <w:shd w:val="clear" w:color="auto" w:fill="C1F0C7" w:themeFill="accent3" w:themeFillTint="33"/>
+            <w:vAlign w:val="center"/>
+          </w:tcPr>
           <w:p>
             <w:pPr>
               <w:pStyle w:val="Prrafodelista"/>
@@ -1992,23 +1905,21 @@
                 <w:tab w:val="left" w:pos="284"/>
               </w:tabs>
               <w:spacing w:line="276" w:lineRule="auto"/>
-              <w:ind w:left="178" w:right="175"/>
-              <w:jc w:val="both"/>
+              <w:ind w:left="0"/>
+              <w:jc w:val="center"/>
               <w:rPr>
                 <w:rFonts w:ascii="Arial Nova Cond Light" w:eastAsia="Times New Roman" w:hAnsi="Arial Nova Cond Light" w:cs="Arial"/>
-                <w:bCs/>
-                <w:sz w:val="18"/>
-                <w:szCs w:val="18"/>
+                <w:b/>
                 <w:lang w:eastAsia="es-ES"/>
               </w:rPr>
             </w:pPr>
             <w:r>
               <w:rPr>
                 <w:rFonts w:ascii="Arial Nova Cond Light" w:eastAsia="Times New Roman" w:hAnsi="Arial Nova Cond Light" w:cs="Arial"/>
-                <w:bCs/>
+                <w:b/>
                 <w:lang w:eastAsia="es-ES"/>
               </w:rPr>
-              <w:t xml:space="preserve"> </w:t>
+              <w:t xml:space="preserve">DESEMPEÑOS </w:t>
             </w:r>
           </w:p>
         </w:tc>
@@ -2020,19 +1931,711 @@
         <w:tc>
           <w:tcPr>
             <w:tcW w:w="3529" w:type="dxa"/>
-            <w:shd w:val="clear" w:color="auto" w:fill="C1F0C7" w:themeFill="accent3" w:themeFillTint="33"/>
-            <w:vAlign w:val="center"/>
-          </w:tcPr>
-          <w:p>
-            <w:pPr>
-              <w:pStyle w:val="Prrafodelista"/>
+            <w:vAlign w:val="center"/>
+          </w:tcPr>
+          <w:p>
+            <w:pPr>
+              <w:tabs>
+                <w:tab w:val="left" w:pos="0"/>
+                <w:tab w:val="left" w:pos="164"/>
+              </w:tabs>
+              <w:spacing w:line="276" w:lineRule="auto"/>
+              <w:ind w:left="164" w:hanging="142"/>
+              <w:jc w:val="both"/>
+              <w:rPr>
+                <w:rFonts w:ascii="Arial Nova Cond Light" w:eastAsia="Times New Roman" w:hAnsi="Arial Nova Cond Light" w:cs="Arial"/>
+                <w:bCs/>
+                <w:lang w:eastAsia="es-ES"/>
+              </w:rPr>
+            </w:pPr>
+            <w:r>
+              <w:rPr>
+                <w:rFonts w:ascii="Arial Nova Cond Light" w:eastAsia="Times New Roman" w:hAnsi="Arial Nova Cond Light" w:cs="Arial"/>
+                <w:bCs/>
+                <w:lang w:eastAsia="es-ES"/>
+              </w:rPr>
+              <w:t>•</w:t>
+            </w:r>
+            <w:r>
+              <w:rPr>
+                <w:rFonts w:ascii="Arial Nova Cond Light" w:eastAsia="Times New Roman" w:hAnsi="Arial Nova Cond Light" w:cs="Arial"/>
+                <w:bCs/>
+                <w:lang w:eastAsia="es-ES"/>
+              </w:rPr>
+              <w:tab/>
+              <w:t>Obtiene información del texto oral.</w:t>
+            </w:r>
+          </w:p>
+          <w:p>
+            <w:pPr>
+              <w:tabs>
+                <w:tab w:val="left" w:pos="0"/>
+                <w:tab w:val="left" w:pos="164"/>
+              </w:tabs>
+              <w:spacing w:line="276" w:lineRule="auto"/>
+              <w:ind w:left="164" w:hanging="142"/>
+              <w:jc w:val="both"/>
+              <w:rPr>
+                <w:rFonts w:ascii="Arial Nova Cond Light" w:eastAsia="Times New Roman" w:hAnsi="Arial Nova Cond Light" w:cs="Arial"/>
+                <w:bCs/>
+                <w:lang w:eastAsia="es-ES"/>
+              </w:rPr>
+            </w:pPr>
+            <w:r>
+              <w:rPr>
+                <w:rFonts w:ascii="Arial Nova Cond Light" w:eastAsia="Times New Roman" w:hAnsi="Arial Nova Cond Light" w:cs="Arial"/>
+                <w:bCs/>
+                <w:lang w:eastAsia="es-ES"/>
+              </w:rPr>
+              <w:t>•</w:t>
+            </w:r>
+            <w:r>
+              <w:rPr>
+                <w:rFonts w:ascii="Arial Nova Cond Light" w:eastAsia="Times New Roman" w:hAnsi="Arial Nova Cond Light" w:cs="Arial"/>
+                <w:bCs/>
+                <w:lang w:eastAsia="es-ES"/>
+              </w:rPr>
+              <w:tab/>
+              <w:t>Infiere e interpreta información del texto oral.</w:t>
+            </w:r>
+          </w:p>
+          <w:p>
+            <w:pPr>
+              <w:tabs>
+                <w:tab w:val="left" w:pos="0"/>
+                <w:tab w:val="left" w:pos="164"/>
+              </w:tabs>
+              <w:spacing w:line="276" w:lineRule="auto"/>
+              <w:ind w:left="164" w:hanging="142"/>
+              <w:jc w:val="both"/>
+              <w:rPr>
+                <w:rFonts w:ascii="Arial Nova Cond Light" w:eastAsia="Times New Roman" w:hAnsi="Arial Nova Cond Light" w:cs="Arial"/>
+                <w:bCs/>
+                <w:lang w:eastAsia="es-ES"/>
+              </w:rPr>
+            </w:pPr>
+            <w:r>
+              <w:rPr>
+                <w:rFonts w:ascii="Arial Nova Cond Light" w:eastAsia="Times New Roman" w:hAnsi="Arial Nova Cond Light" w:cs="Arial"/>
+                <w:bCs/>
+                <w:lang w:eastAsia="es-ES"/>
+              </w:rPr>
+              <w:t>•</w:t>
+            </w:r>
+            <w:r>
+              <w:rPr>
+                <w:rFonts w:ascii="Arial Nova Cond Light" w:eastAsia="Times New Roman" w:hAnsi="Arial Nova Cond Light" w:cs="Arial"/>
+                <w:bCs/>
+                <w:lang w:eastAsia="es-ES"/>
+              </w:rPr>
+              <w:tab/>
+              <w:t>Adecúa, organiza y desarrolla las ideas de forma coherente y cohesionada.</w:t>
+            </w:r>
+          </w:p>
+          <w:p>
+            <w:pPr>
+              <w:tabs>
+                <w:tab w:val="left" w:pos="0"/>
+                <w:tab w:val="left" w:pos="164"/>
+              </w:tabs>
+              <w:spacing w:line="276" w:lineRule="auto"/>
+              <w:ind w:left="164" w:hanging="142"/>
+              <w:jc w:val="both"/>
+              <w:rPr>
+                <w:rFonts w:ascii="Arial Nova Cond Light" w:eastAsia="Times New Roman" w:hAnsi="Arial Nova Cond Light" w:cs="Arial"/>
+                <w:bCs/>
+                <w:lang w:eastAsia="es-ES"/>
+              </w:rPr>
+            </w:pPr>
+            <w:r>
+              <w:rPr>
+                <w:rFonts w:ascii="Arial Nova Cond Light" w:eastAsia="Times New Roman" w:hAnsi="Arial Nova Cond Light" w:cs="Arial"/>
+                <w:bCs/>
+                <w:lang w:eastAsia="es-ES"/>
+              </w:rPr>
+              <w:t>•</w:t>
+            </w:r>
+            <w:r>
+              <w:rPr>
+                <w:rFonts w:ascii="Arial Nova Cond Light" w:eastAsia="Times New Roman" w:hAnsi="Arial Nova Cond Light" w:cs="Arial"/>
+                <w:bCs/>
+                <w:lang w:eastAsia="es-ES"/>
+              </w:rPr>
+              <w:tab/>
+              <w:t>Utiliza recursos no verbales y paraverbales de forma estratégica.</w:t>
+            </w:r>
+          </w:p>
+          <w:p>
+            <w:pPr>
+              <w:tabs>
+                <w:tab w:val="left" w:pos="0"/>
+                <w:tab w:val="left" w:pos="164"/>
+              </w:tabs>
+              <w:spacing w:line="276" w:lineRule="auto"/>
+              <w:ind w:left="164" w:hanging="142"/>
+              <w:jc w:val="both"/>
+              <w:rPr>
+                <w:rFonts w:ascii="Arial Nova Cond Light" w:eastAsia="Times New Roman" w:hAnsi="Arial Nova Cond Light" w:cs="Arial"/>
+                <w:bCs/>
+                <w:lang w:eastAsia="es-ES"/>
+              </w:rPr>
+            </w:pPr>
+            <w:r>
+              <w:rPr>
+                <w:rFonts w:ascii="Arial Nova Cond Light" w:eastAsia="Times New Roman" w:hAnsi="Arial Nova Cond Light" w:cs="Arial"/>
+                <w:bCs/>
+                <w:lang w:eastAsia="es-ES"/>
+              </w:rPr>
+              <w:t>•</w:t>
+            </w:r>
+            <w:r>
+              <w:rPr>
+                <w:rFonts w:ascii="Arial Nova Cond Light" w:eastAsia="Times New Roman" w:hAnsi="Arial Nova Cond Light" w:cs="Arial"/>
+                <w:bCs/>
+                <w:lang w:eastAsia="es-ES"/>
+              </w:rPr>
+              <w:tab/>
+              <w:t>Interactúa estratégicamente con distintos interlocutores.</w:t>
+            </w:r>
+          </w:p>
+          <w:p>
+            <w:pPr>
+              <w:tabs>
+                <w:tab w:val="left" w:pos="0"/>
+                <w:tab w:val="left" w:pos="164"/>
+              </w:tabs>
+              <w:spacing w:line="276" w:lineRule="auto"/>
+              <w:ind w:left="164" w:hanging="142"/>
+              <w:jc w:val="both"/>
+              <w:rPr>
+                <w:rFonts w:ascii="Arial Nova Cond Light" w:eastAsia="Times New Roman" w:hAnsi="Arial Nova Cond Light" w:cs="Arial"/>
+                <w:bCs/>
+                <w:lang w:eastAsia="es-ES"/>
+              </w:rPr>
+            </w:pPr>
+          </w:p>
+          <w:p>
+            <w:pPr>
+              <w:tabs>
+                <w:tab w:val="left" w:pos="0"/>
+                <w:tab w:val="left" w:pos="164"/>
+              </w:tabs>
+              <w:spacing w:line="276" w:lineRule="auto"/>
+              <w:ind w:left="164" w:hanging="142"/>
+              <w:jc w:val="both"/>
+              <w:rPr>
+                <w:rFonts w:ascii="Arial Nova Cond Light" w:eastAsia="Times New Roman" w:hAnsi="Arial Nova Cond Light" w:cs="Arial"/>
+                <w:b/>
+                <w:lang w:eastAsia="es-ES"/>
+              </w:rPr>
+            </w:pPr>
+            <w:r>
+              <w:rPr>
+                <w:rFonts w:ascii="Arial Nova Cond Light" w:eastAsia="Times New Roman" w:hAnsi="Arial Nova Cond Light" w:cs="Arial"/>
+                <w:bCs/>
+                <w:lang w:eastAsia="es-ES"/>
+              </w:rPr>
+              <w:t>•</w:t>
+            </w:r>
+            <w:r>
+              <w:rPr>
+                <w:rFonts w:ascii="Arial Nova Cond Light" w:eastAsia="Times New Roman" w:hAnsi="Arial Nova Cond Light" w:cs="Arial"/>
+                <w:bCs/>
+                <w:lang w:eastAsia="es-ES"/>
+              </w:rPr>
+              <w:tab/>
+              <w:t>Reflexiona y evalúa la forma, el contenido y contexto del texto oral.</w:t>
+            </w:r>
+          </w:p>
+        </w:tc>
+        <w:tc>
+          <w:tcPr>
+            <w:tcW w:w="11340" w:type="dxa"/>
+          </w:tcPr>
+          <w:p>
+            <w:pPr>
+              <w:pStyle w:val="Prrafodelista"/>
+              <w:tabs>
+                <w:tab w:val="left" w:pos="0"/>
+                <w:tab w:val="left" w:pos="178"/>
+                <w:tab w:val="left" w:pos="284"/>
+              </w:tabs>
+              <w:spacing w:line="276" w:lineRule="auto"/>
+              <w:ind w:left="178" w:hanging="141"/>
+              <w:jc w:val="both"/>
+              <w:rPr>
+                <w:rFonts w:ascii="Arial Nova Cond Light" w:eastAsia="Times New Roman" w:hAnsi="Arial Nova Cond Light" w:cs="Arial"/>
+                <w:bCs/>
+                <w:lang w:eastAsia="es-ES"/>
+              </w:rPr>
+            </w:pPr>
+            <w:r>
+              <w:rPr>
+                <w:rFonts w:ascii="Arial Nova Cond Light" w:eastAsia="Times New Roman" w:hAnsi="Arial Nova Cond Light" w:cs="Arial"/>
+                <w:bCs/>
+                <w:lang w:eastAsia="es-ES"/>
+              </w:rPr>
+              <w:t>•</w:t>
+            </w:r>
+            <w:r>
+              <w:rPr>
+                <w:rFonts w:ascii="Arial Nova Cond Light" w:eastAsia="Times New Roman" w:hAnsi="Arial Nova Cond Light" w:cs="Arial"/>
+                <w:bCs/>
+                <w:lang w:eastAsia="es-ES"/>
+              </w:rPr>
+              <w:tab/>
+              <w:t>Recupera información explícita de textos orales tanto de los que usan registro formal como informal, seleccionando datos específicos del texto que escucha. Integra información dicha por distintos interlocutores.</w:t>
+            </w:r>
+          </w:p>
+          <w:p>
+            <w:pPr>
+              <w:pStyle w:val="Prrafodelista"/>
+              <w:tabs>
+                <w:tab w:val="left" w:pos="0"/>
+                <w:tab w:val="left" w:pos="178"/>
+                <w:tab w:val="left" w:pos="284"/>
+              </w:tabs>
+              <w:spacing w:line="276" w:lineRule="auto"/>
+              <w:ind w:left="178" w:hanging="141"/>
+              <w:jc w:val="both"/>
+              <w:rPr>
+                <w:rFonts w:ascii="Arial Nova Cond Light" w:eastAsia="Times New Roman" w:hAnsi="Arial Nova Cond Light" w:cs="Arial"/>
+                <w:bCs/>
+                <w:lang w:eastAsia="es-ES"/>
+              </w:rPr>
+            </w:pPr>
+            <w:r>
+              <w:rPr>
+                <w:rFonts w:ascii="Arial Nova Cond Light" w:eastAsia="Times New Roman" w:hAnsi="Arial Nova Cond Light" w:cs="Arial"/>
+                <w:bCs/>
+                <w:lang w:eastAsia="es-ES"/>
+              </w:rPr>
+              <w:t>•</w:t>
+            </w:r>
+            <w:r>
+              <w:rPr>
+                <w:rFonts w:ascii="Arial Nova Cond Light" w:eastAsia="Times New Roman" w:hAnsi="Arial Nova Cond Light" w:cs="Arial"/>
+                <w:bCs/>
+                <w:lang w:eastAsia="es-ES"/>
+              </w:rPr>
+              <w:tab/>
+              <w:t>Deduce relaciones lógicas entre las ideas del texto oral, como las secuencias temporales, las relaciones de semejanza y diferencia y de causa-efecto, entre otras.</w:t>
+            </w:r>
+            <w:r>
+              <w:rPr>
+                <w:rFonts w:ascii="Arial Nova Cond Light" w:eastAsia="Times New Roman" w:hAnsi="Arial Nova Cond Light" w:cs="Arial"/>
+                <w:bCs/>
+                <w:lang w:eastAsia="es-ES"/>
+              </w:rPr>
+              <w:t xml:space="preserve"> </w:t>
+            </w:r>
+          </w:p>
+          <w:p>
+            <w:pPr>
+              <w:pStyle w:val="Prrafodelista"/>
+              <w:tabs>
+                <w:tab w:val="left" w:pos="0"/>
+                <w:tab w:val="left" w:pos="178"/>
+                <w:tab w:val="left" w:pos="284"/>
+              </w:tabs>
+              <w:spacing w:line="276" w:lineRule="auto"/>
+              <w:ind w:left="178" w:hanging="141"/>
+              <w:jc w:val="both"/>
+              <w:rPr>
+                <w:rFonts w:ascii="Arial Nova Cond Light" w:eastAsia="Times New Roman" w:hAnsi="Arial Nova Cond Light" w:cs="Arial"/>
+                <w:bCs/>
+                <w:lang w:eastAsia="es-ES"/>
+              </w:rPr>
+            </w:pPr>
+            <w:r>
+              <w:rPr>
+                <w:rFonts w:ascii="Arial Nova Cond Light" w:eastAsia="Times New Roman" w:hAnsi="Arial Nova Cond Light" w:cs="Arial"/>
+                <w:bCs/>
+                <w:lang w:eastAsia="es-ES"/>
+              </w:rPr>
+              <w:t>•</w:t>
+            </w:r>
+            <w:r>
+              <w:rPr>
+                <w:rFonts w:ascii="Arial Nova Cond Light" w:eastAsia="Times New Roman" w:hAnsi="Arial Nova Cond Light" w:cs="Arial"/>
+                <w:bCs/>
+                <w:lang w:eastAsia="es-ES"/>
+              </w:rPr>
+              <w:tab/>
+              <w:t>Señala las características implícitas de personas, personajes, animales, objetos, lugares, así como el significado de las palabras a partir de información explícita en el texto oral.</w:t>
+            </w:r>
+          </w:p>
+          <w:p>
+            <w:pPr>
+              <w:pStyle w:val="Prrafodelista"/>
+              <w:tabs>
+                <w:tab w:val="left" w:pos="0"/>
+                <w:tab w:val="left" w:pos="178"/>
+                <w:tab w:val="left" w:pos="284"/>
+              </w:tabs>
+              <w:spacing w:line="276" w:lineRule="auto"/>
+              <w:ind w:left="178" w:hanging="141"/>
+              <w:jc w:val="both"/>
+              <w:rPr>
+                <w:rFonts w:ascii="Arial Nova Cond Light" w:eastAsia="Times New Roman" w:hAnsi="Arial Nova Cond Light" w:cs="Arial"/>
+                <w:bCs/>
+                <w:lang w:eastAsia="es-ES"/>
+              </w:rPr>
+            </w:pPr>
+            <w:r>
+              <w:rPr>
+                <w:rFonts w:ascii="Arial Nova Cond Light" w:eastAsia="Times New Roman" w:hAnsi="Arial Nova Cond Light" w:cs="Arial"/>
+                <w:bCs/>
+                <w:lang w:eastAsia="es-ES"/>
+              </w:rPr>
+              <w:t>•</w:t>
+            </w:r>
+            <w:r>
+              <w:rPr>
+                <w:rFonts w:ascii="Arial Nova Cond Light" w:eastAsia="Times New Roman" w:hAnsi="Arial Nova Cond Light" w:cs="Arial"/>
+                <w:bCs/>
+                <w:lang w:eastAsia="es-ES"/>
+              </w:rPr>
+              <w:tab/>
+              <w:t>Explica el tema y el propósito comunicativo del texto oral a partir de su contexto sociocultural distinguiendo lo relevante de lo complementario.</w:t>
+            </w:r>
+          </w:p>
+          <w:p>
+            <w:pPr>
+              <w:pStyle w:val="Prrafodelista"/>
+              <w:tabs>
+                <w:tab w:val="left" w:pos="0"/>
+                <w:tab w:val="left" w:pos="178"/>
+                <w:tab w:val="left" w:pos="284"/>
+              </w:tabs>
+              <w:spacing w:line="276" w:lineRule="auto"/>
+              <w:ind w:left="178" w:hanging="141"/>
+              <w:jc w:val="both"/>
+              <w:rPr>
+                <w:rFonts w:ascii="Arial Nova Cond Light" w:eastAsia="Times New Roman" w:hAnsi="Arial Nova Cond Light" w:cs="Arial"/>
+                <w:bCs/>
+                <w:lang w:eastAsia="es-ES"/>
+              </w:rPr>
+            </w:pPr>
+            <w:r>
+              <w:rPr>
+                <w:rFonts w:ascii="Arial Nova Cond Light" w:eastAsia="Times New Roman" w:hAnsi="Arial Nova Cond Light" w:cs="Arial"/>
+                <w:bCs/>
+                <w:lang w:eastAsia="es-ES"/>
+              </w:rPr>
+              <w:t>•</w:t>
+            </w:r>
+            <w:r>
+              <w:rPr>
+                <w:rFonts w:ascii="Arial Nova Cond Light" w:eastAsia="Times New Roman" w:hAnsi="Arial Nova Cond Light" w:cs="Arial"/>
+                <w:bCs/>
+                <w:lang w:eastAsia="es-ES"/>
+              </w:rPr>
+              <w:tab/>
+              <w:t>Opina sobre el contenido, el propósito comunicativo del texto oral y las intenciones de los interlocutores a partir de su experiencia y los contextos socioculturales de los interlocutores.</w:t>
+            </w:r>
+          </w:p>
+          <w:p>
+            <w:pPr>
+              <w:pStyle w:val="Prrafodelista"/>
+              <w:tabs>
+                <w:tab w:val="left" w:pos="0"/>
+                <w:tab w:val="left" w:pos="178"/>
+                <w:tab w:val="left" w:pos="284"/>
+              </w:tabs>
+              <w:spacing w:line="276" w:lineRule="auto"/>
+              <w:ind w:left="178" w:hanging="141"/>
+              <w:jc w:val="both"/>
+              <w:rPr>
+                <w:rFonts w:ascii="Arial Nova Cond Light" w:eastAsia="Times New Roman" w:hAnsi="Arial Nova Cond Light" w:cs="Arial"/>
+                <w:bCs/>
+                <w:lang w:eastAsia="es-ES"/>
+              </w:rPr>
+            </w:pPr>
+            <w:r>
+              <w:rPr>
+                <w:rFonts w:ascii="Arial Nova Cond Light" w:eastAsia="Times New Roman" w:hAnsi="Arial Nova Cond Light" w:cs="Arial"/>
+                <w:bCs/>
+                <w:lang w:eastAsia="es-ES"/>
+              </w:rPr>
+              <w:t>•</w:t>
+            </w:r>
+            <w:r>
+              <w:rPr>
+                <w:rFonts w:ascii="Arial Nova Cond Light" w:eastAsia="Times New Roman" w:hAnsi="Arial Nova Cond Light" w:cs="Arial"/>
+                <w:bCs/>
+                <w:lang w:eastAsia="es-ES"/>
+              </w:rPr>
+              <w:tab/>
+              <w:t>Justifica su posición sobre lo que escucha, su experiencia y los contextos socioculturales en que se desenvuelve.</w:t>
+            </w:r>
+          </w:p>
+          <w:p>
+            <w:pPr>
+              <w:pStyle w:val="Prrafodelista"/>
+              <w:tabs>
+                <w:tab w:val="left" w:pos="0"/>
+                <w:tab w:val="left" w:pos="178"/>
+                <w:tab w:val="left" w:pos="284"/>
+              </w:tabs>
+              <w:spacing w:line="276" w:lineRule="auto"/>
+              <w:ind w:left="178" w:hanging="141"/>
+              <w:jc w:val="both"/>
+              <w:rPr>
+                <w:rFonts w:ascii="Arial Nova Cond Light" w:eastAsia="Times New Roman" w:hAnsi="Arial Nova Cond Light" w:cs="Arial"/>
+                <w:bCs/>
+                <w:lang w:eastAsia="es-ES"/>
+              </w:rPr>
+            </w:pPr>
+            <w:r>
+              <w:rPr>
+                <w:rFonts w:ascii="Arial Nova Cond Light" w:eastAsia="Times New Roman" w:hAnsi="Arial Nova Cond Light" w:cs="Arial"/>
+                <w:bCs/>
+                <w:lang w:eastAsia="es-ES"/>
+              </w:rPr>
+              <w:t>•</w:t>
+            </w:r>
+            <w:r>
+              <w:rPr>
+                <w:rFonts w:ascii="Arial Nova Cond Light" w:eastAsia="Times New Roman" w:hAnsi="Arial Nova Cond Light" w:cs="Arial"/>
+                <w:bCs/>
+                <w:lang w:eastAsia="es-ES"/>
+              </w:rPr>
+              <w:tab/>
+              <w:t>Adecúa el texto oral a la situación comunicativa considerando a sus interlocutores y el propósito. Usa un registro formal o informal de acuerdo con la situación.</w:t>
+            </w:r>
+          </w:p>
+          <w:p>
+            <w:pPr>
+              <w:pStyle w:val="Prrafodelista"/>
+              <w:tabs>
+                <w:tab w:val="left" w:pos="0"/>
+                <w:tab w:val="left" w:pos="178"/>
+                <w:tab w:val="left" w:pos="284"/>
+              </w:tabs>
+              <w:spacing w:line="276" w:lineRule="auto"/>
+              <w:ind w:left="178" w:hanging="141"/>
+              <w:jc w:val="both"/>
+              <w:rPr>
+                <w:rFonts w:ascii="Arial Nova Cond Light" w:eastAsia="Times New Roman" w:hAnsi="Arial Nova Cond Light" w:cs="Arial"/>
+                <w:bCs/>
+                <w:lang w:eastAsia="es-ES"/>
+              </w:rPr>
+            </w:pPr>
+            <w:r>
+              <w:rPr>
+                <w:rFonts w:ascii="Arial Nova Cond Light" w:eastAsia="Times New Roman" w:hAnsi="Arial Nova Cond Light" w:cs="Arial"/>
+                <w:bCs/>
+                <w:lang w:eastAsia="es-ES"/>
+              </w:rPr>
+              <w:t>•</w:t>
+            </w:r>
+            <w:r>
+              <w:rPr>
+                <w:rFonts w:ascii="Arial Nova Cond Light" w:eastAsia="Times New Roman" w:hAnsi="Arial Nova Cond Light" w:cs="Arial"/>
+                <w:bCs/>
+                <w:lang w:eastAsia="es-ES"/>
+              </w:rPr>
+              <w:tab/>
+              <w:t>Expresa ideas en torno a un tema y se mantiene en este.</w:t>
+            </w:r>
+          </w:p>
+          <w:p>
+            <w:pPr>
+              <w:pStyle w:val="Prrafodelista"/>
+              <w:tabs>
+                <w:tab w:val="left" w:pos="0"/>
+                <w:tab w:val="left" w:pos="178"/>
+                <w:tab w:val="left" w:pos="284"/>
+              </w:tabs>
+              <w:spacing w:line="276" w:lineRule="auto"/>
+              <w:ind w:left="178" w:hanging="141"/>
+              <w:jc w:val="both"/>
+              <w:rPr>
+                <w:rFonts w:ascii="Arial Nova Cond Light" w:eastAsia="Times New Roman" w:hAnsi="Arial Nova Cond Light" w:cs="Arial"/>
+                <w:bCs/>
+                <w:lang w:eastAsia="es-ES"/>
+              </w:rPr>
+            </w:pPr>
+            <w:r>
+              <w:rPr>
+                <w:rFonts w:ascii="Arial Nova Cond Light" w:eastAsia="Times New Roman" w:hAnsi="Arial Nova Cond Light" w:cs="Arial"/>
+                <w:bCs/>
+                <w:lang w:eastAsia="es-ES"/>
+              </w:rPr>
+              <w:t>•</w:t>
+            </w:r>
+            <w:r>
+              <w:rPr>
+                <w:rFonts w:ascii="Arial Nova Cond Light" w:eastAsia="Times New Roman" w:hAnsi="Arial Nova Cond Light" w:cs="Arial"/>
+                <w:bCs/>
+                <w:lang w:eastAsia="es-ES"/>
+              </w:rPr>
+              <w:tab/>
+              <w:t>Ordena las ideas relacionándolas mediante diversos recursos cohesivos, como conectores, referentes y marcadores textuales.</w:t>
+            </w:r>
+          </w:p>
+          <w:p>
+            <w:pPr>
+              <w:pStyle w:val="Prrafodelista"/>
+              <w:tabs>
+                <w:tab w:val="left" w:pos="0"/>
+                <w:tab w:val="left" w:pos="178"/>
+                <w:tab w:val="left" w:pos="284"/>
+              </w:tabs>
+              <w:spacing w:line="276" w:lineRule="auto"/>
+              <w:ind w:left="178" w:hanging="141"/>
+              <w:jc w:val="both"/>
+              <w:rPr>
+                <w:rFonts w:ascii="Arial Nova Cond Light" w:eastAsia="Times New Roman" w:hAnsi="Arial Nova Cond Light" w:cs="Arial"/>
+                <w:bCs/>
+                <w:lang w:eastAsia="es-ES"/>
+              </w:rPr>
+            </w:pPr>
+            <w:r>
+              <w:rPr>
+                <w:rFonts w:ascii="Arial Nova Cond Light" w:eastAsia="Times New Roman" w:hAnsi="Arial Nova Cond Light" w:cs="Arial"/>
+                <w:bCs/>
+                <w:lang w:eastAsia="es-ES"/>
+              </w:rPr>
+              <w:t>•</w:t>
+            </w:r>
+            <w:r>
+              <w:rPr>
+                <w:rFonts w:ascii="Arial Nova Cond Light" w:eastAsia="Times New Roman" w:hAnsi="Arial Nova Cond Light" w:cs="Arial"/>
+                <w:bCs/>
+                <w:lang w:eastAsia="es-ES"/>
+              </w:rPr>
+              <w:tab/>
+              <w:t>Incorpora un vocabulario variado.</w:t>
+            </w:r>
+          </w:p>
+          <w:p>
+            <w:pPr>
+              <w:pStyle w:val="Prrafodelista"/>
+              <w:tabs>
+                <w:tab w:val="left" w:pos="0"/>
+                <w:tab w:val="left" w:pos="178"/>
+                <w:tab w:val="left" w:pos="284"/>
+              </w:tabs>
+              <w:spacing w:line="276" w:lineRule="auto"/>
+              <w:ind w:left="178" w:hanging="141"/>
+              <w:jc w:val="both"/>
+              <w:rPr>
+                <w:rFonts w:ascii="Arial Nova Cond Light" w:eastAsia="Times New Roman" w:hAnsi="Arial Nova Cond Light" w:cs="Arial"/>
+                <w:bCs/>
+                <w:lang w:eastAsia="es-ES"/>
+              </w:rPr>
+            </w:pPr>
+            <w:r>
+              <w:rPr>
+                <w:rFonts w:ascii="Arial Nova Cond Light" w:eastAsia="Times New Roman" w:hAnsi="Arial Nova Cond Light" w:cs="Arial"/>
+                <w:bCs/>
+                <w:lang w:eastAsia="es-ES"/>
+              </w:rPr>
+              <w:t>•</w:t>
+            </w:r>
+            <w:r>
+              <w:rPr>
+                <w:rFonts w:ascii="Arial Nova Cond Light" w:eastAsia="Times New Roman" w:hAnsi="Arial Nova Cond Light" w:cs="Arial"/>
+                <w:bCs/>
+                <w:lang w:eastAsia="es-ES"/>
+              </w:rPr>
+              <w:tab/>
+              <w:t>Incluye en su producción oral diversas fuentes de información, tanto orales como escritas.</w:t>
+            </w:r>
+          </w:p>
+          <w:p>
+            <w:pPr>
+              <w:pStyle w:val="Prrafodelista"/>
+              <w:tabs>
+                <w:tab w:val="left" w:pos="0"/>
+                <w:tab w:val="left" w:pos="178"/>
+                <w:tab w:val="left" w:pos="284"/>
+              </w:tabs>
+              <w:spacing w:line="276" w:lineRule="auto"/>
+              <w:ind w:left="178" w:hanging="141"/>
+              <w:jc w:val="both"/>
+              <w:rPr>
+                <w:rFonts w:ascii="Arial Nova Cond Light" w:eastAsia="Times New Roman" w:hAnsi="Arial Nova Cond Light" w:cs="Arial"/>
+                <w:bCs/>
+                <w:lang w:eastAsia="es-ES"/>
+              </w:rPr>
+            </w:pPr>
+            <w:r>
+              <w:rPr>
+                <w:rFonts w:ascii="Arial Nova Cond Light" w:eastAsia="Times New Roman" w:hAnsi="Arial Nova Cond Light" w:cs="Arial"/>
+                <w:bCs/>
+                <w:lang w:eastAsia="es-ES"/>
+              </w:rPr>
+              <w:t>•</w:t>
+            </w:r>
+            <w:r>
+              <w:rPr>
+                <w:rFonts w:ascii="Arial Nova Cond Light" w:eastAsia="Times New Roman" w:hAnsi="Arial Nova Cond Light" w:cs="Arial"/>
+                <w:bCs/>
+                <w:lang w:eastAsia="es-ES"/>
+              </w:rPr>
+              <w:tab/>
+              <w:t>Emplea estratégicamente recursos no verbales (gestos y movimientos corporales) y paraverbales (entonación) para enfatizar o matizar información en diversos contextos socioculturales.</w:t>
+            </w:r>
+          </w:p>
+          <w:p>
+            <w:pPr>
+              <w:pStyle w:val="Prrafodelista"/>
+              <w:tabs>
+                <w:tab w:val="left" w:pos="0"/>
+                <w:tab w:val="left" w:pos="178"/>
+                <w:tab w:val="left" w:pos="284"/>
+              </w:tabs>
+              <w:spacing w:line="276" w:lineRule="auto"/>
+              <w:ind w:left="178" w:hanging="141"/>
+              <w:jc w:val="both"/>
+              <w:rPr>
+                <w:rFonts w:ascii="Arial Nova Cond Light" w:eastAsia="Times New Roman" w:hAnsi="Arial Nova Cond Light" w:cs="Arial"/>
+                <w:bCs/>
+                <w:lang w:eastAsia="es-ES"/>
+              </w:rPr>
+            </w:pPr>
+            <w:r>
+              <w:rPr>
+                <w:rFonts w:ascii="Arial Nova Cond Light" w:eastAsia="Times New Roman" w:hAnsi="Arial Nova Cond Light" w:cs="Arial"/>
+                <w:bCs/>
+                <w:lang w:eastAsia="es-ES"/>
+              </w:rPr>
+              <w:t>•</w:t>
+            </w:r>
+            <w:r>
+              <w:rPr>
+                <w:rFonts w:ascii="Arial Nova Cond Light" w:eastAsia="Times New Roman" w:hAnsi="Arial Nova Cond Light" w:cs="Arial"/>
+                <w:bCs/>
+                <w:lang w:eastAsia="es-ES"/>
+              </w:rPr>
+              <w:tab/>
+              <w:t>Participa en intercambios orales con hablantes nativos de castellano respetando sus puntos de vista y necesidades, los turnos de conversación, y agregando información pertinente y relevante al tema.</w:t>
+            </w:r>
+          </w:p>
+        </w:tc>
+      </w:tr>
+      <w:tr>
+        <w:trPr>
+          <w:trHeight w:val="20"/>
+        </w:trPr>
+        <w:tc>
+          <w:tcPr>
+            <w:tcW w:w="3529" w:type="dxa"/>
+            <w:shd w:val="clear" w:color="auto" w:fill="84E290" w:themeFill="accent3" w:themeFillTint="66"/>
+            <w:vAlign w:val="center"/>
+          </w:tcPr>
+          <w:p>
+            <w:pPr>
               <w:tabs>
                 <w:tab w:val="left" w:pos="0"/>
                 <w:tab w:val="left" w:pos="142"/>
                 <w:tab w:val="left" w:pos="284"/>
               </w:tabs>
               <w:spacing w:line="276" w:lineRule="auto"/>
-              <w:ind w:left="0"/>
+              <w:ind w:left="360"/>
               <w:jc w:val="center"/>
               <w:rPr>
                 <w:rFonts w:ascii="Arial Nova Cond Light" w:eastAsia="Times New Roman" w:hAnsi="Arial Nova Cond Light" w:cs="Arial"/>
@@ -2046,15 +2649,15 @@
                 <w:b/>
                 <w:lang w:eastAsia="es-ES"/>
               </w:rPr>
-              <w:t>CAPACIDADES</w:t>
+              <w:lastRenderedPageBreak/>
+              <w:t>COMPETENCIA 2:</w:t>
             </w:r>
           </w:p>
         </w:tc>
         <w:tc>
           <w:tcPr>
             <w:tcW w:w="11340" w:type="dxa"/>
-            <w:shd w:val="clear" w:color="auto" w:fill="C1F0C7" w:themeFill="accent3" w:themeFillTint="33"/>
-            <w:vAlign w:val="center"/>
+            <w:shd w:val="clear" w:color="auto" w:fill="84E290" w:themeFill="accent3" w:themeFillTint="66"/>
           </w:tcPr>
           <w:p>
             <w:pPr>
@@ -2070,16 +2673,18 @@
               <w:rPr>
                 <w:rFonts w:ascii="Arial Nova Cond Light" w:eastAsia="Times New Roman" w:hAnsi="Arial Nova Cond Light" w:cs="Arial"/>
                 <w:b/>
+                <w:bCs/>
                 <w:lang w:eastAsia="es-ES"/>
               </w:rPr>
             </w:pPr>
             <w:r>
               <w:rPr>
-                <w:rFonts w:ascii="Arial Nova Cond Light" w:eastAsia="Times New Roman" w:hAnsi="Arial Nova Cond Light" w:cs="Arial"/>
-                <w:b/>
-                <w:lang w:eastAsia="es-ES"/>
-              </w:rPr>
-              <w:t xml:space="preserve">DESEMPEÑOS </w:t>
+                <w:rFonts w:ascii="Arial Nova Cond Light" w:hAnsi="Arial Nova Cond Light" w:cs="Times New Roman"/>
+                <w:b/>
+                <w:bCs/>
+                <w:color w:val="0070C0"/>
+              </w:rPr>
+              <w:t>LEE DIVERSOS TIPOS DE TEXTOS ESCRITOS EN CASTELLANO COMO SEGUNDA LENGUA</w:t>
             </w:r>
           </w:p>
         </w:tc>
@@ -2091,49 +2696,48 @@
         <w:tc>
           <w:tcPr>
             <w:tcW w:w="3529" w:type="dxa"/>
+            <w:shd w:val="clear" w:color="auto" w:fill="C1F0C7" w:themeFill="accent3" w:themeFillTint="33"/>
             <w:vAlign w:val="center"/>
           </w:tcPr>
           <w:p>
             <w:pPr>
               <w:tabs>
                 <w:tab w:val="left" w:pos="0"/>
-                <w:tab w:val="left" w:pos="164"/>
+                <w:tab w:val="left" w:pos="142"/>
+                <w:tab w:val="left" w:pos="284"/>
               </w:tabs>
               <w:spacing w:line="276" w:lineRule="auto"/>
-              <w:ind w:left="164" w:hanging="142"/>
-              <w:jc w:val="both"/>
+              <w:jc w:val="center"/>
               <w:rPr>
                 <w:rFonts w:ascii="Arial Nova Cond Light" w:eastAsia="Times New Roman" w:hAnsi="Arial Nova Cond Light" w:cs="Arial"/>
-                <w:bCs/>
+                <w:b/>
                 <w:lang w:eastAsia="es-ES"/>
               </w:rPr>
             </w:pPr>
             <w:r>
               <w:rPr>
                 <w:rFonts w:ascii="Arial Nova Cond Light" w:eastAsia="Times New Roman" w:hAnsi="Arial Nova Cond Light" w:cs="Arial"/>
-                <w:bCs/>
+                <w:b/>
                 <w:lang w:eastAsia="es-ES"/>
               </w:rPr>
-              <w:t>•</w:t>
-            </w:r>
-            <w:r>
-              <w:rPr>
-                <w:rFonts w:ascii="Arial Nova Cond Light" w:eastAsia="Times New Roman" w:hAnsi="Arial Nova Cond Light" w:cs="Arial"/>
-                <w:bCs/>
-                <w:lang w:eastAsia="es-ES"/>
-              </w:rPr>
-              <w:tab/>
-              <w:t>Obtiene información del texto oral.</w:t>
-            </w:r>
-          </w:p>
-          <w:p>
-            <w:pPr>
+              <w:t>ESTANDAR DE APRENDIZAJE</w:t>
+            </w:r>
+          </w:p>
+        </w:tc>
+        <w:tc>
+          <w:tcPr>
+            <w:tcW w:w="11340" w:type="dxa"/>
+          </w:tcPr>
+          <w:p>
+            <w:pPr>
+              <w:pStyle w:val="Prrafodelista"/>
               <w:tabs>
                 <w:tab w:val="left" w:pos="0"/>
-                <w:tab w:val="left" w:pos="164"/>
+                <w:tab w:val="left" w:pos="142"/>
+                <w:tab w:val="left" w:pos="284"/>
               </w:tabs>
               <w:spacing w:line="276" w:lineRule="auto"/>
-              <w:ind w:left="164" w:hanging="142"/>
+              <w:ind w:left="0"/>
               <w:jc w:val="both"/>
               <w:rPr>
                 <w:rFonts w:ascii="Arial Nova Cond Light" w:eastAsia="Times New Roman" w:hAnsi="Arial Nova Cond Light" w:cs="Arial"/>
@@ -2147,59 +2751,98 @@
                 <w:bCs/>
                 <w:lang w:eastAsia="es-ES"/>
               </w:rPr>
-              <w:t>•</w:t>
-            </w:r>
-            <w:r>
-              <w:rPr>
-                <w:rFonts w:ascii="Arial Nova Cond Light" w:eastAsia="Times New Roman" w:hAnsi="Arial Nova Cond Light" w:cs="Arial"/>
-                <w:bCs/>
-                <w:lang w:eastAsia="es-ES"/>
-              </w:rPr>
-              <w:tab/>
-              <w:t>Infiere e interpreta información del texto oral.</w:t>
-            </w:r>
-          </w:p>
+              <w:t>Lee diversos tipos de textos complejos que tienen vocabulario variado. Relaciona información ubicada en distintas partes del texto, infiere el propósito comunicativo, el tema central y las ideas principales. Interpreta integrando información para construir el sentido de un texto relacionándolo con otros textos y su contexto sociocultural. Explica la intención de elementos formales del texto. Opina sobre sucesos e ideas del texto, y lo relaciona con el contexto sociocultural en el que fue escrito.</w:t>
+            </w:r>
+          </w:p>
+        </w:tc>
+      </w:tr>
+      <w:tr>
+        <w:trPr>
+          <w:trHeight w:val="20"/>
+        </w:trPr>
+        <w:tc>
+          <w:tcPr>
+            <w:tcW w:w="3529" w:type="dxa"/>
+            <w:shd w:val="clear" w:color="auto" w:fill="C1F0C7" w:themeFill="accent3" w:themeFillTint="33"/>
+            <w:vAlign w:val="center"/>
+          </w:tcPr>
           <w:p>
             <w:pPr>
               <w:tabs>
                 <w:tab w:val="left" w:pos="0"/>
-                <w:tab w:val="left" w:pos="164"/>
+                <w:tab w:val="left" w:pos="142"/>
+                <w:tab w:val="left" w:pos="284"/>
               </w:tabs>
               <w:spacing w:line="276" w:lineRule="auto"/>
-              <w:ind w:left="164" w:hanging="142"/>
-              <w:jc w:val="both"/>
+              <w:ind w:left="360"/>
+              <w:jc w:val="center"/>
               <w:rPr>
                 <w:rFonts w:ascii="Arial Nova Cond Light" w:eastAsia="Times New Roman" w:hAnsi="Arial Nova Cond Light" w:cs="Arial"/>
-                <w:bCs/>
+                <w:b/>
                 <w:lang w:eastAsia="es-ES"/>
               </w:rPr>
             </w:pPr>
             <w:r>
               <w:rPr>
                 <w:rFonts w:ascii="Arial Nova Cond Light" w:eastAsia="Times New Roman" w:hAnsi="Arial Nova Cond Light" w:cs="Arial"/>
-                <w:bCs/>
+                <w:b/>
                 <w:lang w:eastAsia="es-ES"/>
               </w:rPr>
-              <w:t>•</w:t>
-            </w:r>
-            <w:r>
-              <w:rPr>
-                <w:rFonts w:ascii="Arial Nova Cond Light" w:eastAsia="Times New Roman" w:hAnsi="Arial Nova Cond Light" w:cs="Arial"/>
-                <w:bCs/>
-                <w:lang w:eastAsia="es-ES"/>
-              </w:rPr>
-              <w:tab/>
-              <w:t>Adecúa, organiza y desarrolla las ideas de forma coherente y cohesionada.</w:t>
-            </w:r>
-          </w:p>
-          <w:p>
-            <w:pPr>
+              <w:t>CAPACIDADES</w:t>
+            </w:r>
+          </w:p>
+        </w:tc>
+        <w:tc>
+          <w:tcPr>
+            <w:tcW w:w="11340" w:type="dxa"/>
+            <w:shd w:val="clear" w:color="auto" w:fill="C1F0C7" w:themeFill="accent3" w:themeFillTint="33"/>
+            <w:vAlign w:val="center"/>
+          </w:tcPr>
+          <w:p>
+            <w:pPr>
+              <w:pStyle w:val="Prrafodelista"/>
               <w:tabs>
                 <w:tab w:val="left" w:pos="0"/>
+                <w:tab w:val="left" w:pos="142"/>
+                <w:tab w:val="left" w:pos="284"/>
+              </w:tabs>
+              <w:spacing w:line="276" w:lineRule="auto"/>
+              <w:ind w:left="0"/>
+              <w:jc w:val="center"/>
+              <w:rPr>
+                <w:rFonts w:ascii="Arial Nova Cond Light" w:eastAsia="Times New Roman" w:hAnsi="Arial Nova Cond Light" w:cs="Arial"/>
+                <w:b/>
+                <w:lang w:eastAsia="es-ES"/>
+              </w:rPr>
+            </w:pPr>
+            <w:r>
+              <w:rPr>
+                <w:rFonts w:ascii="Arial Nova Cond Light" w:eastAsia="Times New Roman" w:hAnsi="Arial Nova Cond Light" w:cs="Arial"/>
+                <w:b/>
+                <w:lang w:eastAsia="es-ES"/>
+              </w:rPr>
+              <w:t xml:space="preserve">DESEMPEÑOS </w:t>
+            </w:r>
+          </w:p>
+        </w:tc>
+      </w:tr>
+      <w:tr>
+        <w:trPr>
+          <w:trHeight w:val="20"/>
+        </w:trPr>
+        <w:tc>
+          <w:tcPr>
+            <w:tcW w:w="3529" w:type="dxa"/>
+            <w:vAlign w:val="center"/>
+          </w:tcPr>
+          <w:p>
+            <w:pPr>
+              <w:tabs>
                 <w:tab w:val="left" w:pos="164"/>
+                <w:tab w:val="left" w:pos="284"/>
               </w:tabs>
               <w:spacing w:line="276" w:lineRule="auto"/>
-              <w:ind w:left="164" w:hanging="142"/>
+              <w:ind w:left="164" w:hanging="164"/>
               <w:jc w:val="both"/>
               <w:rPr>
                 <w:rFonts w:ascii="Arial Nova Cond Light" w:eastAsia="Times New Roman" w:hAnsi="Arial Nova Cond Light" w:cs="Arial"/>
@@ -2222,17 +2865,17 @@
                 <w:lang w:eastAsia="es-ES"/>
               </w:rPr>
               <w:tab/>
-              <w:t>Utiliza recursos no verbales y paraverbales de forma estratégica.</w:t>
+              <w:t>Obtiene información del texto escrito.</w:t>
             </w:r>
           </w:p>
           <w:p>
             <w:pPr>
               <w:tabs>
-                <w:tab w:val="left" w:pos="0"/>
                 <w:tab w:val="left" w:pos="164"/>
+                <w:tab w:val="left" w:pos="284"/>
               </w:tabs>
               <w:spacing w:line="276" w:lineRule="auto"/>
-              <w:ind w:left="164" w:hanging="142"/>
+              <w:ind w:left="164" w:hanging="164"/>
               <w:jc w:val="both"/>
               <w:rPr>
                 <w:rFonts w:ascii="Arial Nova Cond Light" w:eastAsia="Times New Roman" w:hAnsi="Arial Nova Cond Light" w:cs="Arial"/>
@@ -2255,56 +2898,40 @@
                 <w:lang w:eastAsia="es-ES"/>
               </w:rPr>
               <w:tab/>
-              <w:t>Interactúa estratégicamente con distintos interlocutores.</w:t>
+              <w:t>Infiere e interpreta información del texto escrito.</w:t>
             </w:r>
           </w:p>
           <w:p>
             <w:pPr>
               <w:tabs>
-                <w:tab w:val="left" w:pos="0"/>
                 <w:tab w:val="left" w:pos="164"/>
+                <w:tab w:val="left" w:pos="284"/>
               </w:tabs>
               <w:spacing w:line="276" w:lineRule="auto"/>
-              <w:ind w:left="164" w:hanging="142"/>
+              <w:ind w:left="164" w:hanging="164"/>
               <w:jc w:val="both"/>
               <w:rPr>
                 <w:rFonts w:ascii="Arial Nova Cond Light" w:eastAsia="Times New Roman" w:hAnsi="Arial Nova Cond Light" w:cs="Arial"/>
-                <w:bCs/>
+                <w:b/>
                 <w:lang w:eastAsia="es-ES"/>
               </w:rPr>
             </w:pPr>
-          </w:p>
-          <w:p>
-            <w:pPr>
-              <w:tabs>
-                <w:tab w:val="left" w:pos="0"/>
-                <w:tab w:val="left" w:pos="164"/>
-              </w:tabs>
-              <w:spacing w:line="276" w:lineRule="auto"/>
-              <w:ind w:left="164" w:hanging="142"/>
-              <w:jc w:val="both"/>
+            <w:r>
               <w:rPr>
                 <w:rFonts w:ascii="Arial Nova Cond Light" w:eastAsia="Times New Roman" w:hAnsi="Arial Nova Cond Light" w:cs="Arial"/>
-                <w:b/>
+                <w:bCs/>
                 <w:lang w:eastAsia="es-ES"/>
               </w:rPr>
-            </w:pPr>
+              <w:t>•</w:t>
+            </w:r>
             <w:r>
               <w:rPr>
                 <w:rFonts w:ascii="Arial Nova Cond Light" w:eastAsia="Times New Roman" w:hAnsi="Arial Nova Cond Light" w:cs="Arial"/>
                 <w:bCs/>
                 <w:lang w:eastAsia="es-ES"/>
               </w:rPr>
-              <w:t>•</w:t>
-            </w:r>
-            <w:r>
-              <w:rPr>
-                <w:rFonts w:ascii="Arial Nova Cond Light" w:eastAsia="Times New Roman" w:hAnsi="Arial Nova Cond Light" w:cs="Arial"/>
-                <w:bCs/>
-                <w:lang w:eastAsia="es-ES"/>
-              </w:rPr>
               <w:tab/>
-              <w:t>Reflexiona y evalúa la forma, el contenido y contexto del texto oral.</w:t>
+              <w:t>Reflexiona y evalúa la forma, el contenido y contexto del texto escrito.</w:t>
             </w:r>
           </w:p>
         </w:tc>
@@ -2329,6 +2956,31 @@
                 <w:lang w:eastAsia="es-ES"/>
               </w:rPr>
             </w:pPr>
+            <w:r>
+              <w:rPr>
+                <w:rFonts w:ascii="Arial Nova Cond Light" w:eastAsia="Times New Roman" w:hAnsi="Arial Nova Cond Light" w:cs="Arial"/>
+                <w:bCs/>
+                <w:lang w:eastAsia="es-ES"/>
+              </w:rPr>
+              <w:t>•</w:t>
+            </w:r>
+            <w:r>
+              <w:rPr>
+                <w:rFonts w:ascii="Arial Nova Cond Light" w:eastAsia="Times New Roman" w:hAnsi="Arial Nova Cond Light" w:cs="Arial"/>
+                <w:bCs/>
+                <w:lang w:eastAsia="es-ES"/>
+              </w:rPr>
+              <w:tab/>
+              <w:t xml:space="preserve">Identifica información </w:t>
+            </w:r>
+            <w:r>
+              <w:rPr>
+                <w:rFonts w:ascii="Arial Nova Cond Light" w:eastAsia="Times New Roman" w:hAnsi="Arial Nova Cond Light" w:cs="Arial"/>
+                <w:bCs/>
+                <w:lang w:eastAsia="es-ES"/>
+              </w:rPr>
+              <w:t>relevante de textos complejos con vocabulario variado. Ejemplo: textos con expresiones de sentido figurado.</w:t>
+            </w:r>
           </w:p>
           <w:p>
             <w:pPr>
@@ -2362,7 +3014,22 @@
                 <w:lang w:eastAsia="es-ES"/>
               </w:rPr>
               <w:tab/>
-              <w:t>Recupera información explícita de textos orales tanto de los que usan registro formal como informal, seleccionando datos específicos del texto que escucha. Integra información dicha por distintos interlocutores.</w:t>
+            </w:r>
+            <w:r>
+              <w:rPr>
+                <w:rFonts w:ascii="Arial Nova Cond Light" w:eastAsia="Times New Roman" w:hAnsi="Arial Nova Cond Light" w:cs="Arial"/>
+                <w:bCs/>
+                <w:lang w:eastAsia="es-ES"/>
+              </w:rPr>
+              <w:t>Integra información</w:t>
+            </w:r>
+            <w:r>
+              <w:rPr>
+                <w:rFonts w:ascii="Arial Nova Cond Light" w:eastAsia="Times New Roman" w:hAnsi="Arial Nova Cond Light" w:cs="Arial"/>
+                <w:bCs/>
+                <w:lang w:eastAsia="es-ES"/>
+              </w:rPr>
+              <w:t xml:space="preserve"> explícita ubicada en distintas partes del texto.</w:t>
             </w:r>
           </w:p>
           <w:p>
@@ -2397,7 +3064,6 @@
                 <w:lang w:eastAsia="es-ES"/>
               </w:rPr>
               <w:tab/>
-              <w:t>Deduce relaciones lógicas entre las ideas del texto oral, como las secuencias temporales, las relaciones de semejanza y diferencia y de causa-efecto, entre otras.</w:t>
             </w:r>
             <w:r>
               <w:rPr>
@@ -2405,7 +3071,7 @@
                 <w:bCs/>
                 <w:lang w:eastAsia="es-ES"/>
               </w:rPr>
-              <w:t xml:space="preserve"> </w:t>
+              <w:t>Deduce información en textos complejos (por ejemplo, en textos continuos y discontinuos) y temas de diversos campos del saber, en los que predomina el vocabulario variado.</w:t>
             </w:r>
           </w:p>
           <w:p>
@@ -2440,7 +3106,7 @@
                 <w:lang w:eastAsia="es-ES"/>
               </w:rPr>
               <w:tab/>
-              <w:t>Señala las características implícitas de personas, personajes, animales, objetos, lugares, así como el significado de las palabras a partir de información explícita en el texto oral.</w:t>
+              <w:t>Explica el tema y el propósito comunicativo relacionando información del texto con sus saberes de su contexto sociocultural.</w:t>
             </w:r>
           </w:p>
           <w:p>
@@ -2475,7 +3141,15 @@
                 <w:lang w:eastAsia="es-ES"/>
               </w:rPr>
               <w:tab/>
-              <w:t>Explica el tema y el propósito comunicativo del texto oral a partir de su contexto sociocultural distinguiendo lo relevante de lo complementario.</w:t>
+              <w:t xml:space="preserve">Opina </w:t>
+            </w:r>
+            <w:r>
+              <w:rPr>
+                <w:rFonts w:ascii="Arial Nova Cond Light" w:eastAsia="Times New Roman" w:hAnsi="Arial Nova Cond Light" w:cs="Arial"/>
+                <w:bCs/>
+                <w:lang w:eastAsia="es-ES"/>
+              </w:rPr>
+              <w:t>sobre ideas, hechos y personajes, y los relaciona con su contexto sociocultural.</w:t>
             </w:r>
           </w:p>
           <w:p>
@@ -2510,933 +3184,8 @@
                 <w:lang w:eastAsia="es-ES"/>
               </w:rPr>
               <w:tab/>
-              <w:t>Opina sobre el contenido, el propósito comunicativo del texto oral y las intenciones de los interlocutores a partir de su experiencia y los contextos socioculturales de los interlocutores.</w:t>
-            </w:r>
-          </w:p>
-          <w:p>
-            <w:pPr>
-              <w:pStyle w:val="Prrafodelista"/>
-              <w:tabs>
-                <w:tab w:val="left" w:pos="0"/>
-                <w:tab w:val="left" w:pos="178"/>
-                <w:tab w:val="left" w:pos="284"/>
-              </w:tabs>
-              <w:spacing w:line="276" w:lineRule="auto"/>
-              <w:ind w:left="178" w:hanging="141"/>
-              <w:jc w:val="both"/>
-              <w:rPr>
-                <w:rFonts w:ascii="Arial Nova Cond Light" w:eastAsia="Times New Roman" w:hAnsi="Arial Nova Cond Light" w:cs="Arial"/>
-                <w:bCs/>
-                <w:lang w:eastAsia="es-ES"/>
-              </w:rPr>
-            </w:pPr>
-            <w:r>
-              <w:rPr>
-                <w:rFonts w:ascii="Arial Nova Cond Light" w:eastAsia="Times New Roman" w:hAnsi="Arial Nova Cond Light" w:cs="Arial"/>
-                <w:bCs/>
-                <w:lang w:eastAsia="es-ES"/>
-              </w:rPr>
-              <w:t>•</w:t>
-            </w:r>
-            <w:r>
-              <w:rPr>
-                <w:rFonts w:ascii="Arial Nova Cond Light" w:eastAsia="Times New Roman" w:hAnsi="Arial Nova Cond Light" w:cs="Arial"/>
-                <w:bCs/>
-                <w:lang w:eastAsia="es-ES"/>
-              </w:rPr>
-              <w:tab/>
-              <w:t>Justifica su posición sobre lo que escucha, su experiencia y los contextos socioculturales en que se desenvuelve.</w:t>
-            </w:r>
-          </w:p>
-          <w:p>
-            <w:pPr>
-              <w:pStyle w:val="Prrafodelista"/>
-              <w:tabs>
-                <w:tab w:val="left" w:pos="0"/>
-                <w:tab w:val="left" w:pos="178"/>
-                <w:tab w:val="left" w:pos="284"/>
-              </w:tabs>
-              <w:spacing w:line="276" w:lineRule="auto"/>
-              <w:ind w:left="178" w:hanging="141"/>
-              <w:jc w:val="both"/>
-              <w:rPr>
-                <w:rFonts w:ascii="Arial Nova Cond Light" w:eastAsia="Times New Roman" w:hAnsi="Arial Nova Cond Light" w:cs="Arial"/>
-                <w:bCs/>
-                <w:lang w:eastAsia="es-ES"/>
-              </w:rPr>
-            </w:pPr>
-            <w:r>
-              <w:rPr>
-                <w:rFonts w:ascii="Arial Nova Cond Light" w:eastAsia="Times New Roman" w:hAnsi="Arial Nova Cond Light" w:cs="Arial"/>
-                <w:bCs/>
-                <w:lang w:eastAsia="es-ES"/>
-              </w:rPr>
-              <w:t>•</w:t>
-            </w:r>
-            <w:r>
-              <w:rPr>
-                <w:rFonts w:ascii="Arial Nova Cond Light" w:eastAsia="Times New Roman" w:hAnsi="Arial Nova Cond Light" w:cs="Arial"/>
-                <w:bCs/>
-                <w:lang w:eastAsia="es-ES"/>
-              </w:rPr>
-              <w:tab/>
-              <w:t>Adecúa el texto oral a la situación comunicativa considerando a sus interlocutores y el propósito. Usa un registro formal o informal de acuerdo con la situación.</w:t>
-            </w:r>
-          </w:p>
-          <w:p>
-            <w:pPr>
-              <w:pStyle w:val="Prrafodelista"/>
-              <w:tabs>
-                <w:tab w:val="left" w:pos="0"/>
-                <w:tab w:val="left" w:pos="178"/>
-                <w:tab w:val="left" w:pos="284"/>
-              </w:tabs>
-              <w:spacing w:line="276" w:lineRule="auto"/>
-              <w:ind w:left="178" w:hanging="141"/>
-              <w:jc w:val="both"/>
-              <w:rPr>
-                <w:rFonts w:ascii="Arial Nova Cond Light" w:eastAsia="Times New Roman" w:hAnsi="Arial Nova Cond Light" w:cs="Arial"/>
-                <w:bCs/>
-                <w:lang w:eastAsia="es-ES"/>
-              </w:rPr>
-            </w:pPr>
-            <w:r>
-              <w:rPr>
-                <w:rFonts w:ascii="Arial Nova Cond Light" w:eastAsia="Times New Roman" w:hAnsi="Arial Nova Cond Light" w:cs="Arial"/>
-                <w:bCs/>
-                <w:lang w:eastAsia="es-ES"/>
-              </w:rPr>
-              <w:t>•</w:t>
-            </w:r>
-            <w:r>
-              <w:rPr>
-                <w:rFonts w:ascii="Arial Nova Cond Light" w:eastAsia="Times New Roman" w:hAnsi="Arial Nova Cond Light" w:cs="Arial"/>
-                <w:bCs/>
-                <w:lang w:eastAsia="es-ES"/>
-              </w:rPr>
-              <w:tab/>
-              <w:t>Expresa ideas en torno a un tema y se mantiene en este.</w:t>
-            </w:r>
-          </w:p>
-          <w:p>
-            <w:pPr>
-              <w:pStyle w:val="Prrafodelista"/>
-              <w:tabs>
-                <w:tab w:val="left" w:pos="0"/>
-                <w:tab w:val="left" w:pos="178"/>
-                <w:tab w:val="left" w:pos="284"/>
-              </w:tabs>
-              <w:spacing w:line="276" w:lineRule="auto"/>
-              <w:ind w:left="178" w:hanging="141"/>
-              <w:jc w:val="both"/>
-              <w:rPr>
-                <w:rFonts w:ascii="Arial Nova Cond Light" w:eastAsia="Times New Roman" w:hAnsi="Arial Nova Cond Light" w:cs="Arial"/>
-                <w:bCs/>
-                <w:lang w:eastAsia="es-ES"/>
-              </w:rPr>
-            </w:pPr>
-            <w:r>
-              <w:rPr>
-                <w:rFonts w:ascii="Arial Nova Cond Light" w:eastAsia="Times New Roman" w:hAnsi="Arial Nova Cond Light" w:cs="Arial"/>
-                <w:bCs/>
-                <w:lang w:eastAsia="es-ES"/>
-              </w:rPr>
-              <w:t>•</w:t>
-            </w:r>
-            <w:r>
-              <w:rPr>
-                <w:rFonts w:ascii="Arial Nova Cond Light" w:eastAsia="Times New Roman" w:hAnsi="Arial Nova Cond Light" w:cs="Arial"/>
-                <w:bCs/>
-                <w:lang w:eastAsia="es-ES"/>
-              </w:rPr>
-              <w:tab/>
-              <w:t>Ordena las ideas relacionándolas mediante diversos recursos cohesivos, como conectores, referentes y marcadores textuales.</w:t>
-            </w:r>
-          </w:p>
-          <w:p>
-            <w:pPr>
-              <w:pStyle w:val="Prrafodelista"/>
-              <w:tabs>
-                <w:tab w:val="left" w:pos="0"/>
-                <w:tab w:val="left" w:pos="178"/>
-                <w:tab w:val="left" w:pos="284"/>
-              </w:tabs>
-              <w:spacing w:line="276" w:lineRule="auto"/>
-              <w:ind w:left="178" w:hanging="141"/>
-              <w:jc w:val="both"/>
-              <w:rPr>
-                <w:rFonts w:ascii="Arial Nova Cond Light" w:eastAsia="Times New Roman" w:hAnsi="Arial Nova Cond Light" w:cs="Arial"/>
-                <w:bCs/>
-                <w:lang w:eastAsia="es-ES"/>
-              </w:rPr>
-            </w:pPr>
-            <w:r>
-              <w:rPr>
-                <w:rFonts w:ascii="Arial Nova Cond Light" w:eastAsia="Times New Roman" w:hAnsi="Arial Nova Cond Light" w:cs="Arial"/>
-                <w:bCs/>
-                <w:lang w:eastAsia="es-ES"/>
-              </w:rPr>
-              <w:t>•</w:t>
-            </w:r>
-            <w:r>
-              <w:rPr>
-                <w:rFonts w:ascii="Arial Nova Cond Light" w:eastAsia="Times New Roman" w:hAnsi="Arial Nova Cond Light" w:cs="Arial"/>
-                <w:bCs/>
-                <w:lang w:eastAsia="es-ES"/>
-              </w:rPr>
-              <w:tab/>
-              <w:t>Incorpora un vocabulario variado.</w:t>
-            </w:r>
-          </w:p>
-          <w:p>
-            <w:pPr>
-              <w:pStyle w:val="Prrafodelista"/>
-              <w:tabs>
-                <w:tab w:val="left" w:pos="0"/>
-                <w:tab w:val="left" w:pos="178"/>
-                <w:tab w:val="left" w:pos="284"/>
-              </w:tabs>
-              <w:spacing w:line="276" w:lineRule="auto"/>
-              <w:ind w:left="178" w:hanging="141"/>
-              <w:jc w:val="both"/>
-              <w:rPr>
-                <w:rFonts w:ascii="Arial Nova Cond Light" w:eastAsia="Times New Roman" w:hAnsi="Arial Nova Cond Light" w:cs="Arial"/>
-                <w:bCs/>
-                <w:lang w:eastAsia="es-ES"/>
-              </w:rPr>
-            </w:pPr>
-            <w:r>
-              <w:rPr>
-                <w:rFonts w:ascii="Arial Nova Cond Light" w:eastAsia="Times New Roman" w:hAnsi="Arial Nova Cond Light" w:cs="Arial"/>
-                <w:bCs/>
-                <w:lang w:eastAsia="es-ES"/>
-              </w:rPr>
-              <w:t>•</w:t>
-            </w:r>
-            <w:r>
-              <w:rPr>
-                <w:rFonts w:ascii="Arial Nova Cond Light" w:eastAsia="Times New Roman" w:hAnsi="Arial Nova Cond Light" w:cs="Arial"/>
-                <w:bCs/>
-                <w:lang w:eastAsia="es-ES"/>
-              </w:rPr>
-              <w:tab/>
-              <w:t>Incluye en su producción oral diversas fuentes de información, tanto orales como escritas.</w:t>
-            </w:r>
-          </w:p>
-          <w:p>
-            <w:pPr>
-              <w:pStyle w:val="Prrafodelista"/>
-              <w:tabs>
-                <w:tab w:val="left" w:pos="0"/>
-                <w:tab w:val="left" w:pos="178"/>
-                <w:tab w:val="left" w:pos="284"/>
-              </w:tabs>
-              <w:spacing w:line="276" w:lineRule="auto"/>
-              <w:ind w:left="178" w:hanging="141"/>
-              <w:jc w:val="both"/>
-              <w:rPr>
-                <w:rFonts w:ascii="Arial Nova Cond Light" w:eastAsia="Times New Roman" w:hAnsi="Arial Nova Cond Light" w:cs="Arial"/>
-                <w:bCs/>
-                <w:lang w:eastAsia="es-ES"/>
-              </w:rPr>
-            </w:pPr>
-            <w:r>
-              <w:rPr>
-                <w:rFonts w:ascii="Arial Nova Cond Light" w:eastAsia="Times New Roman" w:hAnsi="Arial Nova Cond Light" w:cs="Arial"/>
-                <w:bCs/>
-                <w:lang w:eastAsia="es-ES"/>
-              </w:rPr>
-              <w:lastRenderedPageBreak/>
-              <w:t>•</w:t>
-            </w:r>
-            <w:r>
-              <w:rPr>
-                <w:rFonts w:ascii="Arial Nova Cond Light" w:eastAsia="Times New Roman" w:hAnsi="Arial Nova Cond Light" w:cs="Arial"/>
-                <w:bCs/>
-                <w:lang w:eastAsia="es-ES"/>
-              </w:rPr>
-              <w:tab/>
-              <w:t>Emplea estratégicamente recursos no verbales (gestos y movimientos corporales) y paraverbales (entonación) para enfatizar o matizar información en diversos contextos socioculturales.</w:t>
-            </w:r>
-          </w:p>
-          <w:p>
-            <w:pPr>
-              <w:pStyle w:val="Prrafodelista"/>
-              <w:tabs>
-                <w:tab w:val="left" w:pos="0"/>
-                <w:tab w:val="left" w:pos="178"/>
-                <w:tab w:val="left" w:pos="284"/>
-              </w:tabs>
-              <w:spacing w:line="276" w:lineRule="auto"/>
-              <w:ind w:left="178" w:hanging="141"/>
-              <w:jc w:val="both"/>
-              <w:rPr>
-                <w:rFonts w:ascii="Arial Nova Cond Light" w:eastAsia="Times New Roman" w:hAnsi="Arial Nova Cond Light" w:cs="Arial"/>
-                <w:bCs/>
-                <w:lang w:eastAsia="es-ES"/>
-              </w:rPr>
-            </w:pPr>
-            <w:r>
-              <w:rPr>
-                <w:rFonts w:ascii="Arial Nova Cond Light" w:eastAsia="Times New Roman" w:hAnsi="Arial Nova Cond Light" w:cs="Arial"/>
-                <w:bCs/>
-                <w:lang w:eastAsia="es-ES"/>
-              </w:rPr>
-              <w:t>•</w:t>
-            </w:r>
-            <w:r>
-              <w:rPr>
-                <w:rFonts w:ascii="Arial Nova Cond Light" w:eastAsia="Times New Roman" w:hAnsi="Arial Nova Cond Light" w:cs="Arial"/>
-                <w:bCs/>
-                <w:lang w:eastAsia="es-ES"/>
-              </w:rPr>
-              <w:tab/>
-              <w:t>Participa en intercambios orales con hablantes nativos de castellano respetando sus puntos de vista y necesidades, los turnos de conversación, y agregando información pertinente y relevante al tema.</w:t>
-            </w:r>
-          </w:p>
-          <w:p>
-            <w:pPr>
-              <w:pStyle w:val="Prrafodelista"/>
-              <w:tabs>
-                <w:tab w:val="left" w:pos="0"/>
-                <w:tab w:val="left" w:pos="178"/>
-                <w:tab w:val="left" w:pos="284"/>
-              </w:tabs>
-              <w:spacing w:line="276" w:lineRule="auto"/>
-              <w:ind w:left="178" w:hanging="141"/>
-              <w:jc w:val="both"/>
-              <w:rPr>
-                <w:rFonts w:ascii="Arial Nova Cond Light" w:eastAsia="Times New Roman" w:hAnsi="Arial Nova Cond Light" w:cs="Arial"/>
-                <w:bCs/>
-                <w:lang w:eastAsia="es-ES"/>
-              </w:rPr>
-            </w:pPr>
-          </w:p>
-        </w:tc>
-      </w:tr>
-      <w:tr>
-        <w:trPr>
-          <w:trHeight w:val="20"/>
-        </w:trPr>
-        <w:tc>
-          <w:tcPr>
-            <w:tcW w:w="3529" w:type="dxa"/>
-            <w:shd w:val="clear" w:color="auto" w:fill="84E290" w:themeFill="accent3" w:themeFillTint="66"/>
-            <w:vAlign w:val="center"/>
-          </w:tcPr>
-          <w:p>
-            <w:pPr>
-              <w:tabs>
-                <w:tab w:val="left" w:pos="0"/>
-                <w:tab w:val="left" w:pos="142"/>
-                <w:tab w:val="left" w:pos="284"/>
-              </w:tabs>
-              <w:spacing w:line="276" w:lineRule="auto"/>
-              <w:ind w:left="360"/>
-              <w:jc w:val="center"/>
-              <w:rPr>
-                <w:rFonts w:ascii="Arial Nova Cond Light" w:eastAsia="Times New Roman" w:hAnsi="Arial Nova Cond Light" w:cs="Arial"/>
-                <w:b/>
-                <w:lang w:eastAsia="es-ES"/>
-              </w:rPr>
-            </w:pPr>
-            <w:r>
-              <w:rPr>
-                <w:rFonts w:ascii="Arial Nova Cond Light" w:eastAsia="Times New Roman" w:hAnsi="Arial Nova Cond Light" w:cs="Arial"/>
-                <w:b/>
-                <w:lang w:eastAsia="es-ES"/>
-              </w:rPr>
-              <w:lastRenderedPageBreak/>
-              <w:t>COMPETENCIA 2:</w:t>
-            </w:r>
-          </w:p>
-        </w:tc>
-        <w:tc>
-          <w:tcPr>
-            <w:tcW w:w="11340" w:type="dxa"/>
-            <w:shd w:val="clear" w:color="auto" w:fill="84E290" w:themeFill="accent3" w:themeFillTint="66"/>
-          </w:tcPr>
-          <w:p>
-            <w:pPr>
-              <w:pStyle w:val="Prrafodelista"/>
-              <w:tabs>
-                <w:tab w:val="left" w:pos="0"/>
-                <w:tab w:val="left" w:pos="142"/>
-                <w:tab w:val="left" w:pos="284"/>
-              </w:tabs>
-              <w:spacing w:line="276" w:lineRule="auto"/>
-              <w:ind w:left="0"/>
-              <w:jc w:val="center"/>
-              <w:rPr>
-                <w:rFonts w:ascii="Arial Nova Cond Light" w:eastAsia="Times New Roman" w:hAnsi="Arial Nova Cond Light" w:cs="Arial"/>
-                <w:b/>
-                <w:bCs/>
-                <w:lang w:eastAsia="es-ES"/>
-              </w:rPr>
-            </w:pPr>
-            <w:r>
-              <w:rPr>
-                <w:rFonts w:ascii="Arial Nova Cond Light" w:hAnsi="Arial Nova Cond Light" w:cs="Times New Roman"/>
-                <w:b/>
-                <w:bCs/>
-                <w:color w:val="0070C0"/>
-              </w:rPr>
-              <w:t>LEE DIVERSOS TIPOS DE TEXTOS ESCRITOS EN CASTELLANO COMO SEGUNDA LENGUA</w:t>
-            </w:r>
-          </w:p>
-        </w:tc>
-      </w:tr>
-      <w:tr>
-        <w:trPr>
-          <w:trHeight w:val="20"/>
-        </w:trPr>
-        <w:tc>
-          <w:tcPr>
-            <w:tcW w:w="3529" w:type="dxa"/>
-            <w:shd w:val="clear" w:color="auto" w:fill="C1F0C7" w:themeFill="accent3" w:themeFillTint="33"/>
-            <w:vAlign w:val="center"/>
-          </w:tcPr>
-          <w:p>
-            <w:pPr>
-              <w:tabs>
-                <w:tab w:val="left" w:pos="0"/>
-                <w:tab w:val="left" w:pos="142"/>
-                <w:tab w:val="left" w:pos="284"/>
-              </w:tabs>
-              <w:spacing w:line="276" w:lineRule="auto"/>
-              <w:jc w:val="center"/>
-              <w:rPr>
-                <w:rFonts w:ascii="Arial Nova Cond Light" w:eastAsia="Times New Roman" w:hAnsi="Arial Nova Cond Light" w:cs="Arial"/>
-                <w:b/>
-                <w:lang w:eastAsia="es-ES"/>
-              </w:rPr>
-            </w:pPr>
-            <w:r>
-              <w:rPr>
-                <w:rFonts w:ascii="Arial Nova Cond Light" w:eastAsia="Times New Roman" w:hAnsi="Arial Nova Cond Light" w:cs="Arial"/>
-                <w:b/>
-                <w:lang w:eastAsia="es-ES"/>
-              </w:rPr>
-              <w:t>ESTANDAR DE APRENDIZAJE</w:t>
-            </w:r>
-          </w:p>
-        </w:tc>
-        <w:tc>
-          <w:tcPr>
-            <w:tcW w:w="11340" w:type="dxa"/>
-          </w:tcPr>
-          <w:p>
-            <w:pPr>
-              <w:pStyle w:val="Prrafodelista"/>
-              <w:tabs>
-                <w:tab w:val="left" w:pos="0"/>
-                <w:tab w:val="left" w:pos="142"/>
-                <w:tab w:val="left" w:pos="284"/>
-              </w:tabs>
-              <w:spacing w:line="276" w:lineRule="auto"/>
-              <w:ind w:left="0"/>
-              <w:jc w:val="both"/>
-              <w:rPr>
-                <w:rFonts w:ascii="Arial Nova Cond Light" w:eastAsia="Times New Roman" w:hAnsi="Arial Nova Cond Light" w:cs="Arial"/>
-                <w:bCs/>
-                <w:lang w:eastAsia="es-ES"/>
-              </w:rPr>
-            </w:pPr>
-          </w:p>
-          <w:p>
-            <w:pPr>
-              <w:pStyle w:val="Prrafodelista"/>
-              <w:tabs>
-                <w:tab w:val="left" w:pos="0"/>
-                <w:tab w:val="left" w:pos="142"/>
-                <w:tab w:val="left" w:pos="284"/>
-              </w:tabs>
-              <w:spacing w:line="276" w:lineRule="auto"/>
-              <w:ind w:left="0"/>
-              <w:jc w:val="both"/>
-              <w:rPr>
-                <w:rFonts w:ascii="Arial Nova Cond Light" w:eastAsia="Times New Roman" w:hAnsi="Arial Nova Cond Light" w:cs="Arial"/>
-                <w:bCs/>
-                <w:lang w:eastAsia="es-ES"/>
-              </w:rPr>
-            </w:pPr>
-            <w:r>
-              <w:rPr>
-                <w:rFonts w:ascii="Arial Nova Cond Light" w:eastAsia="Times New Roman" w:hAnsi="Arial Nova Cond Light" w:cs="Arial"/>
-                <w:bCs/>
-                <w:lang w:eastAsia="es-ES"/>
-              </w:rPr>
-              <w:t>Lee diversos tipos de textos complejos que tienen vocabulario variado. Relaciona información ubicada en distintas partes del texto, infiere el propósito comunicativo, el tema central y las ideas principales. Interpreta integrando información para construir el sentido de un texto relacionándolo con otros textos y su contexto sociocultural. Explica la intención de elementos formales del texto. Opina sobre sucesos e ideas del texto, y lo relaciona con el contexto sociocultural en el que fue escrito.</w:t>
-            </w:r>
-          </w:p>
-          <w:p>
-            <w:pPr>
-              <w:pStyle w:val="Prrafodelista"/>
-              <w:tabs>
-                <w:tab w:val="left" w:pos="0"/>
-                <w:tab w:val="left" w:pos="142"/>
-                <w:tab w:val="left" w:pos="284"/>
-              </w:tabs>
-              <w:spacing w:line="276" w:lineRule="auto"/>
-              <w:ind w:left="0"/>
-              <w:jc w:val="both"/>
-              <w:rPr>
-                <w:rFonts w:ascii="Arial Nova Cond Light" w:eastAsia="Times New Roman" w:hAnsi="Arial Nova Cond Light" w:cs="Arial"/>
-                <w:bCs/>
-                <w:lang w:eastAsia="es-ES"/>
-              </w:rPr>
-            </w:pPr>
-          </w:p>
-        </w:tc>
-      </w:tr>
-      <w:tr>
-        <w:trPr>
-          <w:trHeight w:val="20"/>
-        </w:trPr>
-        <w:tc>
-          <w:tcPr>
-            <w:tcW w:w="3529" w:type="dxa"/>
-            <w:shd w:val="clear" w:color="auto" w:fill="C1F0C7" w:themeFill="accent3" w:themeFillTint="33"/>
-            <w:vAlign w:val="center"/>
-          </w:tcPr>
-          <w:p>
-            <w:pPr>
-              <w:tabs>
-                <w:tab w:val="left" w:pos="0"/>
-                <w:tab w:val="left" w:pos="142"/>
-                <w:tab w:val="left" w:pos="284"/>
-              </w:tabs>
-              <w:spacing w:line="276" w:lineRule="auto"/>
-              <w:ind w:left="360"/>
-              <w:jc w:val="center"/>
-              <w:rPr>
-                <w:rFonts w:ascii="Arial Nova Cond Light" w:eastAsia="Times New Roman" w:hAnsi="Arial Nova Cond Light" w:cs="Arial"/>
-                <w:b/>
-                <w:lang w:eastAsia="es-ES"/>
-              </w:rPr>
-            </w:pPr>
-            <w:r>
-              <w:rPr>
-                <w:rFonts w:ascii="Arial Nova Cond Light" w:eastAsia="Times New Roman" w:hAnsi="Arial Nova Cond Light" w:cs="Arial"/>
-                <w:b/>
-                <w:lang w:eastAsia="es-ES"/>
-              </w:rPr>
-              <w:t>CAPACIDADES</w:t>
-            </w:r>
-          </w:p>
-        </w:tc>
-        <w:tc>
-          <w:tcPr>
-            <w:tcW w:w="11340" w:type="dxa"/>
-            <w:shd w:val="clear" w:color="auto" w:fill="C1F0C7" w:themeFill="accent3" w:themeFillTint="33"/>
-            <w:vAlign w:val="center"/>
-          </w:tcPr>
-          <w:p>
-            <w:pPr>
-              <w:pStyle w:val="Prrafodelista"/>
-              <w:tabs>
-                <w:tab w:val="left" w:pos="0"/>
-                <w:tab w:val="left" w:pos="142"/>
-                <w:tab w:val="left" w:pos="284"/>
-              </w:tabs>
-              <w:spacing w:line="276" w:lineRule="auto"/>
-              <w:ind w:left="0"/>
-              <w:jc w:val="center"/>
-              <w:rPr>
-                <w:rFonts w:ascii="Arial Nova Cond Light" w:eastAsia="Times New Roman" w:hAnsi="Arial Nova Cond Light" w:cs="Arial"/>
-                <w:b/>
-                <w:lang w:eastAsia="es-ES"/>
-              </w:rPr>
-            </w:pPr>
-            <w:r>
-              <w:rPr>
-                <w:rFonts w:ascii="Arial Nova Cond Light" w:eastAsia="Times New Roman" w:hAnsi="Arial Nova Cond Light" w:cs="Arial"/>
-                <w:b/>
-                <w:lang w:eastAsia="es-ES"/>
-              </w:rPr>
-              <w:t xml:space="preserve">DESEMPEÑOS </w:t>
-            </w:r>
-          </w:p>
-        </w:tc>
-      </w:tr>
-      <w:tr>
-        <w:trPr>
-          <w:trHeight w:val="20"/>
-        </w:trPr>
-        <w:tc>
-          <w:tcPr>
-            <w:tcW w:w="3529" w:type="dxa"/>
-            <w:vAlign w:val="center"/>
-          </w:tcPr>
-          <w:p>
-            <w:pPr>
-              <w:tabs>
-                <w:tab w:val="left" w:pos="164"/>
-                <w:tab w:val="left" w:pos="284"/>
-              </w:tabs>
-              <w:spacing w:line="276" w:lineRule="auto"/>
-              <w:ind w:left="164" w:hanging="164"/>
-              <w:jc w:val="both"/>
-              <w:rPr>
-                <w:rFonts w:ascii="Arial Nova Cond Light" w:eastAsia="Times New Roman" w:hAnsi="Arial Nova Cond Light" w:cs="Arial"/>
-                <w:bCs/>
-                <w:lang w:eastAsia="es-ES"/>
-              </w:rPr>
-            </w:pPr>
-            <w:r>
-              <w:rPr>
-                <w:rFonts w:ascii="Arial Nova Cond Light" w:eastAsia="Times New Roman" w:hAnsi="Arial Nova Cond Light" w:cs="Arial"/>
-                <w:bCs/>
-                <w:lang w:eastAsia="es-ES"/>
-              </w:rPr>
-              <w:t>•</w:t>
-            </w:r>
-            <w:r>
-              <w:rPr>
-                <w:rFonts w:ascii="Arial Nova Cond Light" w:eastAsia="Times New Roman" w:hAnsi="Arial Nova Cond Light" w:cs="Arial"/>
-                <w:bCs/>
-                <w:lang w:eastAsia="es-ES"/>
-              </w:rPr>
-              <w:tab/>
-              <w:t>Obtiene información del texto escrito.</w:t>
-            </w:r>
-          </w:p>
-          <w:p>
-            <w:pPr>
-              <w:tabs>
-                <w:tab w:val="left" w:pos="164"/>
-                <w:tab w:val="left" w:pos="284"/>
-              </w:tabs>
-              <w:spacing w:line="276" w:lineRule="auto"/>
-              <w:ind w:left="164" w:hanging="164"/>
-              <w:jc w:val="both"/>
-              <w:rPr>
-                <w:rFonts w:ascii="Arial Nova Cond Light" w:eastAsia="Times New Roman" w:hAnsi="Arial Nova Cond Light" w:cs="Arial"/>
-                <w:bCs/>
-                <w:lang w:eastAsia="es-ES"/>
-              </w:rPr>
-            </w:pPr>
-            <w:r>
-              <w:rPr>
-                <w:rFonts w:ascii="Arial Nova Cond Light" w:eastAsia="Times New Roman" w:hAnsi="Arial Nova Cond Light" w:cs="Arial"/>
-                <w:bCs/>
-                <w:lang w:eastAsia="es-ES"/>
-              </w:rPr>
-              <w:t>•</w:t>
-            </w:r>
-            <w:r>
-              <w:rPr>
-                <w:rFonts w:ascii="Arial Nova Cond Light" w:eastAsia="Times New Roman" w:hAnsi="Arial Nova Cond Light" w:cs="Arial"/>
-                <w:bCs/>
-                <w:lang w:eastAsia="es-ES"/>
-              </w:rPr>
-              <w:tab/>
-              <w:t>Infiere e interpreta información del texto escrito.</w:t>
-            </w:r>
-          </w:p>
-          <w:p>
-            <w:pPr>
-              <w:tabs>
-                <w:tab w:val="left" w:pos="164"/>
-                <w:tab w:val="left" w:pos="284"/>
-              </w:tabs>
-              <w:spacing w:line="276" w:lineRule="auto"/>
-              <w:ind w:left="164" w:hanging="164"/>
-              <w:jc w:val="both"/>
-              <w:rPr>
-                <w:rFonts w:ascii="Arial Nova Cond Light" w:eastAsia="Times New Roman" w:hAnsi="Arial Nova Cond Light" w:cs="Arial"/>
-                <w:b/>
-                <w:lang w:eastAsia="es-ES"/>
-              </w:rPr>
-            </w:pPr>
-            <w:r>
-              <w:rPr>
-                <w:rFonts w:ascii="Arial Nova Cond Light" w:eastAsia="Times New Roman" w:hAnsi="Arial Nova Cond Light" w:cs="Arial"/>
-                <w:bCs/>
-                <w:lang w:eastAsia="es-ES"/>
-              </w:rPr>
-              <w:t>•</w:t>
-            </w:r>
-            <w:r>
-              <w:rPr>
-                <w:rFonts w:ascii="Arial Nova Cond Light" w:eastAsia="Times New Roman" w:hAnsi="Arial Nova Cond Light" w:cs="Arial"/>
-                <w:bCs/>
-                <w:lang w:eastAsia="es-ES"/>
-              </w:rPr>
-              <w:tab/>
-              <w:t>Reflexiona y evalúa la forma, el contenido y contexto del texto escrito.</w:t>
-            </w:r>
-          </w:p>
-        </w:tc>
-        <w:tc>
-          <w:tcPr>
-            <w:tcW w:w="11340" w:type="dxa"/>
-          </w:tcPr>
-          <w:p>
-            <w:pPr>
-              <w:pStyle w:val="Prrafodelista"/>
-              <w:tabs>
-                <w:tab w:val="left" w:pos="0"/>
-                <w:tab w:val="left" w:pos="178"/>
-                <w:tab w:val="left" w:pos="284"/>
-              </w:tabs>
-              <w:spacing w:line="276" w:lineRule="auto"/>
-              <w:ind w:left="178" w:hanging="141"/>
-              <w:jc w:val="both"/>
-              <w:rPr>
-                <w:rFonts w:ascii="Arial Nova Cond Light" w:eastAsia="Times New Roman" w:hAnsi="Arial Nova Cond Light" w:cs="Arial"/>
-                <w:bCs/>
-                <w:lang w:eastAsia="es-ES"/>
-              </w:rPr>
-            </w:pPr>
-            <w:r>
-              <w:rPr>
-                <w:rFonts w:ascii="Arial Nova Cond Light" w:eastAsia="Times New Roman" w:hAnsi="Arial Nova Cond Light" w:cs="Arial"/>
-                <w:bCs/>
-                <w:lang w:eastAsia="es-ES"/>
-              </w:rPr>
-              <w:t>•</w:t>
-            </w:r>
-            <w:r>
-              <w:rPr>
-                <w:rFonts w:ascii="Arial Nova Cond Light" w:eastAsia="Times New Roman" w:hAnsi="Arial Nova Cond Light" w:cs="Arial"/>
-                <w:bCs/>
-                <w:lang w:eastAsia="es-ES"/>
-              </w:rPr>
-              <w:tab/>
-              <w:t xml:space="preserve">Identifica información </w:t>
-            </w:r>
-            <w:r>
-              <w:rPr>
-                <w:rFonts w:ascii="Arial Nova Cond Light" w:eastAsia="Times New Roman" w:hAnsi="Arial Nova Cond Light" w:cs="Arial"/>
-                <w:bCs/>
-                <w:lang w:eastAsia="es-ES"/>
-              </w:rPr>
-              <w:t>relevante de textos complejos con vocabulario variado. Ejemplo: textos con expresiones de sentido figurado.</w:t>
-            </w:r>
-          </w:p>
-          <w:p>
-            <w:pPr>
-              <w:pStyle w:val="Prrafodelista"/>
-              <w:tabs>
-                <w:tab w:val="left" w:pos="0"/>
-                <w:tab w:val="left" w:pos="178"/>
-                <w:tab w:val="left" w:pos="284"/>
-              </w:tabs>
-              <w:spacing w:line="276" w:lineRule="auto"/>
-              <w:ind w:left="178" w:hanging="141"/>
-              <w:jc w:val="both"/>
-              <w:rPr>
-                <w:rFonts w:ascii="Arial Nova Cond Light" w:eastAsia="Times New Roman" w:hAnsi="Arial Nova Cond Light" w:cs="Arial"/>
-                <w:bCs/>
-                <w:lang w:eastAsia="es-ES"/>
-              </w:rPr>
-            </w:pPr>
-            <w:r>
-              <w:rPr>
-                <w:rFonts w:ascii="Arial Nova Cond Light" w:eastAsia="Times New Roman" w:hAnsi="Arial Nova Cond Light" w:cs="Arial"/>
-                <w:bCs/>
-                <w:lang w:eastAsia="es-ES"/>
-              </w:rPr>
-              <w:t>•</w:t>
-            </w:r>
-            <w:r>
-              <w:rPr>
-                <w:rFonts w:ascii="Arial Nova Cond Light" w:eastAsia="Times New Roman" w:hAnsi="Arial Nova Cond Light" w:cs="Arial"/>
-                <w:bCs/>
-                <w:lang w:eastAsia="es-ES"/>
-              </w:rPr>
-              <w:tab/>
-            </w:r>
-            <w:r>
-              <w:rPr>
-                <w:rFonts w:ascii="Arial Nova Cond Light" w:eastAsia="Times New Roman" w:hAnsi="Arial Nova Cond Light" w:cs="Arial"/>
-                <w:bCs/>
-                <w:lang w:eastAsia="es-ES"/>
-              </w:rPr>
-              <w:t>Integra información</w:t>
-            </w:r>
-            <w:r>
-              <w:rPr>
-                <w:rFonts w:ascii="Arial Nova Cond Light" w:eastAsia="Times New Roman" w:hAnsi="Arial Nova Cond Light" w:cs="Arial"/>
-                <w:bCs/>
-                <w:lang w:eastAsia="es-ES"/>
-              </w:rPr>
-              <w:t xml:space="preserve"> explícita ubicada en distintas partes del texto.</w:t>
-            </w:r>
-          </w:p>
-          <w:p>
-            <w:pPr>
-              <w:pStyle w:val="Prrafodelista"/>
-              <w:tabs>
-                <w:tab w:val="left" w:pos="0"/>
-                <w:tab w:val="left" w:pos="178"/>
-                <w:tab w:val="left" w:pos="284"/>
-              </w:tabs>
-              <w:spacing w:line="276" w:lineRule="auto"/>
-              <w:ind w:left="178" w:hanging="141"/>
-              <w:jc w:val="both"/>
-              <w:rPr>
-                <w:rFonts w:ascii="Arial Nova Cond Light" w:eastAsia="Times New Roman" w:hAnsi="Arial Nova Cond Light" w:cs="Arial"/>
-                <w:bCs/>
-                <w:lang w:eastAsia="es-ES"/>
-              </w:rPr>
-            </w:pPr>
-            <w:r>
-              <w:rPr>
-                <w:rFonts w:ascii="Arial Nova Cond Light" w:eastAsia="Times New Roman" w:hAnsi="Arial Nova Cond Light" w:cs="Arial"/>
-                <w:bCs/>
-                <w:lang w:eastAsia="es-ES"/>
-              </w:rPr>
-              <w:t>•</w:t>
-            </w:r>
-            <w:r>
-              <w:rPr>
-                <w:rFonts w:ascii="Arial Nova Cond Light" w:eastAsia="Times New Roman" w:hAnsi="Arial Nova Cond Light" w:cs="Arial"/>
-                <w:bCs/>
-                <w:lang w:eastAsia="es-ES"/>
-              </w:rPr>
-              <w:tab/>
-            </w:r>
-            <w:r>
-              <w:rPr>
-                <w:rFonts w:ascii="Arial Nova Cond Light" w:eastAsia="Times New Roman" w:hAnsi="Arial Nova Cond Light" w:cs="Arial"/>
-                <w:bCs/>
-                <w:lang w:eastAsia="es-ES"/>
-              </w:rPr>
-              <w:t>Deduce información en textos complejos (por ejemplo, en textos continuos y discontinuos) y temas de diversos campos del saber, en los que predomina el vocabulario variado.</w:t>
-            </w:r>
-          </w:p>
-          <w:p>
-            <w:pPr>
-              <w:pStyle w:val="Prrafodelista"/>
-              <w:tabs>
-                <w:tab w:val="left" w:pos="0"/>
-                <w:tab w:val="left" w:pos="178"/>
-                <w:tab w:val="left" w:pos="284"/>
-              </w:tabs>
-              <w:spacing w:line="276" w:lineRule="auto"/>
-              <w:ind w:left="178" w:hanging="141"/>
-              <w:jc w:val="both"/>
-              <w:rPr>
-                <w:rFonts w:ascii="Arial Nova Cond Light" w:eastAsia="Times New Roman" w:hAnsi="Arial Nova Cond Light" w:cs="Arial"/>
-                <w:bCs/>
-                <w:lang w:eastAsia="es-ES"/>
-              </w:rPr>
-            </w:pPr>
-            <w:r>
-              <w:rPr>
-                <w:rFonts w:ascii="Arial Nova Cond Light" w:eastAsia="Times New Roman" w:hAnsi="Arial Nova Cond Light" w:cs="Arial"/>
-                <w:bCs/>
-                <w:lang w:eastAsia="es-ES"/>
-              </w:rPr>
-              <w:t>•</w:t>
-            </w:r>
-            <w:r>
-              <w:rPr>
-                <w:rFonts w:ascii="Arial Nova Cond Light" w:eastAsia="Times New Roman" w:hAnsi="Arial Nova Cond Light" w:cs="Arial"/>
-                <w:bCs/>
-                <w:lang w:eastAsia="es-ES"/>
-              </w:rPr>
-              <w:tab/>
-              <w:t>Explica el tema y el propósito comunicativo relacionando información del texto con sus saberes de su contexto sociocultural.</w:t>
-            </w:r>
-          </w:p>
-          <w:p>
-            <w:pPr>
-              <w:pStyle w:val="Prrafodelista"/>
-              <w:tabs>
-                <w:tab w:val="left" w:pos="0"/>
-                <w:tab w:val="left" w:pos="178"/>
-                <w:tab w:val="left" w:pos="284"/>
-              </w:tabs>
-              <w:spacing w:line="276" w:lineRule="auto"/>
-              <w:ind w:left="178" w:hanging="141"/>
-              <w:jc w:val="both"/>
-              <w:rPr>
-                <w:rFonts w:ascii="Arial Nova Cond Light" w:eastAsia="Times New Roman" w:hAnsi="Arial Nova Cond Light" w:cs="Arial"/>
-                <w:bCs/>
-                <w:lang w:eastAsia="es-ES"/>
-              </w:rPr>
-            </w:pPr>
-            <w:r>
-              <w:rPr>
-                <w:rFonts w:ascii="Arial Nova Cond Light" w:eastAsia="Times New Roman" w:hAnsi="Arial Nova Cond Light" w:cs="Arial"/>
-                <w:bCs/>
-                <w:lang w:eastAsia="es-ES"/>
-              </w:rPr>
-              <w:t>•</w:t>
-            </w:r>
-            <w:r>
-              <w:rPr>
-                <w:rFonts w:ascii="Arial Nova Cond Light" w:eastAsia="Times New Roman" w:hAnsi="Arial Nova Cond Light" w:cs="Arial"/>
-                <w:bCs/>
-                <w:lang w:eastAsia="es-ES"/>
-              </w:rPr>
-              <w:tab/>
-              <w:t xml:space="preserve">Opina </w:t>
-            </w:r>
-            <w:r>
-              <w:rPr>
-                <w:rFonts w:ascii="Arial Nova Cond Light" w:eastAsia="Times New Roman" w:hAnsi="Arial Nova Cond Light" w:cs="Arial"/>
-                <w:bCs/>
-                <w:lang w:eastAsia="es-ES"/>
-              </w:rPr>
-              <w:t>sobre ideas, hechos y personajes, y los relaciona con su contexto sociocultural.</w:t>
-            </w:r>
-          </w:p>
-          <w:p>
-            <w:pPr>
-              <w:pStyle w:val="Prrafodelista"/>
-              <w:tabs>
-                <w:tab w:val="left" w:pos="0"/>
-                <w:tab w:val="left" w:pos="178"/>
-                <w:tab w:val="left" w:pos="284"/>
-              </w:tabs>
-              <w:spacing w:line="276" w:lineRule="auto"/>
-              <w:ind w:left="178" w:hanging="141"/>
-              <w:jc w:val="both"/>
-              <w:rPr>
-                <w:rFonts w:ascii="Arial Nova Cond Light" w:eastAsia="Times New Roman" w:hAnsi="Arial Nova Cond Light" w:cs="Arial"/>
-                <w:bCs/>
-                <w:lang w:eastAsia="es-ES"/>
-              </w:rPr>
-            </w:pPr>
-            <w:r>
-              <w:rPr>
-                <w:rFonts w:ascii="Arial Nova Cond Light" w:eastAsia="Times New Roman" w:hAnsi="Arial Nova Cond Light" w:cs="Arial"/>
-                <w:bCs/>
-                <w:lang w:eastAsia="es-ES"/>
-              </w:rPr>
-              <w:t>•</w:t>
-            </w:r>
-            <w:r>
-              <w:rPr>
-                <w:rFonts w:ascii="Arial Nova Cond Light" w:eastAsia="Times New Roman" w:hAnsi="Arial Nova Cond Light" w:cs="Arial"/>
-                <w:bCs/>
-                <w:lang w:eastAsia="es-ES"/>
-              </w:rPr>
-              <w:tab/>
               <w:t>Explica la intención del autor considerando las características de los tipos textuales y la estructura del texto.</w:t>
             </w:r>
-          </w:p>
-          <w:p>
-            <w:pPr>
-              <w:pStyle w:val="Prrafodelista"/>
-              <w:tabs>
-                <w:tab w:val="left" w:pos="0"/>
-                <w:tab w:val="left" w:pos="178"/>
-                <w:tab w:val="left" w:pos="284"/>
-              </w:tabs>
-              <w:spacing w:line="276" w:lineRule="auto"/>
-              <w:ind w:left="178" w:hanging="141"/>
-              <w:jc w:val="both"/>
-              <w:rPr>
-                <w:rFonts w:ascii="Arial Nova Cond Light" w:eastAsia="Times New Roman" w:hAnsi="Arial Nova Cond Light" w:cs="Arial"/>
-                <w:bCs/>
-                <w:lang w:eastAsia="es-ES"/>
-              </w:rPr>
-            </w:pPr>
           </w:p>
         </w:tc>
       </w:tr>
@@ -3569,58 +3318,22 @@
                 <w:lang w:eastAsia="es-ES"/>
               </w:rPr>
             </w:pPr>
-          </w:p>
-          <w:p>
-            <w:pPr>
-              <w:pStyle w:val="Prrafodelista"/>
-              <w:tabs>
-                <w:tab w:val="left" w:pos="0"/>
-                <w:tab w:val="left" w:pos="142"/>
-                <w:tab w:val="left" w:pos="284"/>
-              </w:tabs>
-              <w:spacing w:line="276" w:lineRule="auto"/>
-              <w:ind w:left="37" w:hanging="37"/>
-              <w:jc w:val="both"/>
+            <w:r>
               <w:rPr>
                 <w:rFonts w:ascii="Arial Nova Cond Light" w:eastAsia="Times New Roman" w:hAnsi="Arial Nova Cond Light" w:cs="Arial"/>
                 <w:bCs/>
                 <w:lang w:eastAsia="es-ES"/>
               </w:rPr>
-            </w:pPr>
+              <w:t>Escribe diversos tipos de textos de forma reflexiva sobre temas variados. Adecúa su texto al destinatario, propósito y registro, utiliza diversas fuentes de información complementaria y/o divergente entre sí, que provienen de diversos contextos socioculturales. Organiza y desarrolla sus ideas en párrafos en torno a diversos temas y usa vocabulario variado y especializado. Relaciona ideas del texto mediante el uso de diversos referentes gramaticales, usando diferentes recursos ortográficos para darle claridad al texto. Reflexiona sobre el contenido del texto, la organización y el contexto donde se desarrolla, y evalúa comparando su texto con otros textos similares.</w:t>
+            </w:r>
             <w:r>
               <w:rPr>
                 <w:rFonts w:ascii="Arial Nova Cond Light" w:eastAsia="Times New Roman" w:hAnsi="Arial Nova Cond Light" w:cs="Arial"/>
                 <w:bCs/>
                 <w:lang w:eastAsia="es-ES"/>
               </w:rPr>
-              <w:t>Escribe diversos tipos de textos de forma reflexiva sobre temas variados. Adecúa su texto al destinatario, propósito y registro, utiliza diversas fuentes de información complementaria y/o divergente entre sí, que provienen de diversos contextos socioculturales. Organiza y desarrolla sus ideas en párrafos en torno a diversos temas y usa vocabulario variado y especializado. Relaciona ideas del texto mediante el uso de diversos referentes gramaticales, usando diferentes recursos ortográficos para darle claridad al texto. Reflexiona sobre el contenido del texto, la organización y el contexto donde se desarrolla, y evalúa comparando su texto con otros textos similares.</w:t>
-            </w:r>
-            <w:r>
-              <w:rPr>
-                <w:rFonts w:ascii="Arial Nova Cond Light" w:eastAsia="Times New Roman" w:hAnsi="Arial Nova Cond Light" w:cs="Arial"/>
-                <w:bCs/>
-                <w:lang w:eastAsia="es-ES"/>
-              </w:rPr>
               <w:t xml:space="preserve"> </w:t>
             </w:r>
-          </w:p>
-          <w:p>
-            <w:pPr>
-              <w:pStyle w:val="Prrafodelista"/>
-              <w:tabs>
-                <w:tab w:val="left" w:pos="0"/>
-                <w:tab w:val="left" w:pos="142"/>
-                <w:tab w:val="left" w:pos="284"/>
-              </w:tabs>
-              <w:spacing w:line="276" w:lineRule="auto"/>
-              <w:ind w:left="37" w:hanging="37"/>
-              <w:jc w:val="both"/>
-              <w:rPr>
-                <w:rFonts w:ascii="Arial Nova Cond Light" w:eastAsia="Times New Roman" w:hAnsi="Arial Nova Cond Light" w:cs="Arial"/>
-                <w:bCs/>
-                <w:lang w:eastAsia="es-ES"/>
-              </w:rPr>
-            </w:pPr>
           </w:p>
         </w:tc>
       </w:tr>
@@ -3656,7 +3369,6 @@
                 <w:b/>
                 <w:lang w:eastAsia="es-ES"/>
               </w:rPr>
-              <w:lastRenderedPageBreak/>
               <w:t>CAPACIDADES</w:t>
             </w:r>
           </w:p>
@@ -3709,7 +3421,7 @@
               <w:tabs>
                 <w:tab w:val="left" w:pos="164"/>
               </w:tabs>
-              <w:spacing w:line="360" w:lineRule="auto"/>
+              <w:spacing w:line="276" w:lineRule="auto"/>
               <w:ind w:left="164" w:hanging="164"/>
               <w:jc w:val="both"/>
               <w:rPr>
@@ -3718,13 +3430,30 @@
                 <w:lang w:eastAsia="es-ES"/>
               </w:rPr>
             </w:pPr>
+            <w:r>
+              <w:rPr>
+                <w:rFonts w:ascii="Arial Nova Cond Light" w:eastAsia="Times New Roman" w:hAnsi="Arial Nova Cond Light" w:cs="Arial"/>
+                <w:bCs/>
+                <w:lang w:eastAsia="es-ES"/>
+              </w:rPr>
+              <w:t>•</w:t>
+            </w:r>
+            <w:r>
+              <w:rPr>
+                <w:rFonts w:ascii="Arial Nova Cond Light" w:eastAsia="Times New Roman" w:hAnsi="Arial Nova Cond Light" w:cs="Arial"/>
+                <w:bCs/>
+                <w:lang w:eastAsia="es-ES"/>
+              </w:rPr>
+              <w:tab/>
+              <w:t>Adecúa el texto a la situación comunicativa.</w:t>
+            </w:r>
           </w:p>
           <w:p>
             <w:pPr>
               <w:tabs>
                 <w:tab w:val="left" w:pos="164"/>
               </w:tabs>
-              <w:spacing w:line="360" w:lineRule="auto"/>
+              <w:spacing w:line="276" w:lineRule="auto"/>
               <w:ind w:left="164" w:hanging="164"/>
               <w:jc w:val="both"/>
               <w:rPr>
@@ -3748,7 +3477,7 @@
                 <w:lang w:eastAsia="es-ES"/>
               </w:rPr>
               <w:tab/>
-              <w:t>Adecúa el texto a la situación comunicativa.</w:t>
+              <w:t>Organiza y desarrolla las ideas de forma coherente y cohesionada.</w:t>
             </w:r>
           </w:p>
           <w:p>
@@ -3756,7 +3485,7 @@
               <w:tabs>
                 <w:tab w:val="left" w:pos="164"/>
               </w:tabs>
-              <w:spacing w:line="360" w:lineRule="auto"/>
+              <w:spacing w:line="276" w:lineRule="auto"/>
               <w:ind w:left="164" w:hanging="164"/>
               <w:jc w:val="both"/>
               <w:rPr>
@@ -3780,7 +3509,7 @@
                 <w:lang w:eastAsia="es-ES"/>
               </w:rPr>
               <w:tab/>
-              <w:t>Organiza y desarrolla las ideas de forma coherente y cohesionada.</w:t>
+              <w:t>Utiliza convenciones del lenguaje escrito de forma pertinente.</w:t>
             </w:r>
           </w:p>
           <w:p>
@@ -3788,7 +3517,7 @@
               <w:tabs>
                 <w:tab w:val="left" w:pos="164"/>
               </w:tabs>
-              <w:spacing w:line="360" w:lineRule="auto"/>
+              <w:spacing w:line="276" w:lineRule="auto"/>
               <w:ind w:left="164" w:hanging="164"/>
               <w:jc w:val="both"/>
               <w:rPr>
@@ -3812,55 +3541,8 @@
                 <w:lang w:eastAsia="es-ES"/>
               </w:rPr>
               <w:tab/>
-              <w:t>Utiliza convenciones del lenguaje escrito de forma pertinente.</w:t>
-            </w:r>
-          </w:p>
-          <w:p>
-            <w:pPr>
-              <w:tabs>
-                <w:tab w:val="left" w:pos="164"/>
-              </w:tabs>
-              <w:spacing w:line="360" w:lineRule="auto"/>
-              <w:ind w:left="164" w:hanging="164"/>
-              <w:jc w:val="both"/>
-              <w:rPr>
-                <w:rFonts w:ascii="Arial Nova Cond Light" w:eastAsia="Times New Roman" w:hAnsi="Arial Nova Cond Light" w:cs="Arial"/>
-                <w:bCs/>
-                <w:lang w:eastAsia="es-ES"/>
-              </w:rPr>
-            </w:pPr>
-            <w:r>
-              <w:rPr>
-                <w:rFonts w:ascii="Arial Nova Cond Light" w:eastAsia="Times New Roman" w:hAnsi="Arial Nova Cond Light" w:cs="Arial"/>
-                <w:bCs/>
-                <w:lang w:eastAsia="es-ES"/>
-              </w:rPr>
-              <w:t>•</w:t>
-            </w:r>
-            <w:r>
-              <w:rPr>
-                <w:rFonts w:ascii="Arial Nova Cond Light" w:eastAsia="Times New Roman" w:hAnsi="Arial Nova Cond Light" w:cs="Arial"/>
-                <w:bCs/>
-                <w:lang w:eastAsia="es-ES"/>
-              </w:rPr>
-              <w:tab/>
               <w:t>Reflexiona y evalúa la forma, el contenido y contexto del texto escrito.</w:t>
             </w:r>
-          </w:p>
-          <w:p>
-            <w:pPr>
-              <w:tabs>
-                <w:tab w:val="left" w:pos="164"/>
-              </w:tabs>
-              <w:spacing w:line="360" w:lineRule="auto"/>
-              <w:ind w:left="164" w:hanging="164"/>
-              <w:jc w:val="both"/>
-              <w:rPr>
-                <w:rFonts w:ascii="Arial Nova Cond Light" w:eastAsia="Times New Roman" w:hAnsi="Arial Nova Cond Light" w:cs="Arial"/>
-                <w:b/>
-                <w:lang w:eastAsia="es-ES"/>
-              </w:rPr>
-            </w:pPr>
           </w:p>
         </w:tc>
         <w:tc>
@@ -3875,7 +3557,7 @@
                 <w:tab w:val="left" w:pos="284"/>
                 <w:tab w:val="left" w:pos="320"/>
               </w:tabs>
-              <w:spacing w:line="360" w:lineRule="auto"/>
+              <w:spacing w:line="276" w:lineRule="auto"/>
               <w:ind w:left="178" w:hanging="141"/>
               <w:jc w:val="both"/>
               <w:rPr>
@@ -3884,6 +3566,23 @@
                 <w:lang w:eastAsia="es-ES"/>
               </w:rPr>
             </w:pPr>
+            <w:r>
+              <w:rPr>
+                <w:rFonts w:ascii="Arial Nova Cond Light" w:eastAsia="Times New Roman" w:hAnsi="Arial Nova Cond Light" w:cs="Arial"/>
+                <w:bCs/>
+                <w:lang w:eastAsia="es-ES"/>
+              </w:rPr>
+              <w:t>•</w:t>
+            </w:r>
+            <w:r>
+              <w:rPr>
+                <w:rFonts w:ascii="Arial Nova Cond Light" w:eastAsia="Times New Roman" w:hAnsi="Arial Nova Cond Light" w:cs="Arial"/>
+                <w:bCs/>
+                <w:lang w:eastAsia="es-ES"/>
+              </w:rPr>
+              <w:tab/>
+              <w:t>Adecúa su texto al destinatario, el registro formal e informal, y el propósito comunicativo sobre temas variados considerando diversas fuentes de información, complementarias a la idea que se desea defender en el texto, o divergentes, es decir, contrarias a la idea que se debe defender.</w:t>
+            </w:r>
           </w:p>
           <w:p>
             <w:pPr>
@@ -3893,7 +3592,7 @@
                 <w:tab w:val="left" w:pos="284"/>
                 <w:tab w:val="left" w:pos="320"/>
               </w:tabs>
-              <w:spacing w:line="360" w:lineRule="auto"/>
+              <w:spacing w:line="276" w:lineRule="auto"/>
               <w:ind w:left="178" w:hanging="141"/>
               <w:jc w:val="both"/>
               <w:rPr>
@@ -3917,7 +3616,7 @@
                 <w:lang w:eastAsia="es-ES"/>
               </w:rPr>
               <w:tab/>
-              <w:t>Adecúa su texto al destinatario, el registro formal e informal, y el propósito comunicativo sobre temas variados considerando diversas fuentes de información, complementarias a la idea que se desea defender en el texto, o divergentes, es decir, contrarias a la idea que se debe defender.</w:t>
+              <w:t>Escribe textos en torno a un tema. Ordena las ideas mediante el uso de diferentes conectores y referentes gramaticales.</w:t>
             </w:r>
           </w:p>
           <w:p>
@@ -3928,7 +3627,7 @@
                 <w:tab w:val="left" w:pos="284"/>
                 <w:tab w:val="left" w:pos="320"/>
               </w:tabs>
-              <w:spacing w:line="360" w:lineRule="auto"/>
+              <w:spacing w:line="276" w:lineRule="auto"/>
               <w:ind w:left="178" w:hanging="141"/>
               <w:jc w:val="both"/>
               <w:rPr>
@@ -3952,7 +3651,15 @@
                 <w:lang w:eastAsia="es-ES"/>
               </w:rPr>
               <w:tab/>
-              <w:t>Escribe textos en torno a un tema. Ordena las ideas mediante el uso de diferentes conectores y referentes gramaticales.</w:t>
+              <w:t>Organiza su texto en párrafos en torno a diversos temas y presenta eventualmente alguna digresión.</w:t>
+            </w:r>
+            <w:r>
+              <w:rPr>
+                <w:rFonts w:ascii="Arial Nova Cond Light" w:eastAsia="Times New Roman" w:hAnsi="Arial Nova Cond Light" w:cs="Arial"/>
+                <w:bCs/>
+                <w:lang w:eastAsia="es-ES"/>
+              </w:rPr>
+              <w:t xml:space="preserve"> </w:t>
             </w:r>
           </w:p>
           <w:p>
@@ -3963,7 +3670,7 @@
                 <w:tab w:val="left" w:pos="284"/>
                 <w:tab w:val="left" w:pos="320"/>
               </w:tabs>
-              <w:spacing w:line="360" w:lineRule="auto"/>
+              <w:spacing w:line="276" w:lineRule="auto"/>
               <w:ind w:left="178" w:hanging="141"/>
               <w:jc w:val="both"/>
               <w:rPr>
@@ -3987,7 +3694,7 @@
                 <w:lang w:eastAsia="es-ES"/>
               </w:rPr>
               <w:tab/>
-              <w:t>Organiza su texto en párrafos en torno a diversos temas y presenta eventualmente alguna digresión.</w:t>
+              <w:t>Utiliza diferentes recursos ortográficos, expresiones formulaicas y vocabulario variado para que su texto sea claro.</w:t>
             </w:r>
           </w:p>
           <w:p>
@@ -3998,7 +3705,7 @@
                 <w:tab w:val="left" w:pos="284"/>
                 <w:tab w:val="left" w:pos="320"/>
               </w:tabs>
-              <w:spacing w:line="360" w:lineRule="auto"/>
+              <w:spacing w:line="276" w:lineRule="auto"/>
               <w:ind w:left="178" w:hanging="141"/>
               <w:jc w:val="both"/>
               <w:rPr>
@@ -4022,25 +3729,7 @@
                 <w:lang w:eastAsia="es-ES"/>
               </w:rPr>
               <w:tab/>
-              <w:t xml:space="preserve">Utiliza diferentes recursos ortográficos, expresiones </w:t>
-            </w:r>
-            <w:proofErr w:type="spellStart"/>
-            <w:r>
-              <w:rPr>
-                <w:rFonts w:ascii="Arial Nova Cond Light" w:eastAsia="Times New Roman" w:hAnsi="Arial Nova Cond Light" w:cs="Arial"/>
-                <w:bCs/>
-                <w:lang w:eastAsia="es-ES"/>
-              </w:rPr>
-              <w:t>formulaicas</w:t>
-            </w:r>
-            <w:proofErr w:type="spellEnd"/>
-            <w:r>
-              <w:rPr>
-                <w:rFonts w:ascii="Arial Nova Cond Light" w:eastAsia="Times New Roman" w:hAnsi="Arial Nova Cond Light" w:cs="Arial"/>
-                <w:bCs/>
-                <w:lang w:eastAsia="es-ES"/>
-              </w:rPr>
-              <w:t xml:space="preserve"> y vocabulario variado para que su texto sea claro.</w:t>
+              <w:t>Evalúa si el texto que escribe se adecúa, en lo que respecta tanto a su contenido como a su forma, a la situación comunicativa.</w:t>
             </w:r>
           </w:p>
           <w:p>
@@ -4051,7 +3740,7 @@
                 <w:tab w:val="left" w:pos="284"/>
                 <w:tab w:val="left" w:pos="320"/>
               </w:tabs>
-              <w:spacing w:line="360" w:lineRule="auto"/>
+              <w:spacing w:line="276" w:lineRule="auto"/>
               <w:ind w:left="178" w:hanging="141"/>
               <w:jc w:val="both"/>
               <w:rPr>
@@ -4075,143 +3764,12 @@
                 <w:lang w:eastAsia="es-ES"/>
               </w:rPr>
               <w:tab/>
-              <w:t>Evalúa si el texto que escribe se adecúa, en lo que respecta tanto a su contenido como a su forma, a la situación comunicativa.</w:t>
-            </w:r>
-          </w:p>
-          <w:p>
-            <w:pPr>
-              <w:pStyle w:val="Prrafodelista"/>
-              <w:tabs>
-                <w:tab w:val="left" w:pos="0"/>
-                <w:tab w:val="left" w:pos="284"/>
-                <w:tab w:val="left" w:pos="320"/>
-              </w:tabs>
-              <w:spacing w:line="360" w:lineRule="auto"/>
-              <w:ind w:left="178" w:hanging="141"/>
-              <w:jc w:val="both"/>
-              <w:rPr>
-                <w:rFonts w:ascii="Arial Nova Cond Light" w:eastAsia="Times New Roman" w:hAnsi="Arial Nova Cond Light" w:cs="Arial"/>
-                <w:bCs/>
-                <w:lang w:eastAsia="es-ES"/>
-              </w:rPr>
-            </w:pPr>
-            <w:r>
-              <w:rPr>
-                <w:rFonts w:ascii="Arial Nova Cond Light" w:eastAsia="Times New Roman" w:hAnsi="Arial Nova Cond Light" w:cs="Arial"/>
-                <w:bCs/>
-                <w:lang w:eastAsia="es-ES"/>
-              </w:rPr>
-              <w:t>•</w:t>
-            </w:r>
-            <w:r>
-              <w:rPr>
-                <w:rFonts w:ascii="Arial Nova Cond Light" w:eastAsia="Times New Roman" w:hAnsi="Arial Nova Cond Light" w:cs="Arial"/>
-                <w:bCs/>
-                <w:lang w:eastAsia="es-ES"/>
-              </w:rPr>
-              <w:tab/>
               <w:t>Evalúa el efecto de su texto en los lectores. Compara su texto producido con otros para ver la eficacia de los recursos empleados en cada uno de los textos.</w:t>
             </w:r>
           </w:p>
         </w:tc>
       </w:tr>
     </w:tbl>
-    <w:p>
-      <w:pPr>
-        <w:spacing w:line="276" w:lineRule="auto"/>
-        <w:ind w:right="-455"/>
-        <w:rPr>
-          <w:rFonts w:ascii="Arial Nova Cond Light" w:hAnsi="Arial Nova Cond Light" w:cs="Times New Roman"/>
-          <w:b/>
-          <w:bCs/>
-          <w:color w:val="000000" w:themeColor="text1"/>
-        </w:rPr>
-      </w:pPr>
-    </w:p>
-    <w:p>
-      <w:pPr>
-        <w:spacing w:line="276" w:lineRule="auto"/>
-        <w:ind w:right="-455"/>
-        <w:rPr>
-          <w:rFonts w:ascii="Arial Nova Cond Light" w:hAnsi="Arial Nova Cond Light" w:cs="Times New Roman"/>
-          <w:b/>
-          <w:bCs/>
-          <w:color w:val="000000" w:themeColor="text1"/>
-        </w:rPr>
-      </w:pPr>
-    </w:p>
-    <w:p>
-      <w:pPr>
-        <w:spacing w:line="276" w:lineRule="auto"/>
-        <w:ind w:right="-455"/>
-        <w:rPr>
-          <w:rFonts w:ascii="Arial Nova Cond Light" w:hAnsi="Arial Nova Cond Light" w:cs="Times New Roman"/>
-          <w:b/>
-          <w:bCs/>
-          <w:color w:val="000000" w:themeColor="text1"/>
-        </w:rPr>
-      </w:pPr>
-    </w:p>
-    <w:p>
-      <w:pPr>
-        <w:spacing w:line="276" w:lineRule="auto"/>
-        <w:ind w:right="-455"/>
-        <w:rPr>
-          <w:rFonts w:ascii="Arial Nova Cond Light" w:hAnsi="Arial Nova Cond Light" w:cs="Times New Roman"/>
-          <w:b/>
-          <w:bCs/>
-          <w:color w:val="000000" w:themeColor="text1"/>
-        </w:rPr>
-      </w:pPr>
-    </w:p>
-    <w:p>
-      <w:pPr>
-        <w:spacing w:line="276" w:lineRule="auto"/>
-        <w:ind w:right="-455"/>
-        <w:rPr>
-          <w:rFonts w:ascii="Arial Nova Cond Light" w:hAnsi="Arial Nova Cond Light" w:cs="Times New Roman"/>
-          <w:b/>
-          <w:bCs/>
-          <w:color w:val="000000" w:themeColor="text1"/>
-        </w:rPr>
-      </w:pPr>
-    </w:p>
-    <w:p>
-      <w:pPr>
-        <w:spacing w:line="276" w:lineRule="auto"/>
-        <w:ind w:right="-455"/>
-        <w:rPr>
-          <w:rFonts w:ascii="Arial Nova Cond Light" w:hAnsi="Arial Nova Cond Light" w:cs="Times New Roman"/>
-          <w:b/>
-          <w:bCs/>
-          <w:color w:val="000000" w:themeColor="text1"/>
-        </w:rPr>
-      </w:pPr>
-    </w:p>
-    <w:p>
-      <w:pPr>
-        <w:spacing w:line="276" w:lineRule="auto"/>
-        <w:ind w:right="-455"/>
-        <w:rPr>
-          <w:rFonts w:ascii="Arial Nova Cond Light" w:hAnsi="Arial Nova Cond Light" w:cs="Times New Roman"/>
-          <w:b/>
-          <w:bCs/>
-          <w:color w:val="000000" w:themeColor="text1"/>
-        </w:rPr>
-      </w:pPr>
-    </w:p>
-    <w:p>
-      <w:pPr>
-        <w:spacing w:line="276" w:lineRule="auto"/>
-        <w:ind w:right="-455"/>
-        <w:rPr>
-          <w:rFonts w:ascii="Arial Nova Cond Light" w:hAnsi="Arial Nova Cond Light" w:cs="Times New Roman"/>
-          <w:b/>
-          <w:bCs/>
-          <w:color w:val="000000" w:themeColor="text1"/>
-        </w:rPr>
-      </w:pPr>
-    </w:p>
     <w:p>
       <w:pPr>
         <w:spacing w:line="276" w:lineRule="auto"/>
@@ -4249,7 +3807,6 @@
           <w:bCs/>
           <w:color w:val="000000" w:themeColor="text1"/>
         </w:rPr>
-        <w:lastRenderedPageBreak/>
         <w:t>CALENDARIZACIÓN DEL AÑO ESCOLAR 202</w:t>
       </w:r>
       <w:r>
@@ -4442,29 +3999,16 @@
                 <w:szCs w:val="20"/>
               </w:rPr>
             </w:pPr>
-            <w:proofErr w:type="spellStart"/>
-            <w:r>
-              <w:rPr>
-                <w:rFonts w:ascii="Arial Nova Cond Light" w:hAnsi="Arial Nova Cond Light" w:cs="Times New Roman"/>
-                <w:b/>
-                <w:bCs/>
-                <w:color w:val="000000" w:themeColor="text1"/>
-                <w:sz w:val="20"/>
-                <w:szCs w:val="20"/>
-              </w:rPr>
-              <w:t>N°</w:t>
-            </w:r>
-            <w:proofErr w:type="spellEnd"/>
-            <w:r>
-              <w:rPr>
-                <w:rFonts w:ascii="Arial Nova Cond Light" w:hAnsi="Arial Nova Cond Light" w:cs="Times New Roman"/>
-                <w:b/>
-                <w:bCs/>
-                <w:color w:val="000000" w:themeColor="text1"/>
-                <w:sz w:val="20"/>
-                <w:szCs w:val="20"/>
-              </w:rPr>
-              <w:t xml:space="preserve"> DE SEMANAS LECTIVAS</w:t>
+            <w:r>
+              <w:rPr>
+                <w:rFonts w:ascii="Arial Nova Cond Light" w:hAnsi="Arial Nova Cond Light" w:cs="Times New Roman"/>
+                <w:b/>
+                <w:bCs/>
+                <w:color w:val="000000" w:themeColor="text1"/>
+                <w:sz w:val="20"/>
+                <w:szCs w:val="20"/>
+              </w:rPr>
+              <w:t>N° DE SEMANAS LECTIVAS</w:t>
             </w:r>
           </w:p>
         </w:tc>
@@ -4489,29 +4033,16 @@
                 <w:szCs w:val="20"/>
               </w:rPr>
             </w:pPr>
-            <w:proofErr w:type="spellStart"/>
-            <w:r>
-              <w:rPr>
-                <w:rFonts w:ascii="Arial Nova Cond Light" w:hAnsi="Arial Nova Cond Light" w:cs="Times New Roman"/>
-                <w:b/>
-                <w:bCs/>
-                <w:color w:val="000000" w:themeColor="text1"/>
-                <w:sz w:val="20"/>
-                <w:szCs w:val="20"/>
-              </w:rPr>
-              <w:t>N°</w:t>
-            </w:r>
-            <w:proofErr w:type="spellEnd"/>
-            <w:r>
-              <w:rPr>
-                <w:rFonts w:ascii="Arial Nova Cond Light" w:hAnsi="Arial Nova Cond Light" w:cs="Times New Roman"/>
-                <w:b/>
-                <w:bCs/>
-                <w:color w:val="000000" w:themeColor="text1"/>
-                <w:sz w:val="20"/>
-                <w:szCs w:val="20"/>
-              </w:rPr>
-              <w:t xml:space="preserve"> UNIDADES</w:t>
+            <w:r>
+              <w:rPr>
+                <w:rFonts w:ascii="Arial Nova Cond Light" w:hAnsi="Arial Nova Cond Light" w:cs="Times New Roman"/>
+                <w:b/>
+                <w:bCs/>
+                <w:color w:val="000000" w:themeColor="text1"/>
+                <w:sz w:val="20"/>
+                <w:szCs w:val="20"/>
+              </w:rPr>
+              <w:t>N° UNIDADES</w:t>
             </w:r>
           </w:p>
         </w:tc>
@@ -7547,19 +7078,6 @@
         </w:tc>
       </w:tr>
     </w:tbl>
-    <w:p>
-      <w:pPr>
-        <w:pStyle w:val="Prrafodelista"/>
-        <w:spacing w:line="276" w:lineRule="auto"/>
-        <w:ind w:left="-284" w:right="-455"/>
-        <w:rPr>
-          <w:rFonts w:ascii="Arial Nova Cond Light" w:hAnsi="Arial Nova Cond Light" w:cs="Times New Roman"/>
-          <w:b/>
-          <w:bCs/>
-          <w:color w:val="000000" w:themeColor="text1"/>
-        </w:rPr>
-      </w:pPr>
-    </w:p>
     <w:p>
       <w:pPr>
         <w:pStyle w:val="Prrafodelista"/>
@@ -7637,7 +7155,6 @@
           <w:bCs/>
           <w:color w:val="000000" w:themeColor="text1"/>
         </w:rPr>
-        <w:lastRenderedPageBreak/>
         <w:t xml:space="preserve">RESULTADOS DE ACTAS DEL </w:t>
       </w:r>
       <w:r>
@@ -11182,18 +10699,6 @@
     </w:p>
     <w:p>
       <w:pPr>
-        <w:spacing w:line="276" w:lineRule="auto"/>
-        <w:ind w:right="-455"/>
-        <w:rPr>
-          <w:rFonts w:ascii="Arial Nova Cond Light" w:hAnsi="Arial Nova Cond Light" w:cs="Times New Roman"/>
-          <w:b/>
-          <w:bCs/>
-          <w:color w:val="000000" w:themeColor="text1"/>
-        </w:rPr>
-      </w:pPr>
-    </w:p>
-    <w:p>
-      <w:pPr>
         <w:pStyle w:val="Prrafodelista"/>
         <w:numPr>
           <w:ilvl w:val="0"/>
@@ -11250,13 +10755,13 @@
         <w:tblLook w:val="04A0" w:firstRow="1" w:lastRow="0" w:firstColumn="1" w:lastColumn="0" w:noHBand="0" w:noVBand="1"/>
       </w:tblPr>
       <w:tblGrid>
-        <w:gridCol w:w="875"/>
-        <w:gridCol w:w="1095"/>
-        <w:gridCol w:w="1726"/>
-        <w:gridCol w:w="6169"/>
-        <w:gridCol w:w="2015"/>
-        <w:gridCol w:w="1634"/>
-        <w:gridCol w:w="1337"/>
+        <w:gridCol w:w="818"/>
+        <w:gridCol w:w="1018"/>
+        <w:gridCol w:w="5379"/>
+        <w:gridCol w:w="1984"/>
+        <w:gridCol w:w="2693"/>
+        <w:gridCol w:w="1560"/>
+        <w:gridCol w:w="1399"/>
       </w:tblGrid>
       <w:tr>
         <w:trPr>
@@ -11265,7 +10770,7 @@
         </w:trPr>
         <w:tc>
           <w:tcPr>
-            <w:tcW w:w="875" w:type="dxa"/>
+            <w:tcW w:w="818" w:type="dxa"/>
             <w:shd w:val="clear" w:color="auto" w:fill="C1F0C7" w:themeFill="accent3" w:themeFillTint="33"/>
             <w:vAlign w:val="center"/>
           </w:tcPr>
@@ -11299,7 +10804,7 @@
         </w:tc>
         <w:tc>
           <w:tcPr>
-            <w:tcW w:w="1095" w:type="dxa"/>
+            <w:tcW w:w="1018" w:type="dxa"/>
             <w:shd w:val="clear" w:color="auto" w:fill="C1F0C7" w:themeFill="accent3" w:themeFillTint="33"/>
             <w:vAlign w:val="center"/>
           </w:tcPr>
@@ -11332,7 +10837,7 @@
         </w:tc>
         <w:tc>
           <w:tcPr>
-            <w:tcW w:w="1726" w:type="dxa"/>
+            <w:tcW w:w="5379" w:type="dxa"/>
             <w:shd w:val="clear" w:color="auto" w:fill="C1F0C7" w:themeFill="accent3" w:themeFillTint="33"/>
             <w:vAlign w:val="center"/>
           </w:tcPr>
@@ -11359,13 +10864,35 @@
                 <w:sz w:val="20"/>
                 <w:szCs w:val="20"/>
               </w:rPr>
-              <w:t>PROBLEMA / POTENCIALIDAD</w:t>
-            </w:r>
-          </w:p>
-        </w:tc>
-        <w:tc>
-          <w:tcPr>
-            <w:tcW w:w="6169" w:type="dxa"/>
+              <w:t>SITUACIÓN SIGNIF</w:t>
+            </w:r>
+            <w:r>
+              <w:rPr>
+                <w:rFonts w:ascii="Arial Nova Cond" w:hAnsi="Arial Nova Cond" w:cs="Times New Roman"/>
+                <w:b/>
+                <w:bCs/>
+                <w:color w:val="000000" w:themeColor="text1"/>
+                <w:sz w:val="20"/>
+                <w:szCs w:val="20"/>
+              </w:rPr>
+              <w:t>I</w:t>
+            </w:r>
+            <w:r>
+              <w:rPr>
+                <w:rFonts w:ascii="Arial Nova Cond" w:hAnsi="Arial Nova Cond" w:cs="Times New Roman"/>
+                <w:b/>
+                <w:bCs/>
+                <w:color w:val="000000" w:themeColor="text1"/>
+                <w:sz w:val="20"/>
+                <w:szCs w:val="20"/>
+              </w:rPr>
+              <w:t>CATIVA</w:t>
+            </w:r>
+          </w:p>
+        </w:tc>
+        <w:tc>
+          <w:tcPr>
+            <w:tcW w:w="1984" w:type="dxa"/>
             <w:shd w:val="clear" w:color="auto" w:fill="C1F0C7" w:themeFill="accent3" w:themeFillTint="33"/>
             <w:vAlign w:val="center"/>
           </w:tcPr>
@@ -11392,7 +10919,7 @@
                 <w:sz w:val="20"/>
                 <w:szCs w:val="20"/>
               </w:rPr>
-              <w:t>SITUACIÓN SIGNIF</w:t>
+              <w:t>TÍTULO DE LA UNIDAD DID</w:t>
             </w:r>
             <w:r>
               <w:rPr>
@@ -11403,7 +10930,7 @@
                 <w:sz w:val="20"/>
                 <w:szCs w:val="20"/>
               </w:rPr>
-              <w:t>I</w:t>
+              <w:t>Á</w:t>
             </w:r>
             <w:r>
               <w:rPr>
@@ -11414,13 +10941,24 @@
                 <w:sz w:val="20"/>
                 <w:szCs w:val="20"/>
               </w:rPr>
-              <w:t>CATIVA</w:t>
-            </w:r>
-          </w:p>
-        </w:tc>
-        <w:tc>
-          <w:tcPr>
-            <w:tcW w:w="2015" w:type="dxa"/>
+              <w:t>CTICA</w:t>
+            </w:r>
+            <w:r>
+              <w:rPr>
+                <w:rFonts w:ascii="Arial Nova Cond" w:hAnsi="Arial Nova Cond" w:cs="Times New Roman"/>
+                <w:b/>
+                <w:bCs/>
+                <w:color w:val="000000" w:themeColor="text1"/>
+                <w:sz w:val="20"/>
+                <w:szCs w:val="20"/>
+              </w:rPr>
+              <w:t>.</w:t>
+            </w:r>
+          </w:p>
+        </w:tc>
+        <w:tc>
+          <w:tcPr>
+            <w:tcW w:w="2693" w:type="dxa"/>
             <w:shd w:val="clear" w:color="auto" w:fill="C1F0C7" w:themeFill="accent3" w:themeFillTint="33"/>
             <w:vAlign w:val="center"/>
           </w:tcPr>
@@ -11447,9 +10985,21 @@
                 <w:sz w:val="20"/>
                 <w:szCs w:val="20"/>
               </w:rPr>
-              <w:t>TÍTULO DE LA UNIDAD DID</w:t>
-            </w:r>
-            <w:r>
+              <w:t>CAMPO TEMATICO</w:t>
+            </w:r>
+          </w:p>
+        </w:tc>
+        <w:tc>
+          <w:tcPr>
+            <w:tcW w:w="1560" w:type="dxa"/>
+            <w:shd w:val="clear" w:color="auto" w:fill="C1F0C7" w:themeFill="accent3" w:themeFillTint="33"/>
+            <w:vAlign w:val="center"/>
+          </w:tcPr>
+          <w:p>
+            <w:pPr>
+              <w:pStyle w:val="Prrafodelista"/>
+              <w:ind w:left="0"/>
+              <w:jc w:val="center"/>
               <w:rPr>
                 <w:rFonts w:ascii="Arial Nova Cond" w:hAnsi="Arial Nova Cond" w:cs="Times New Roman"/>
                 <w:b/>
@@ -11458,8 +11008,7 @@
                 <w:sz w:val="20"/>
                 <w:szCs w:val="20"/>
               </w:rPr>
-              <w:t>Á</w:t>
-            </w:r>
+            </w:pPr>
             <w:r>
               <w:rPr>
                 <w:rFonts w:ascii="Arial Nova Cond" w:hAnsi="Arial Nova Cond" w:cs="Times New Roman"/>
@@ -11469,57 +11018,13 @@
                 <w:sz w:val="20"/>
                 <w:szCs w:val="20"/>
               </w:rPr>
-              <w:t>CTICA</w:t>
-            </w:r>
-            <w:r>
-              <w:rPr>
-                <w:rFonts w:ascii="Arial Nova Cond" w:hAnsi="Arial Nova Cond" w:cs="Times New Roman"/>
-                <w:b/>
-                <w:bCs/>
-                <w:color w:val="000000" w:themeColor="text1"/>
-                <w:sz w:val="20"/>
-                <w:szCs w:val="20"/>
-              </w:rPr>
-              <w:t>.</w:t>
-            </w:r>
-          </w:p>
-        </w:tc>
-        <w:tc>
-          <w:tcPr>
-            <w:tcW w:w="1634" w:type="dxa"/>
-            <w:shd w:val="clear" w:color="auto" w:fill="C1F0C7" w:themeFill="accent3" w:themeFillTint="33"/>
-            <w:vAlign w:val="center"/>
-          </w:tcPr>
-          <w:p>
-            <w:pPr>
-              <w:pStyle w:val="Prrafodelista"/>
-              <w:ind w:left="0"/>
-              <w:jc w:val="center"/>
-              <w:rPr>
-                <w:rFonts w:ascii="Arial Nova Cond" w:hAnsi="Arial Nova Cond" w:cs="Times New Roman"/>
-                <w:b/>
-                <w:bCs/>
-                <w:color w:val="000000" w:themeColor="text1"/>
-                <w:sz w:val="20"/>
-                <w:szCs w:val="20"/>
-              </w:rPr>
-            </w:pPr>
-            <w:r>
-              <w:rPr>
-                <w:rFonts w:ascii="Arial Nova Cond" w:hAnsi="Arial Nova Cond" w:cs="Times New Roman"/>
-                <w:b/>
-                <w:bCs/>
-                <w:color w:val="000000" w:themeColor="text1"/>
-                <w:sz w:val="20"/>
-                <w:szCs w:val="20"/>
-              </w:rPr>
               <w:t>COMPETENCIAS</w:t>
             </w:r>
           </w:p>
         </w:tc>
         <w:tc>
           <w:tcPr>
-            <w:tcW w:w="1337" w:type="dxa"/>
+            <w:tcW w:w="1399" w:type="dxa"/>
             <w:shd w:val="clear" w:color="auto" w:fill="C1F0C7" w:themeFill="accent3" w:themeFillTint="33"/>
             <w:vAlign w:val="center"/>
           </w:tcPr>
@@ -11558,7 +11063,7 @@
         </w:trPr>
         <w:tc>
           <w:tcPr>
-            <w:tcW w:w="875" w:type="dxa"/>
+            <w:tcW w:w="818" w:type="dxa"/>
             <w:vMerge w:val="restart"/>
             <w:vAlign w:val="center"/>
           </w:tcPr>
@@ -11597,7 +11102,7 @@
         </w:tc>
         <w:tc>
           <w:tcPr>
-            <w:tcW w:w="1095" w:type="dxa"/>
+            <w:tcW w:w="1018" w:type="dxa"/>
             <w:vAlign w:val="center"/>
           </w:tcPr>
           <w:p>
@@ -11635,7 +11140,7 @@
         </w:tc>
         <w:tc>
           <w:tcPr>
-            <w:tcW w:w="1726" w:type="dxa"/>
+            <w:tcW w:w="5379" w:type="dxa"/>
             <w:vAlign w:val="center"/>
           </w:tcPr>
           <w:p>
@@ -11663,47 +11168,13 @@
                 <w:szCs w:val="20"/>
                 <w:lang w:val="es-ES_tradnl"/>
               </w:rPr>
-              <w:t>{{problemapotencialidad0}}</w:t>
-            </w:r>
-          </w:p>
-        </w:tc>
-        <w:tc>
-          <w:tcPr>
-            <w:tcW w:w="6169" w:type="dxa"/>
-            <w:vAlign w:val="center"/>
-          </w:tcPr>
-          <w:p>
-            <w:pPr>
-              <w:pStyle w:val="Prrafodelista"/>
-              <w:tabs>
-                <w:tab w:val="left" w:pos="0"/>
-                <w:tab w:val="left" w:pos="142"/>
-                <w:tab w:val="left" w:pos="284"/>
-              </w:tabs>
-              <w:spacing w:line="276" w:lineRule="auto"/>
-              <w:ind w:left="0"/>
-              <w:jc w:val="both"/>
-              <w:rPr>
-                <w:rFonts w:ascii="Arial Nova Cond" w:eastAsia="Calibri" w:hAnsi="Arial Nova Cond" w:cs="Times New Roman"/>
-                <w:sz w:val="20"/>
-                <w:szCs w:val="20"/>
-                <w:lang w:val="es-ES_tradnl"/>
-              </w:rPr>
-            </w:pPr>
-            <w:r>
-              <w:rPr>
-                <w:rFonts w:ascii="Arial Nova Cond" w:eastAsia="Calibri" w:hAnsi="Arial Nova Cond" w:cs="Times New Roman"/>
-                <w:sz w:val="20"/>
-                <w:szCs w:val="20"/>
-                <w:lang w:val="es-ES_tradnl"/>
-              </w:rPr>
-              <w:t>{{situacionsignificativa0}}</w:t>
-            </w:r>
-          </w:p>
-        </w:tc>
-        <w:tc>
-          <w:tcPr>
-            <w:tcW w:w="2015" w:type="dxa"/>
+              <w:t xml:space="preserve">{{situacionsignificativa0}} </w:t>
+            </w:r>
+          </w:p>
+        </w:tc>
+        <w:tc>
+          <w:tcPr>
+            <w:tcW w:w="1984" w:type="dxa"/>
             <w:vAlign w:val="center"/>
           </w:tcPr>
           <w:p>
@@ -11734,7 +11205,7 @@
         </w:tc>
         <w:tc>
           <w:tcPr>
-            <w:tcW w:w="1634" w:type="dxa"/>
+            <w:tcW w:w="2693" w:type="dxa"/>
             <w:vAlign w:val="center"/>
           </w:tcPr>
           <w:p>
@@ -11759,13 +11230,13 @@
                 <w:sz w:val="20"/>
                 <w:szCs w:val="20"/>
               </w:rPr>
-              <w:t>{{competencias0}}</w:t>
-            </w:r>
-          </w:p>
-        </w:tc>
-        <w:tc>
-          <w:tcPr>
-            <w:tcW w:w="1337" w:type="dxa"/>
+              <w:t>{{campotematico0}}</w:t>
+            </w:r>
+          </w:p>
+        </w:tc>
+        <w:tc>
+          <w:tcPr>
+            <w:tcW w:w="1560" w:type="dxa"/>
             <w:vAlign w:val="center"/>
           </w:tcPr>
           <w:p>
@@ -11773,7 +11244,38 @@
               <w:autoSpaceDE w:val="0"/>
               <w:autoSpaceDN w:val="0"/>
               <w:adjustRightInd w:val="0"/>
-              <w:jc w:val="center"/>
+              <w:jc w:val="both"/>
+              <w:rPr>
+                <w:rFonts w:ascii="Arial Nova Cond" w:hAnsi="Arial Nova Cond" w:cs="Arial"/>
+                <w:color w:val="000000"/>
+                <w:kern w:val="0"/>
+                <w:sz w:val="20"/>
+                <w:szCs w:val="20"/>
+              </w:rPr>
+            </w:pPr>
+            <w:r>
+              <w:rPr>
+                <w:rFonts w:ascii="Arial Nova Cond" w:hAnsi="Arial Nova Cond" w:cs="Arial"/>
+                <w:color w:val="000000"/>
+                <w:kern w:val="0"/>
+                <w:sz w:val="20"/>
+                <w:szCs w:val="20"/>
+              </w:rPr>
+              <w:t>{{competencias0}}</w:t>
+            </w:r>
+          </w:p>
+        </w:tc>
+        <w:tc>
+          <w:tcPr>
+            <w:tcW w:w="1399" w:type="dxa"/>
+            <w:vAlign w:val="center"/>
+          </w:tcPr>
+          <w:p>
+            <w:pPr>
+              <w:autoSpaceDE w:val="0"/>
+              <w:autoSpaceDN w:val="0"/>
+              <w:adjustRightInd w:val="0"/>
+              <w:jc w:val="both"/>
               <w:rPr>
                 <w:rFonts w:ascii="Arial Nova Cond" w:hAnsi="Arial Nova Cond" w:cs="Arial"/>
                 <w:color w:val="000000"/>
@@ -11802,7 +11304,7 @@
         </w:trPr>
         <w:tc>
           <w:tcPr>
-            <w:tcW w:w="875" w:type="dxa"/>
+            <w:tcW w:w="818" w:type="dxa"/>
             <w:vMerge/>
             <w:vAlign w:val="center"/>
           </w:tcPr>
@@ -11830,7 +11332,7 @@
         </w:tc>
         <w:tc>
           <w:tcPr>
-            <w:tcW w:w="1095" w:type="dxa"/>
+            <w:tcW w:w="1018" w:type="dxa"/>
             <w:vAlign w:val="center"/>
           </w:tcPr>
           <w:p>
@@ -11868,33 +11370,7 @@
         </w:tc>
         <w:tc>
           <w:tcPr>
-            <w:tcW w:w="1726" w:type="dxa"/>
-            <w:vAlign w:val="center"/>
-          </w:tcPr>
-          <w:p>
-            <w:pPr>
-              <w:pStyle w:val="NormalWeb"/>
-              <w:jc w:val="both"/>
-              <w:rPr>
-                <w:rFonts w:ascii="Arial Nova Cond" w:hAnsi="Arial Nova Cond"/>
-                <w:sz w:val="20"/>
-                <w:szCs w:val="20"/>
-              </w:rPr>
-            </w:pPr>
-            <w:r>
-              <w:rPr>
-                <w:rFonts w:ascii="Arial Nova Cond" w:eastAsia="Calibri" w:hAnsi="Arial Nova Cond"/>
-                <w:sz w:val="20"/>
-                <w:szCs w:val="20"/>
-                <w:lang w:val="es-ES_tradnl"/>
-              </w:rPr>
-              <w:t>{{problemapotencialidad1}}</w:t>
-            </w:r>
-          </w:p>
-        </w:tc>
-        <w:tc>
-          <w:tcPr>
-            <w:tcW w:w="6169" w:type="dxa"/>
+            <w:tcW w:w="5379" w:type="dxa"/>
             <w:vAlign w:val="center"/>
           </w:tcPr>
           <w:p>
@@ -11928,7 +11404,7 @@
         </w:tc>
         <w:tc>
           <w:tcPr>
-            <w:tcW w:w="2015" w:type="dxa"/>
+            <w:tcW w:w="1984" w:type="dxa"/>
             <w:vAlign w:val="center"/>
           </w:tcPr>
           <w:p>
@@ -11959,7 +11435,7 @@
         </w:tc>
         <w:tc>
           <w:tcPr>
-            <w:tcW w:w="1634" w:type="dxa"/>
+            <w:tcW w:w="2693" w:type="dxa"/>
             <w:vAlign w:val="center"/>
           </w:tcPr>
           <w:p>
@@ -11984,13 +11460,13 @@
                 <w:sz w:val="20"/>
                 <w:szCs w:val="20"/>
               </w:rPr>
-              <w:t>{{competencias1}}</w:t>
-            </w:r>
-          </w:p>
-        </w:tc>
-        <w:tc>
-          <w:tcPr>
-            <w:tcW w:w="1337" w:type="dxa"/>
+              <w:t>{{campotematico1}}</w:t>
+            </w:r>
+          </w:p>
+        </w:tc>
+        <w:tc>
+          <w:tcPr>
+            <w:tcW w:w="1560" w:type="dxa"/>
             <w:vAlign w:val="center"/>
           </w:tcPr>
           <w:p>
@@ -11998,7 +11474,38 @@
               <w:autoSpaceDE w:val="0"/>
               <w:autoSpaceDN w:val="0"/>
               <w:adjustRightInd w:val="0"/>
-              <w:jc w:val="center"/>
+              <w:jc w:val="both"/>
+              <w:rPr>
+                <w:rFonts w:ascii="Arial Nova Cond" w:hAnsi="Arial Nova Cond" w:cs="Arial"/>
+                <w:color w:val="000000"/>
+                <w:kern w:val="0"/>
+                <w:sz w:val="20"/>
+                <w:szCs w:val="20"/>
+              </w:rPr>
+            </w:pPr>
+            <w:r>
+              <w:rPr>
+                <w:rFonts w:ascii="Arial Nova Cond" w:hAnsi="Arial Nova Cond" w:cs="Arial"/>
+                <w:color w:val="000000"/>
+                <w:kern w:val="0"/>
+                <w:sz w:val="20"/>
+                <w:szCs w:val="20"/>
+              </w:rPr>
+              <w:t>{{competencias1}}</w:t>
+            </w:r>
+          </w:p>
+        </w:tc>
+        <w:tc>
+          <w:tcPr>
+            <w:tcW w:w="1399" w:type="dxa"/>
+            <w:vAlign w:val="center"/>
+          </w:tcPr>
+          <w:p>
+            <w:pPr>
+              <w:autoSpaceDE w:val="0"/>
+              <w:autoSpaceDN w:val="0"/>
+              <w:adjustRightInd w:val="0"/>
+              <w:jc w:val="both"/>
               <w:rPr>
                 <w:rFonts w:ascii="Arial Nova Cond" w:hAnsi="Arial Nova Cond" w:cs="Arial"/>
                 <w:color w:val="000000"/>
@@ -12027,7 +11534,7 @@
         </w:trPr>
         <w:tc>
           <w:tcPr>
-            <w:tcW w:w="875" w:type="dxa"/>
+            <w:tcW w:w="818" w:type="dxa"/>
             <w:vMerge/>
             <w:vAlign w:val="center"/>
           </w:tcPr>
@@ -12055,7 +11562,7 @@
         </w:tc>
         <w:tc>
           <w:tcPr>
-            <w:tcW w:w="1095" w:type="dxa"/>
+            <w:tcW w:w="1018" w:type="dxa"/>
             <w:vAlign w:val="center"/>
           </w:tcPr>
           <w:p>
@@ -12093,33 +11600,7 @@
         </w:tc>
         <w:tc>
           <w:tcPr>
-            <w:tcW w:w="1726" w:type="dxa"/>
-            <w:vAlign w:val="center"/>
-          </w:tcPr>
-          <w:p>
-            <w:pPr>
-              <w:pStyle w:val="NormalWeb"/>
-              <w:jc w:val="both"/>
-              <w:rPr>
-                <w:rFonts w:ascii="Arial Nova Cond" w:eastAsia="Calibri" w:hAnsi="Arial Nova Cond"/>
-                <w:sz w:val="20"/>
-                <w:szCs w:val="20"/>
-              </w:rPr>
-            </w:pPr>
-            <w:r>
-              <w:rPr>
-                <w:rFonts w:ascii="Arial Nova Cond" w:eastAsia="Calibri" w:hAnsi="Arial Nova Cond"/>
-                <w:sz w:val="20"/>
-                <w:szCs w:val="20"/>
-                <w:lang w:val="es-ES_tradnl"/>
-              </w:rPr>
-              <w:t>{{problemapotencialidad2}}</w:t>
-            </w:r>
-          </w:p>
-        </w:tc>
-        <w:tc>
-          <w:tcPr>
-            <w:tcW w:w="6169" w:type="dxa"/>
+            <w:tcW w:w="5379" w:type="dxa"/>
             <w:vAlign w:val="center"/>
           </w:tcPr>
           <w:p>
@@ -12153,7 +11634,7 @@
         </w:tc>
         <w:tc>
           <w:tcPr>
-            <w:tcW w:w="2015" w:type="dxa"/>
+            <w:tcW w:w="1984" w:type="dxa"/>
             <w:vAlign w:val="center"/>
           </w:tcPr>
           <w:p>
@@ -12184,7 +11665,7 @@
         </w:tc>
         <w:tc>
           <w:tcPr>
-            <w:tcW w:w="1634" w:type="dxa"/>
+            <w:tcW w:w="2693" w:type="dxa"/>
             <w:vAlign w:val="center"/>
           </w:tcPr>
           <w:p>
@@ -12209,13 +11690,13 @@
                 <w:sz w:val="20"/>
                 <w:szCs w:val="20"/>
               </w:rPr>
-              <w:t>{{competencias2}}</w:t>
-            </w:r>
-          </w:p>
-        </w:tc>
-        <w:tc>
-          <w:tcPr>
-            <w:tcW w:w="1337" w:type="dxa"/>
+              <w:t>{{campotematico2}}</w:t>
+            </w:r>
+          </w:p>
+        </w:tc>
+        <w:tc>
+          <w:tcPr>
+            <w:tcW w:w="1560" w:type="dxa"/>
             <w:vAlign w:val="center"/>
           </w:tcPr>
           <w:p>
@@ -12223,7 +11704,38 @@
               <w:autoSpaceDE w:val="0"/>
               <w:autoSpaceDN w:val="0"/>
               <w:adjustRightInd w:val="0"/>
-              <w:jc w:val="center"/>
+              <w:jc w:val="both"/>
+              <w:rPr>
+                <w:rFonts w:ascii="Arial Nova Cond" w:hAnsi="Arial Nova Cond" w:cs="Arial"/>
+                <w:color w:val="000000"/>
+                <w:kern w:val="0"/>
+                <w:sz w:val="20"/>
+                <w:szCs w:val="20"/>
+              </w:rPr>
+            </w:pPr>
+            <w:r>
+              <w:rPr>
+                <w:rFonts w:ascii="Arial Nova Cond" w:hAnsi="Arial Nova Cond" w:cs="Arial"/>
+                <w:color w:val="000000"/>
+                <w:kern w:val="0"/>
+                <w:sz w:val="20"/>
+                <w:szCs w:val="20"/>
+              </w:rPr>
+              <w:t>{{competencias2}}</w:t>
+            </w:r>
+          </w:p>
+        </w:tc>
+        <w:tc>
+          <w:tcPr>
+            <w:tcW w:w="1399" w:type="dxa"/>
+            <w:vAlign w:val="center"/>
+          </w:tcPr>
+          <w:p>
+            <w:pPr>
+              <w:autoSpaceDE w:val="0"/>
+              <w:autoSpaceDN w:val="0"/>
+              <w:adjustRightInd w:val="0"/>
+              <w:jc w:val="both"/>
               <w:rPr>
                 <w:rFonts w:ascii="Arial Nova Cond" w:hAnsi="Arial Nova Cond" w:cs="Arial"/>
                 <w:color w:val="000000"/>
@@ -12252,7 +11764,7 @@
         </w:trPr>
         <w:tc>
           <w:tcPr>
-            <w:tcW w:w="875" w:type="dxa"/>
+            <w:tcW w:w="818" w:type="dxa"/>
             <w:vMerge w:val="restart"/>
             <w:vAlign w:val="center"/>
           </w:tcPr>
@@ -12291,7 +11803,7 @@
         </w:tc>
         <w:tc>
           <w:tcPr>
-            <w:tcW w:w="1095" w:type="dxa"/>
+            <w:tcW w:w="1018" w:type="dxa"/>
             <w:vAlign w:val="center"/>
           </w:tcPr>
           <w:p>
@@ -12329,33 +11841,7 @@
         </w:tc>
         <w:tc>
           <w:tcPr>
-            <w:tcW w:w="1726" w:type="dxa"/>
-            <w:vAlign w:val="center"/>
-          </w:tcPr>
-          <w:p>
-            <w:pPr>
-              <w:pStyle w:val="Sinespaciado"/>
-              <w:jc w:val="both"/>
-              <w:rPr>
-                <w:rFonts w:ascii="Arial Nova Cond" w:eastAsia="Times New Roman" w:hAnsi="Arial Nova Cond" w:cs="Times New Roman"/>
-                <w:sz w:val="20"/>
-                <w:szCs w:val="20"/>
-              </w:rPr>
-            </w:pPr>
-            <w:r>
-              <w:rPr>
-                <w:rFonts w:ascii="Arial Nova Cond" w:eastAsia="Calibri" w:hAnsi="Arial Nova Cond" w:cs="Times New Roman"/>
-                <w:sz w:val="20"/>
-                <w:szCs w:val="20"/>
-                <w:lang w:val="es-ES_tradnl"/>
-              </w:rPr>
-              <w:t>{{problemapotencialidad3}}</w:t>
-            </w:r>
-          </w:p>
-        </w:tc>
-        <w:tc>
-          <w:tcPr>
-            <w:tcW w:w="6169" w:type="dxa"/>
+            <w:tcW w:w="5379" w:type="dxa"/>
             <w:vAlign w:val="center"/>
           </w:tcPr>
           <w:p>
@@ -12390,7 +11876,7 @@
         </w:tc>
         <w:tc>
           <w:tcPr>
-            <w:tcW w:w="2015" w:type="dxa"/>
+            <w:tcW w:w="1984" w:type="dxa"/>
             <w:vAlign w:val="center"/>
           </w:tcPr>
           <w:p>
@@ -12421,7 +11907,7 @@
         </w:tc>
         <w:tc>
           <w:tcPr>
-            <w:tcW w:w="1634" w:type="dxa"/>
+            <w:tcW w:w="2693" w:type="dxa"/>
             <w:vAlign w:val="center"/>
           </w:tcPr>
           <w:p>
@@ -12446,13 +11932,13 @@
                 <w:sz w:val="20"/>
                 <w:szCs w:val="20"/>
               </w:rPr>
-              <w:t>{{competencias3}}</w:t>
-            </w:r>
-          </w:p>
-        </w:tc>
-        <w:tc>
-          <w:tcPr>
-            <w:tcW w:w="1337" w:type="dxa"/>
+              <w:t>{{campotematico3}}</w:t>
+            </w:r>
+          </w:p>
+        </w:tc>
+        <w:tc>
+          <w:tcPr>
+            <w:tcW w:w="1560" w:type="dxa"/>
             <w:vAlign w:val="center"/>
           </w:tcPr>
           <w:p>
@@ -12460,7 +11946,38 @@
               <w:autoSpaceDE w:val="0"/>
               <w:autoSpaceDN w:val="0"/>
               <w:adjustRightInd w:val="0"/>
-              <w:jc w:val="center"/>
+              <w:jc w:val="both"/>
+              <w:rPr>
+                <w:rFonts w:ascii="Arial Nova Cond" w:hAnsi="Arial Nova Cond" w:cs="Arial"/>
+                <w:color w:val="000000"/>
+                <w:kern w:val="0"/>
+                <w:sz w:val="20"/>
+                <w:szCs w:val="20"/>
+              </w:rPr>
+            </w:pPr>
+            <w:r>
+              <w:rPr>
+                <w:rFonts w:ascii="Arial Nova Cond" w:hAnsi="Arial Nova Cond" w:cs="Arial"/>
+                <w:color w:val="000000"/>
+                <w:kern w:val="0"/>
+                <w:sz w:val="20"/>
+                <w:szCs w:val="20"/>
+              </w:rPr>
+              <w:t>{{competencias3}}</w:t>
+            </w:r>
+          </w:p>
+        </w:tc>
+        <w:tc>
+          <w:tcPr>
+            <w:tcW w:w="1399" w:type="dxa"/>
+            <w:vAlign w:val="center"/>
+          </w:tcPr>
+          <w:p>
+            <w:pPr>
+              <w:autoSpaceDE w:val="0"/>
+              <w:autoSpaceDN w:val="0"/>
+              <w:adjustRightInd w:val="0"/>
+              <w:jc w:val="both"/>
               <w:rPr>
                 <w:rFonts w:ascii="Arial Nova Cond" w:hAnsi="Arial Nova Cond" w:cs="Arial"/>
                 <w:color w:val="000000"/>
@@ -12489,7 +12006,7 @@
         </w:trPr>
         <w:tc>
           <w:tcPr>
-            <w:tcW w:w="875" w:type="dxa"/>
+            <w:tcW w:w="818" w:type="dxa"/>
             <w:vMerge/>
             <w:vAlign w:val="center"/>
           </w:tcPr>
@@ -12517,7 +12034,7 @@
         </w:tc>
         <w:tc>
           <w:tcPr>
-            <w:tcW w:w="1095" w:type="dxa"/>
+            <w:tcW w:w="1018" w:type="dxa"/>
             <w:vAlign w:val="center"/>
           </w:tcPr>
           <w:p>
@@ -12555,33 +12072,7 @@
         </w:tc>
         <w:tc>
           <w:tcPr>
-            <w:tcW w:w="1726" w:type="dxa"/>
-            <w:vAlign w:val="center"/>
-          </w:tcPr>
-          <w:p>
-            <w:pPr>
-              <w:pStyle w:val="Sinespaciado"/>
-              <w:jc w:val="both"/>
-              <w:rPr>
-                <w:rFonts w:ascii="Arial Nova Cond" w:hAnsi="Arial Nova Cond"/>
-                <w:sz w:val="20"/>
-                <w:szCs w:val="20"/>
-              </w:rPr>
-            </w:pPr>
-            <w:r>
-              <w:rPr>
-                <w:rFonts w:ascii="Arial Nova Cond" w:eastAsia="Calibri" w:hAnsi="Arial Nova Cond" w:cs="Times New Roman"/>
-                <w:sz w:val="20"/>
-                <w:szCs w:val="20"/>
-                <w:lang w:val="es-ES_tradnl"/>
-              </w:rPr>
-              <w:t>{{problemapotencialidad4}}</w:t>
-            </w:r>
-          </w:p>
-        </w:tc>
-        <w:tc>
-          <w:tcPr>
-            <w:tcW w:w="6169" w:type="dxa"/>
+            <w:tcW w:w="5379" w:type="dxa"/>
             <w:vAlign w:val="center"/>
           </w:tcPr>
           <w:p>
@@ -12616,7 +12107,7 @@
         </w:tc>
         <w:tc>
           <w:tcPr>
-            <w:tcW w:w="2015" w:type="dxa"/>
+            <w:tcW w:w="1984" w:type="dxa"/>
             <w:vAlign w:val="center"/>
           </w:tcPr>
           <w:p>
@@ -12647,7 +12138,7 @@
         </w:tc>
         <w:tc>
           <w:tcPr>
-            <w:tcW w:w="1634" w:type="dxa"/>
+            <w:tcW w:w="2693" w:type="dxa"/>
             <w:vAlign w:val="center"/>
           </w:tcPr>
           <w:p>
@@ -12672,13 +12163,13 @@
                 <w:sz w:val="20"/>
                 <w:szCs w:val="20"/>
               </w:rPr>
-              <w:t>{{competencias4}}</w:t>
-            </w:r>
-          </w:p>
-        </w:tc>
-        <w:tc>
-          <w:tcPr>
-            <w:tcW w:w="1337" w:type="dxa"/>
+              <w:t>{{campotematico4}}</w:t>
+            </w:r>
+          </w:p>
+        </w:tc>
+        <w:tc>
+          <w:tcPr>
+            <w:tcW w:w="1560" w:type="dxa"/>
             <w:vAlign w:val="center"/>
           </w:tcPr>
           <w:p>
@@ -12686,7 +12177,38 @@
               <w:autoSpaceDE w:val="0"/>
               <w:autoSpaceDN w:val="0"/>
               <w:adjustRightInd w:val="0"/>
-              <w:jc w:val="center"/>
+              <w:jc w:val="both"/>
+              <w:rPr>
+                <w:rFonts w:ascii="Arial Nova Cond" w:hAnsi="Arial Nova Cond" w:cs="Arial"/>
+                <w:color w:val="000000"/>
+                <w:kern w:val="0"/>
+                <w:sz w:val="20"/>
+                <w:szCs w:val="20"/>
+              </w:rPr>
+            </w:pPr>
+            <w:r>
+              <w:rPr>
+                <w:rFonts w:ascii="Arial Nova Cond" w:hAnsi="Arial Nova Cond" w:cs="Arial"/>
+                <w:color w:val="000000"/>
+                <w:kern w:val="0"/>
+                <w:sz w:val="20"/>
+                <w:szCs w:val="20"/>
+              </w:rPr>
+              <w:t>{{competencias4}}</w:t>
+            </w:r>
+          </w:p>
+        </w:tc>
+        <w:tc>
+          <w:tcPr>
+            <w:tcW w:w="1399" w:type="dxa"/>
+            <w:vAlign w:val="center"/>
+          </w:tcPr>
+          <w:p>
+            <w:pPr>
+              <w:autoSpaceDE w:val="0"/>
+              <w:autoSpaceDN w:val="0"/>
+              <w:adjustRightInd w:val="0"/>
+              <w:jc w:val="both"/>
               <w:rPr>
                 <w:rFonts w:ascii="Arial Nova Cond" w:hAnsi="Arial Nova Cond" w:cs="Arial"/>
                 <w:color w:val="000000"/>
@@ -12715,7 +12237,7 @@
         </w:trPr>
         <w:tc>
           <w:tcPr>
-            <w:tcW w:w="875" w:type="dxa"/>
+            <w:tcW w:w="818" w:type="dxa"/>
             <w:vMerge w:val="restart"/>
             <w:vAlign w:val="center"/>
           </w:tcPr>
@@ -12754,7 +12276,7 @@
         </w:tc>
         <w:tc>
           <w:tcPr>
-            <w:tcW w:w="1095" w:type="dxa"/>
+            <w:tcW w:w="1018" w:type="dxa"/>
             <w:vAlign w:val="center"/>
           </w:tcPr>
           <w:p>
@@ -12792,34 +12314,7 @@
         </w:tc>
         <w:tc>
           <w:tcPr>
-            <w:tcW w:w="1726" w:type="dxa"/>
-            <w:vAlign w:val="center"/>
-          </w:tcPr>
-          <w:p>
-            <w:pPr>
-              <w:pStyle w:val="Sinespaciado"/>
-              <w:jc w:val="both"/>
-              <w:rPr>
-                <w:rFonts w:ascii="Arial Nova Cond" w:hAnsi="Arial Nova Cond"/>
-                <w:color w:val="000000" w:themeColor="text1"/>
-                <w:sz w:val="20"/>
-                <w:szCs w:val="20"/>
-              </w:rPr>
-            </w:pPr>
-            <w:r>
-              <w:rPr>
-                <w:rFonts w:ascii="Arial Nova Cond" w:eastAsia="Calibri" w:hAnsi="Arial Nova Cond" w:cs="Times New Roman"/>
-                <w:sz w:val="20"/>
-                <w:szCs w:val="20"/>
-                <w:lang w:val="es-ES_tradnl"/>
-              </w:rPr>
-              <w:t>{{problemapotencialidad5}}</w:t>
-            </w:r>
-          </w:p>
-        </w:tc>
-        <w:tc>
-          <w:tcPr>
-            <w:tcW w:w="6169" w:type="dxa"/>
+            <w:tcW w:w="5379" w:type="dxa"/>
             <w:vAlign w:val="center"/>
           </w:tcPr>
           <w:p>
@@ -12848,13 +12343,13 @@
                 <w:szCs w:val="20"/>
                 <w:lang w:val="es-ES_tradnl"/>
               </w:rPr>
-              <w:t>{{situacionsignificativa5}}</w:t>
-            </w:r>
-          </w:p>
-        </w:tc>
-        <w:tc>
-          <w:tcPr>
-            <w:tcW w:w="2015" w:type="dxa"/>
+              <w:t xml:space="preserve">{{situacionsignificativa5}} </w:t>
+            </w:r>
+          </w:p>
+        </w:tc>
+        <w:tc>
+          <w:tcPr>
+            <w:tcW w:w="1984" w:type="dxa"/>
             <w:vAlign w:val="center"/>
           </w:tcPr>
           <w:p>
@@ -12885,7 +12380,7 @@
         </w:tc>
         <w:tc>
           <w:tcPr>
-            <w:tcW w:w="1634" w:type="dxa"/>
+            <w:tcW w:w="2693" w:type="dxa"/>
             <w:vAlign w:val="center"/>
           </w:tcPr>
           <w:p>
@@ -12910,13 +12405,13 @@
                 <w:sz w:val="20"/>
                 <w:szCs w:val="20"/>
               </w:rPr>
-              <w:t>{{competencias5}}</w:t>
-            </w:r>
-          </w:p>
-        </w:tc>
-        <w:tc>
-          <w:tcPr>
-            <w:tcW w:w="1337" w:type="dxa"/>
+              <w:t>{{campotematico5}}</w:t>
+            </w:r>
+          </w:p>
+        </w:tc>
+        <w:tc>
+          <w:tcPr>
+            <w:tcW w:w="1560" w:type="dxa"/>
             <w:vAlign w:val="center"/>
           </w:tcPr>
           <w:p>
@@ -12924,7 +12419,38 @@
               <w:autoSpaceDE w:val="0"/>
               <w:autoSpaceDN w:val="0"/>
               <w:adjustRightInd w:val="0"/>
-              <w:jc w:val="center"/>
+              <w:jc w:val="both"/>
+              <w:rPr>
+                <w:rFonts w:ascii="Arial Nova Cond" w:hAnsi="Arial Nova Cond" w:cs="Arial"/>
+                <w:color w:val="000000"/>
+                <w:kern w:val="0"/>
+                <w:sz w:val="20"/>
+                <w:szCs w:val="20"/>
+              </w:rPr>
+            </w:pPr>
+            <w:r>
+              <w:rPr>
+                <w:rFonts w:ascii="Arial Nova Cond" w:hAnsi="Arial Nova Cond" w:cs="Arial"/>
+                <w:color w:val="000000"/>
+                <w:kern w:val="0"/>
+                <w:sz w:val="20"/>
+                <w:szCs w:val="20"/>
+              </w:rPr>
+              <w:t>{{competencias5}}</w:t>
+            </w:r>
+          </w:p>
+        </w:tc>
+        <w:tc>
+          <w:tcPr>
+            <w:tcW w:w="1399" w:type="dxa"/>
+            <w:vAlign w:val="center"/>
+          </w:tcPr>
+          <w:p>
+            <w:pPr>
+              <w:autoSpaceDE w:val="0"/>
+              <w:autoSpaceDN w:val="0"/>
+              <w:adjustRightInd w:val="0"/>
+              <w:jc w:val="both"/>
               <w:rPr>
                 <w:rFonts w:ascii="Arial Nova Cond" w:hAnsi="Arial Nova Cond" w:cs="Arial"/>
                 <w:color w:val="000000"/>
@@ -12953,7 +12479,7 @@
         </w:trPr>
         <w:tc>
           <w:tcPr>
-            <w:tcW w:w="875" w:type="dxa"/>
+            <w:tcW w:w="818" w:type="dxa"/>
             <w:vMerge/>
             <w:vAlign w:val="center"/>
           </w:tcPr>
@@ -12981,7 +12507,7 @@
         </w:tc>
         <w:tc>
           <w:tcPr>
-            <w:tcW w:w="1095" w:type="dxa"/>
+            <w:tcW w:w="1018" w:type="dxa"/>
             <w:vAlign w:val="center"/>
           </w:tcPr>
           <w:p>
@@ -13019,33 +12545,7 @@
         </w:tc>
         <w:tc>
           <w:tcPr>
-            <w:tcW w:w="1726" w:type="dxa"/>
-            <w:vAlign w:val="center"/>
-          </w:tcPr>
-          <w:p>
-            <w:pPr>
-              <w:pStyle w:val="Sinespaciado"/>
-              <w:jc w:val="both"/>
-              <w:rPr>
-                <w:rFonts w:ascii="Arial Nova Cond" w:hAnsi="Arial Nova Cond"/>
-                <w:sz w:val="20"/>
-                <w:szCs w:val="20"/>
-              </w:rPr>
-            </w:pPr>
-            <w:r>
-              <w:rPr>
-                <w:rFonts w:ascii="Arial Nova Cond" w:eastAsia="Calibri" w:hAnsi="Arial Nova Cond" w:cs="Times New Roman"/>
-                <w:sz w:val="20"/>
-                <w:szCs w:val="20"/>
-                <w:lang w:val="es-ES_tradnl"/>
-              </w:rPr>
-              <w:t>{{problemapotencialidad6}}</w:t>
-            </w:r>
-          </w:p>
-        </w:tc>
-        <w:tc>
-          <w:tcPr>
-            <w:tcW w:w="6169" w:type="dxa"/>
+            <w:tcW w:w="5379" w:type="dxa"/>
             <w:vAlign w:val="center"/>
           </w:tcPr>
           <w:p>
@@ -13079,7 +12579,7 @@
         </w:tc>
         <w:tc>
           <w:tcPr>
-            <w:tcW w:w="2015" w:type="dxa"/>
+            <w:tcW w:w="1984" w:type="dxa"/>
             <w:vAlign w:val="center"/>
           </w:tcPr>
           <w:p>
@@ -13110,7 +12610,7 @@
         </w:tc>
         <w:tc>
           <w:tcPr>
-            <w:tcW w:w="1634" w:type="dxa"/>
+            <w:tcW w:w="2693" w:type="dxa"/>
             <w:vAlign w:val="center"/>
           </w:tcPr>
           <w:p>
@@ -13135,13 +12635,13 @@
                 <w:sz w:val="20"/>
                 <w:szCs w:val="20"/>
               </w:rPr>
-              <w:t>{{competencias6}}</w:t>
-            </w:r>
-          </w:p>
-        </w:tc>
-        <w:tc>
-          <w:tcPr>
-            <w:tcW w:w="1337" w:type="dxa"/>
+              <w:t>{{campotematico6}}</w:t>
+            </w:r>
+          </w:p>
+        </w:tc>
+        <w:tc>
+          <w:tcPr>
+            <w:tcW w:w="1560" w:type="dxa"/>
             <w:vAlign w:val="center"/>
           </w:tcPr>
           <w:p>
@@ -13149,7 +12649,38 @@
               <w:autoSpaceDE w:val="0"/>
               <w:autoSpaceDN w:val="0"/>
               <w:adjustRightInd w:val="0"/>
-              <w:jc w:val="center"/>
+              <w:jc w:val="both"/>
+              <w:rPr>
+                <w:rFonts w:ascii="Arial Nova Cond" w:hAnsi="Arial Nova Cond" w:cs="Arial"/>
+                <w:color w:val="000000"/>
+                <w:kern w:val="0"/>
+                <w:sz w:val="20"/>
+                <w:szCs w:val="20"/>
+              </w:rPr>
+            </w:pPr>
+            <w:r>
+              <w:rPr>
+                <w:rFonts w:ascii="Arial Nova Cond" w:hAnsi="Arial Nova Cond" w:cs="Arial"/>
+                <w:color w:val="000000"/>
+                <w:kern w:val="0"/>
+                <w:sz w:val="20"/>
+                <w:szCs w:val="20"/>
+              </w:rPr>
+              <w:t>{{competencias6}}</w:t>
+            </w:r>
+          </w:p>
+        </w:tc>
+        <w:tc>
+          <w:tcPr>
+            <w:tcW w:w="1399" w:type="dxa"/>
+            <w:vAlign w:val="center"/>
+          </w:tcPr>
+          <w:p>
+            <w:pPr>
+              <w:autoSpaceDE w:val="0"/>
+              <w:autoSpaceDN w:val="0"/>
+              <w:adjustRightInd w:val="0"/>
+              <w:jc w:val="both"/>
               <w:rPr>
                 <w:rFonts w:ascii="Arial Nova Cond" w:hAnsi="Arial Nova Cond" w:cs="Arial"/>
                 <w:color w:val="000000"/>
@@ -13178,7 +12709,7 @@
         </w:trPr>
         <w:tc>
           <w:tcPr>
-            <w:tcW w:w="875" w:type="dxa"/>
+            <w:tcW w:w="818" w:type="dxa"/>
             <w:vMerge w:val="restart"/>
             <w:vAlign w:val="center"/>
           </w:tcPr>
@@ -13217,7 +12748,7 @@
         </w:tc>
         <w:tc>
           <w:tcPr>
-            <w:tcW w:w="1095" w:type="dxa"/>
+            <w:tcW w:w="1018" w:type="dxa"/>
             <w:vAlign w:val="center"/>
           </w:tcPr>
           <w:p>
@@ -13255,7 +12786,7 @@
         </w:tc>
         <w:tc>
           <w:tcPr>
-            <w:tcW w:w="1726" w:type="dxa"/>
+            <w:tcW w:w="5379" w:type="dxa"/>
             <w:vAlign w:val="center"/>
           </w:tcPr>
           <w:p>
@@ -13268,62 +12799,28 @@
               </w:tabs>
               <w:spacing w:line="276" w:lineRule="auto"/>
               <w:ind w:left="0"/>
+              <w:jc w:val="both"/>
+              <w:rPr>
+                <w:rFonts w:ascii="Arial Nova Cond" w:hAnsi="Arial Nova Cond"/>
+                <w:color w:val="000000" w:themeColor="text1"/>
+                <w:sz w:val="20"/>
+                <w:szCs w:val="20"/>
+              </w:rPr>
+            </w:pPr>
+            <w:r>
               <w:rPr>
                 <w:rFonts w:ascii="Arial Nova Cond" w:eastAsia="Calibri" w:hAnsi="Arial Nova Cond" w:cs="Times New Roman"/>
-                <w:color w:val="000000" w:themeColor="text1"/>
                 <w:sz w:val="20"/>
                 <w:szCs w:val="20"/>
                 <w:lang w:val="es-ES_tradnl"/>
               </w:rPr>
-            </w:pPr>
-            <w:r>
-              <w:rPr>
-                <w:rFonts w:ascii="Arial Nova Cond" w:eastAsia="Calibri" w:hAnsi="Arial Nova Cond" w:cs="Times New Roman"/>
-                <w:sz w:val="20"/>
-                <w:szCs w:val="20"/>
-                <w:lang w:val="es-ES_tradnl"/>
-              </w:rPr>
-              <w:t>{{problemapotencialidad7}}</w:t>
-            </w:r>
-          </w:p>
-        </w:tc>
-        <w:tc>
-          <w:tcPr>
-            <w:tcW w:w="6169" w:type="dxa"/>
-            <w:vAlign w:val="center"/>
-          </w:tcPr>
-          <w:p>
-            <w:pPr>
-              <w:pStyle w:val="Prrafodelista"/>
-              <w:tabs>
-                <w:tab w:val="left" w:pos="0"/>
-                <w:tab w:val="left" w:pos="142"/>
-                <w:tab w:val="left" w:pos="284"/>
-              </w:tabs>
-              <w:spacing w:line="276" w:lineRule="auto"/>
-              <w:ind w:left="0"/>
-              <w:jc w:val="both"/>
-              <w:rPr>
-                <w:rFonts w:ascii="Arial Nova Cond" w:hAnsi="Arial Nova Cond"/>
-                <w:color w:val="000000" w:themeColor="text1"/>
-                <w:sz w:val="20"/>
-                <w:szCs w:val="20"/>
-              </w:rPr>
-            </w:pPr>
-            <w:r>
-              <w:rPr>
-                <w:rFonts w:ascii="Arial Nova Cond" w:eastAsia="Calibri" w:hAnsi="Arial Nova Cond" w:cs="Times New Roman"/>
-                <w:sz w:val="20"/>
-                <w:szCs w:val="20"/>
-                <w:lang w:val="es-ES_tradnl"/>
-              </w:rPr>
               <w:t>{{situacionsignificativa7}}</w:t>
             </w:r>
           </w:p>
         </w:tc>
         <w:tc>
           <w:tcPr>
-            <w:tcW w:w="2015" w:type="dxa"/>
+            <w:tcW w:w="1984" w:type="dxa"/>
             <w:vAlign w:val="center"/>
           </w:tcPr>
           <w:p>
@@ -13354,7 +12851,7 @@
         </w:tc>
         <w:tc>
           <w:tcPr>
-            <w:tcW w:w="1634" w:type="dxa"/>
+            <w:tcW w:w="2693" w:type="dxa"/>
             <w:vAlign w:val="center"/>
           </w:tcPr>
           <w:p>
@@ -13379,13 +12876,13 @@
                 <w:sz w:val="20"/>
                 <w:szCs w:val="20"/>
               </w:rPr>
-              <w:t>{{competencias7}}</w:t>
-            </w:r>
-          </w:p>
-        </w:tc>
-        <w:tc>
-          <w:tcPr>
-            <w:tcW w:w="1337" w:type="dxa"/>
+              <w:t>{{campotematico7}}</w:t>
+            </w:r>
+          </w:p>
+        </w:tc>
+        <w:tc>
+          <w:tcPr>
+            <w:tcW w:w="1560" w:type="dxa"/>
             <w:vAlign w:val="center"/>
           </w:tcPr>
           <w:p>
@@ -13393,7 +12890,38 @@
               <w:autoSpaceDE w:val="0"/>
               <w:autoSpaceDN w:val="0"/>
               <w:adjustRightInd w:val="0"/>
-              <w:jc w:val="center"/>
+              <w:jc w:val="both"/>
+              <w:rPr>
+                <w:rFonts w:ascii="Arial Nova Cond" w:hAnsi="Arial Nova Cond" w:cs="Arial"/>
+                <w:color w:val="000000"/>
+                <w:kern w:val="0"/>
+                <w:sz w:val="20"/>
+                <w:szCs w:val="20"/>
+              </w:rPr>
+            </w:pPr>
+            <w:r>
+              <w:rPr>
+                <w:rFonts w:ascii="Arial Nova Cond" w:hAnsi="Arial Nova Cond" w:cs="Arial"/>
+                <w:color w:val="000000"/>
+                <w:kern w:val="0"/>
+                <w:sz w:val="20"/>
+                <w:szCs w:val="20"/>
+              </w:rPr>
+              <w:t>{{competencias7}}</w:t>
+            </w:r>
+          </w:p>
+        </w:tc>
+        <w:tc>
+          <w:tcPr>
+            <w:tcW w:w="1399" w:type="dxa"/>
+            <w:vAlign w:val="center"/>
+          </w:tcPr>
+          <w:p>
+            <w:pPr>
+              <w:autoSpaceDE w:val="0"/>
+              <w:autoSpaceDN w:val="0"/>
+              <w:adjustRightInd w:val="0"/>
+              <w:jc w:val="both"/>
               <w:rPr>
                 <w:rFonts w:ascii="Arial Nova Cond" w:hAnsi="Arial Nova Cond" w:cs="Arial"/>
                 <w:color w:val="000000"/>
@@ -13422,7 +12950,7 @@
         </w:trPr>
         <w:tc>
           <w:tcPr>
-            <w:tcW w:w="875" w:type="dxa"/>
+            <w:tcW w:w="818" w:type="dxa"/>
             <w:vMerge/>
             <w:vAlign w:val="center"/>
           </w:tcPr>
@@ -13450,7 +12978,7 @@
         </w:tc>
         <w:tc>
           <w:tcPr>
-            <w:tcW w:w="1095" w:type="dxa"/>
+            <w:tcW w:w="1018" w:type="dxa"/>
             <w:vAlign w:val="center"/>
           </w:tcPr>
           <w:p>
@@ -13488,7 +13016,7 @@
         </w:tc>
         <w:tc>
           <w:tcPr>
-            <w:tcW w:w="1726" w:type="dxa"/>
+            <w:tcW w:w="5379" w:type="dxa"/>
             <w:vAlign w:val="center"/>
           </w:tcPr>
           <w:p>
@@ -13501,6 +13029,7 @@
               </w:tabs>
               <w:spacing w:line="276" w:lineRule="auto"/>
               <w:ind w:left="0"/>
+              <w:jc w:val="both"/>
               <w:rPr>
                 <w:rFonts w:ascii="Arial Nova Cond" w:eastAsia="Calibri" w:hAnsi="Arial Nova Cond" w:cs="Times New Roman"/>
                 <w:color w:val="000000" w:themeColor="text1"/>
@@ -13516,48 +13045,13 @@
                 <w:szCs w:val="20"/>
                 <w:lang w:val="es-ES_tradnl"/>
               </w:rPr>
-              <w:t>{{problemapotencialidad8}}</w:t>
-            </w:r>
-          </w:p>
-        </w:tc>
-        <w:tc>
-          <w:tcPr>
-            <w:tcW w:w="6169" w:type="dxa"/>
-            <w:vAlign w:val="center"/>
-          </w:tcPr>
-          <w:p>
-            <w:pPr>
-              <w:pStyle w:val="Prrafodelista"/>
-              <w:tabs>
-                <w:tab w:val="left" w:pos="0"/>
-                <w:tab w:val="left" w:pos="142"/>
-                <w:tab w:val="left" w:pos="284"/>
-              </w:tabs>
-              <w:spacing w:line="276" w:lineRule="auto"/>
-              <w:ind w:left="0"/>
-              <w:jc w:val="both"/>
-              <w:rPr>
-                <w:rFonts w:ascii="Arial Nova Cond" w:eastAsia="Calibri" w:hAnsi="Arial Nova Cond" w:cs="Times New Roman"/>
-                <w:color w:val="000000" w:themeColor="text1"/>
-                <w:sz w:val="20"/>
-                <w:szCs w:val="20"/>
-                <w:lang w:val="es-ES_tradnl"/>
-              </w:rPr>
-            </w:pPr>
-            <w:r>
-              <w:rPr>
-                <w:rFonts w:ascii="Arial Nova Cond" w:eastAsia="Calibri" w:hAnsi="Arial Nova Cond" w:cs="Times New Roman"/>
-                <w:sz w:val="20"/>
-                <w:szCs w:val="20"/>
-                <w:lang w:val="es-ES_tradnl"/>
-              </w:rPr>
               <w:t>{{situacionsignificativa8}}</w:t>
             </w:r>
           </w:p>
         </w:tc>
         <w:tc>
           <w:tcPr>
-            <w:tcW w:w="2015" w:type="dxa"/>
+            <w:tcW w:w="1984" w:type="dxa"/>
             <w:vAlign w:val="center"/>
           </w:tcPr>
           <w:p>
@@ -13587,7 +13081,7 @@
         </w:tc>
         <w:tc>
           <w:tcPr>
-            <w:tcW w:w="1634" w:type="dxa"/>
+            <w:tcW w:w="2693" w:type="dxa"/>
             <w:vAlign w:val="center"/>
           </w:tcPr>
           <w:p>
@@ -13612,13 +13106,13 @@
                 <w:sz w:val="20"/>
                 <w:szCs w:val="20"/>
               </w:rPr>
-              <w:t>{{competencias8}}</w:t>
-            </w:r>
-          </w:p>
-        </w:tc>
-        <w:tc>
-          <w:tcPr>
-            <w:tcW w:w="1337" w:type="dxa"/>
+              <w:t>{{campotematico8}}</w:t>
+            </w:r>
+          </w:p>
+        </w:tc>
+        <w:tc>
+          <w:tcPr>
+            <w:tcW w:w="1560" w:type="dxa"/>
             <w:vAlign w:val="center"/>
           </w:tcPr>
           <w:p>
@@ -13626,7 +13120,7 @@
               <w:autoSpaceDE w:val="0"/>
               <w:autoSpaceDN w:val="0"/>
               <w:adjustRightInd w:val="0"/>
-              <w:jc w:val="center"/>
+              <w:jc w:val="both"/>
               <w:rPr>
                 <w:rFonts w:ascii="Arial Nova Cond" w:hAnsi="Arial Nova Cond" w:cs="Arial"/>
                 <w:color w:val="000000"/>
@@ -13643,6 +13137,37 @@
                 <w:sz w:val="20"/>
                 <w:szCs w:val="20"/>
               </w:rPr>
+              <w:t>{{competencias8}}</w:t>
+            </w:r>
+          </w:p>
+        </w:tc>
+        <w:tc>
+          <w:tcPr>
+            <w:tcW w:w="1399" w:type="dxa"/>
+            <w:vAlign w:val="center"/>
+          </w:tcPr>
+          <w:p>
+            <w:pPr>
+              <w:autoSpaceDE w:val="0"/>
+              <w:autoSpaceDN w:val="0"/>
+              <w:adjustRightInd w:val="0"/>
+              <w:jc w:val="both"/>
+              <w:rPr>
+                <w:rFonts w:ascii="Arial Nova Cond" w:hAnsi="Arial Nova Cond" w:cs="Arial"/>
+                <w:color w:val="000000"/>
+                <w:kern w:val="0"/>
+                <w:sz w:val="20"/>
+                <w:szCs w:val="20"/>
+              </w:rPr>
+            </w:pPr>
+            <w:r>
+              <w:rPr>
+                <w:rFonts w:ascii="Arial Nova Cond" w:hAnsi="Arial Nova Cond" w:cs="Arial"/>
+                <w:color w:val="000000"/>
+                <w:kern w:val="0"/>
+                <w:sz w:val="20"/>
+                <w:szCs w:val="20"/>
+              </w:rPr>
               <w:t>{{producto8}}</w:t>
             </w:r>
           </w:p>
@@ -13650,19 +13175,6 @@
       </w:tr>
       <w:bookmarkEnd w:id="1"/>
     </w:tbl>
-    <w:p>
-      <w:pPr>
-        <w:shd w:val="clear" w:color="auto" w:fill="FFFFFF" w:themeFill="background1"/>
-        <w:spacing w:after="0" w:line="276" w:lineRule="auto"/>
-        <w:ind w:right="-455"/>
-        <w:rPr>
-          <w:rFonts w:ascii="Arial Nova Cond Light" w:hAnsi="Arial Nova Cond Light" w:cs="Times New Roman"/>
-          <w:b/>
-          <w:bCs/>
-          <w:color w:val="000000" w:themeColor="text1"/>
-        </w:rPr>
-      </w:pPr>
-    </w:p>
     <w:p>
       <w:pPr>
         <w:shd w:val="clear" w:color="auto" w:fill="FFFFFF" w:themeFill="background1"/>
@@ -13700,6 +13212,7 @@
           <w:bCs/>
           <w:color w:val="000000" w:themeColor="text1"/>
         </w:rPr>
+        <w:lastRenderedPageBreak/>
         <w:t xml:space="preserve">ORGANIZACIÓN DE LOS PROPÓSITOS DE APRENDIZAJE: </w:t>
       </w:r>
     </w:p>
@@ -24444,25 +23957,7 @@
                 <w:kern w:val="0"/>
                 <w14:ligatures w14:val="none"/>
               </w:rPr>
-              <w:t xml:space="preserve">ARROYO PONCE, </w:t>
-            </w:r>
-            <w:proofErr w:type="spellStart"/>
-            <w:r>
-              <w:rPr>
-                <w:rFonts w:ascii="Arial Nova Cond Light" w:eastAsia="Calibri" w:hAnsi="Arial Nova Cond Light" w:cs="Calibri Light"/>
-                <w:kern w:val="0"/>
-                <w14:ligatures w14:val="none"/>
-              </w:rPr>
-              <w:t>Gamaniel</w:t>
-            </w:r>
-            <w:proofErr w:type="spellEnd"/>
-            <w:r>
-              <w:rPr>
-                <w:rFonts w:ascii="Arial Nova Cond Light" w:eastAsia="Calibri" w:hAnsi="Arial Nova Cond Light" w:cs="Calibri Light"/>
-                <w:kern w:val="0"/>
-                <w14:ligatures w14:val="none"/>
-              </w:rPr>
-              <w:t xml:space="preserve">. Lengua quechua. </w:t>
+              <w:t xml:space="preserve">ARROYO PONCE, Gamaniel. Lengua quechua. </w:t>
             </w:r>
           </w:p>
           <w:p>
@@ -24512,43 +24007,7 @@
                 <w:kern w:val="0"/>
                 <w14:ligatures w14:val="none"/>
               </w:rPr>
-              <w:t xml:space="preserve">CACERES VARGAS (1996). Gloria. </w:t>
-            </w:r>
-            <w:proofErr w:type="spellStart"/>
-            <w:r>
-              <w:rPr>
-                <w:rFonts w:ascii="Arial Nova Cond Light" w:eastAsia="Calibri" w:hAnsi="Arial Nova Cond Light" w:cs="Calibri Light"/>
-                <w:kern w:val="0"/>
-                <w14:ligatures w14:val="none"/>
-              </w:rPr>
-              <w:t>Riqsinakusun</w:t>
-            </w:r>
-            <w:proofErr w:type="spellEnd"/>
-            <w:r>
-              <w:rPr>
-                <w:rFonts w:ascii="Arial Nova Cond Light" w:eastAsia="Calibri" w:hAnsi="Arial Nova Cond Light" w:cs="Calibri Light"/>
-                <w:kern w:val="0"/>
-                <w14:ligatures w14:val="none"/>
-              </w:rPr>
-              <w:t xml:space="preserve"> (Conozcámonos). Lima Ediciones </w:t>
-            </w:r>
-            <w:proofErr w:type="spellStart"/>
-            <w:r>
-              <w:rPr>
-                <w:rFonts w:ascii="Arial Nova Cond Light" w:eastAsia="Calibri" w:hAnsi="Arial Nova Cond Light" w:cs="Calibri Light"/>
-                <w:kern w:val="0"/>
-                <w14:ligatures w14:val="none"/>
-              </w:rPr>
-              <w:t>Kuyay</w:t>
-            </w:r>
-            <w:proofErr w:type="spellEnd"/>
-            <w:r>
-              <w:rPr>
-                <w:rFonts w:ascii="Arial Nova Cond Light" w:eastAsia="Calibri" w:hAnsi="Arial Nova Cond Light" w:cs="Calibri Light"/>
-                <w:kern w:val="0"/>
-                <w14:ligatures w14:val="none"/>
-              </w:rPr>
-              <w:t xml:space="preserve">. 1996. </w:t>
+              <w:t xml:space="preserve">CACERES VARGAS (1996). Gloria. Riqsinakusun (Conozcámonos). Lima Ediciones Kuyay. 1996. </w:t>
             </w:r>
           </w:p>
           <w:p>
@@ -24573,43 +24032,7 @@
                 <w:kern w:val="0"/>
                 <w14:ligatures w14:val="none"/>
               </w:rPr>
-              <w:t xml:space="preserve">FLORES SANTANA, Amador (2003). </w:t>
-            </w:r>
-            <w:proofErr w:type="spellStart"/>
-            <w:r>
-              <w:rPr>
-                <w:rFonts w:ascii="Arial Nova Cond Light" w:eastAsia="Calibri" w:hAnsi="Arial Nova Cond Light" w:cs="Calibri Light"/>
-                <w:kern w:val="0"/>
-                <w14:ligatures w14:val="none"/>
-              </w:rPr>
-              <w:t>Runasimipi</w:t>
-            </w:r>
-            <w:proofErr w:type="spellEnd"/>
-            <w:r>
-              <w:rPr>
-                <w:rFonts w:ascii="Arial Nova Cond Light" w:eastAsia="Calibri" w:hAnsi="Arial Nova Cond Light" w:cs="Calibri Light"/>
-                <w:kern w:val="0"/>
-                <w14:ligatures w14:val="none"/>
-              </w:rPr>
-              <w:t xml:space="preserve"> </w:t>
-            </w:r>
-            <w:proofErr w:type="spellStart"/>
-            <w:r>
-              <w:rPr>
-                <w:rFonts w:ascii="Arial Nova Cond Light" w:eastAsia="Calibri" w:hAnsi="Arial Nova Cond Light" w:cs="Calibri Light"/>
-                <w:kern w:val="0"/>
-                <w14:ligatures w14:val="none"/>
-              </w:rPr>
-              <w:t>Rimasun</w:t>
-            </w:r>
-            <w:proofErr w:type="spellEnd"/>
-            <w:r>
-              <w:rPr>
-                <w:rFonts w:ascii="Arial Nova Cond Light" w:eastAsia="Calibri" w:hAnsi="Arial Nova Cond Light" w:cs="Calibri Light"/>
-                <w:kern w:val="0"/>
-                <w14:ligatures w14:val="none"/>
-              </w:rPr>
-              <w:t xml:space="preserve">. Huancavelica. </w:t>
+              <w:t xml:space="preserve">FLORES SANTANA, Amador (2003). Runasimipi Rimasun. Huancavelica. </w:t>
             </w:r>
           </w:p>
           <w:p>
@@ -24634,79 +24057,7 @@
                 <w:kern w:val="0"/>
                 <w14:ligatures w14:val="none"/>
               </w:rPr>
-              <w:t xml:space="preserve">GODENZZI, Juan Carlos y VENGOA ZÚÑIGA, </w:t>
-            </w:r>
-            <w:proofErr w:type="spellStart"/>
-            <w:r>
-              <w:rPr>
-                <w:rFonts w:ascii="Arial Nova Cond Light" w:eastAsia="Calibri" w:hAnsi="Arial Nova Cond Light" w:cs="Calibri Light"/>
-                <w:kern w:val="0"/>
-                <w14:ligatures w14:val="none"/>
-              </w:rPr>
-              <w:t>Janett</w:t>
-            </w:r>
-            <w:proofErr w:type="spellEnd"/>
-            <w:r>
-              <w:rPr>
-                <w:rFonts w:ascii="Arial Nova Cond Light" w:eastAsia="Calibri" w:hAnsi="Arial Nova Cond Light" w:cs="Calibri Light"/>
-                <w:kern w:val="0"/>
-                <w14:ligatures w14:val="none"/>
-              </w:rPr>
-              <w:t xml:space="preserve"> (1994). </w:t>
-            </w:r>
-            <w:proofErr w:type="spellStart"/>
-            <w:r>
-              <w:rPr>
-                <w:rFonts w:ascii="Arial Nova Cond Light" w:eastAsia="Calibri" w:hAnsi="Arial Nova Cond Light" w:cs="Calibri Light"/>
-                <w:kern w:val="0"/>
-                <w14:ligatures w14:val="none"/>
-              </w:rPr>
-              <w:t>Runasimanta</w:t>
-            </w:r>
-            <w:proofErr w:type="spellEnd"/>
-            <w:r>
-              <w:rPr>
-                <w:rFonts w:ascii="Arial Nova Cond Light" w:eastAsia="Calibri" w:hAnsi="Arial Nova Cond Light" w:cs="Calibri Light"/>
-                <w:kern w:val="0"/>
-                <w14:ligatures w14:val="none"/>
-              </w:rPr>
-              <w:t xml:space="preserve"> </w:t>
-            </w:r>
-            <w:proofErr w:type="spellStart"/>
-            <w:r>
-              <w:rPr>
-                <w:rFonts w:ascii="Arial Nova Cond Light" w:eastAsia="Calibri" w:hAnsi="Arial Nova Cond Light" w:cs="Calibri Light"/>
-                <w:kern w:val="0"/>
-                <w14:ligatures w14:val="none"/>
-              </w:rPr>
-              <w:t>Yayaychakusun</w:t>
-            </w:r>
-            <w:proofErr w:type="spellEnd"/>
-            <w:r>
-              <w:rPr>
-                <w:rFonts w:ascii="Arial Nova Cond Light" w:eastAsia="Calibri" w:hAnsi="Arial Nova Cond Light" w:cs="Calibri Light"/>
-                <w:kern w:val="0"/>
-                <w14:ligatures w14:val="none"/>
-              </w:rPr>
-              <w:t xml:space="preserve">. Asociación </w:t>
-            </w:r>
-            <w:proofErr w:type="spellStart"/>
-            <w:r>
-              <w:rPr>
-                <w:rFonts w:ascii="Arial Nova Cond Light" w:eastAsia="Calibri" w:hAnsi="Arial Nova Cond Light" w:cs="Calibri Light"/>
-                <w:kern w:val="0"/>
-                <w14:ligatures w14:val="none"/>
-              </w:rPr>
-              <w:t>Pukllasunchis</w:t>
-            </w:r>
-            <w:proofErr w:type="spellEnd"/>
-            <w:r>
-              <w:rPr>
-                <w:rFonts w:ascii="Arial Nova Cond Light" w:eastAsia="Calibri" w:hAnsi="Arial Nova Cond Light" w:cs="Calibri Light"/>
-                <w:kern w:val="0"/>
-                <w14:ligatures w14:val="none"/>
-              </w:rPr>
-              <w:t xml:space="preserve"> y CERA “Bartolomé de las Casas” Cusco. </w:t>
+              <w:t xml:space="preserve">GODENZZI, Juan Carlos y VENGOA ZÚÑIGA, Janett (1994). Runasimanta Yayaychakusun. Asociación Pukllasunchis y CERA “Bartolomé de las Casas” Cusco. </w:t>
             </w:r>
           </w:p>
           <w:p>
@@ -24756,25 +24107,7 @@
                 <w:kern w:val="0"/>
                 <w14:ligatures w14:val="none"/>
               </w:rPr>
-              <w:t xml:space="preserve">ROJAS, </w:t>
-            </w:r>
-            <w:proofErr w:type="spellStart"/>
-            <w:r>
-              <w:rPr>
-                <w:rFonts w:ascii="Arial Nova Cond Light" w:eastAsia="Calibri" w:hAnsi="Arial Nova Cond Light" w:cs="Calibri Light"/>
-                <w:kern w:val="0"/>
-                <w14:ligatures w14:val="none"/>
-              </w:rPr>
-              <w:t>Íbico</w:t>
-            </w:r>
-            <w:proofErr w:type="spellEnd"/>
-            <w:r>
-              <w:rPr>
-                <w:rFonts w:ascii="Arial Nova Cond Light" w:eastAsia="Calibri" w:hAnsi="Arial Nova Cond Light" w:cs="Calibri Light"/>
-                <w:kern w:val="0"/>
-                <w14:ligatures w14:val="none"/>
-              </w:rPr>
-              <w:t xml:space="preserve"> (1998). Origen y expansión del quechua. Lima. </w:t>
+              <w:t xml:space="preserve">ROJAS, Íbico (1998). Origen y expansión del quechua. Lima. </w:t>
             </w:r>
           </w:p>
           <w:p>
@@ -24799,25 +24132,7 @@
                 <w:kern w:val="0"/>
                 <w14:ligatures w14:val="none"/>
               </w:rPr>
-              <w:t>SOLIS FONSECA, Gustavo y CHACÓN SIHUAY, Jorge (1989). Lingüística y gramática Runasimi-</w:t>
-            </w:r>
-            <w:proofErr w:type="spellStart"/>
-            <w:r>
-              <w:rPr>
-                <w:rFonts w:ascii="Arial Nova Cond Light" w:eastAsia="Calibri" w:hAnsi="Arial Nova Cond Light" w:cs="Calibri Light"/>
-                <w:kern w:val="0"/>
-                <w14:ligatures w14:val="none"/>
-              </w:rPr>
-              <w:t>chanka</w:t>
-            </w:r>
-            <w:proofErr w:type="spellEnd"/>
-            <w:r>
-              <w:rPr>
-                <w:rFonts w:ascii="Arial Nova Cond Light" w:eastAsia="Calibri" w:hAnsi="Arial Nova Cond Light" w:cs="Calibri Light"/>
-                <w:kern w:val="0"/>
-                <w14:ligatures w14:val="none"/>
-              </w:rPr>
-              <w:t xml:space="preserve">. Ministerio de Educación. UNESCO-AGFUND. </w:t>
+              <w:t xml:space="preserve">SOLIS FONSECA, Gustavo y CHACÓN SIHUAY, Jorge (1989). Lingüística y gramática Runasimi-chanka. Ministerio de Educación. UNESCO-AGFUND. </w:t>
             </w:r>
           </w:p>
           <w:p>
@@ -24842,43 +24157,7 @@
                 <w:kern w:val="0"/>
                 <w14:ligatures w14:val="none"/>
               </w:rPr>
-              <w:t xml:space="preserve">SOTO RUIZ, </w:t>
-            </w:r>
-            <w:proofErr w:type="spellStart"/>
-            <w:r>
-              <w:rPr>
-                <w:rFonts w:ascii="Arial Nova Cond Light" w:eastAsia="Calibri" w:hAnsi="Arial Nova Cond Light" w:cs="Calibri Light"/>
-                <w:kern w:val="0"/>
-                <w14:ligatures w14:val="none"/>
-              </w:rPr>
-              <w:t>Clodoaldo</w:t>
-            </w:r>
-            <w:proofErr w:type="spellEnd"/>
-            <w:r>
-              <w:rPr>
-                <w:rFonts w:ascii="Arial Nova Cond Light" w:eastAsia="Calibri" w:hAnsi="Arial Nova Cond Light" w:cs="Calibri Light"/>
-                <w:kern w:val="0"/>
-                <w14:ligatures w14:val="none"/>
-              </w:rPr>
-              <w:t xml:space="preserve"> (1976). Gramática quechua: Ayacucho-</w:t>
-            </w:r>
-            <w:proofErr w:type="spellStart"/>
-            <w:r>
-              <w:rPr>
-                <w:rFonts w:ascii="Arial Nova Cond Light" w:eastAsia="Calibri" w:hAnsi="Arial Nova Cond Light" w:cs="Calibri Light"/>
-                <w:kern w:val="0"/>
-                <w14:ligatures w14:val="none"/>
-              </w:rPr>
-              <w:t>Chanka</w:t>
-            </w:r>
-            <w:proofErr w:type="spellEnd"/>
-            <w:r>
-              <w:rPr>
-                <w:rFonts w:ascii="Arial Nova Cond Light" w:eastAsia="Calibri" w:hAnsi="Arial Nova Cond Light" w:cs="Calibri Light"/>
-                <w:kern w:val="0"/>
-                <w14:ligatures w14:val="none"/>
-              </w:rPr>
-              <w:t xml:space="preserve">. Lima: Ministerio de Educación/Instituto de Estudios Peruanos. </w:t>
+              <w:t xml:space="preserve">SOTO RUIZ, Clodoaldo (1976). Gramática quechua: Ayacucho-Chanka. Lima: Ministerio de Educación/Instituto de Estudios Peruanos. </w:t>
             </w:r>
           </w:p>
           <w:p>
@@ -24903,25 +24182,7 @@
                 <w:kern w:val="0"/>
                 <w14:ligatures w14:val="none"/>
               </w:rPr>
-              <w:t xml:space="preserve">Manual del texto escolar de </w:t>
-            </w:r>
-            <w:proofErr w:type="gramStart"/>
-            <w:r>
-              <w:rPr>
-                <w:rFonts w:ascii="Arial Nova Cond Light" w:eastAsia="Calibri" w:hAnsi="Arial Nova Cond Light" w:cs="Calibri Light"/>
-                <w:kern w:val="0"/>
-                <w14:ligatures w14:val="none"/>
-              </w:rPr>
-              <w:t>Quechua</w:t>
-            </w:r>
-            <w:proofErr w:type="gramEnd"/>
-            <w:r>
-              <w:rPr>
-                <w:rFonts w:ascii="Arial Nova Cond Light" w:eastAsia="Calibri" w:hAnsi="Arial Nova Cond Light" w:cs="Calibri Light"/>
-                <w:kern w:val="0"/>
-                <w14:ligatures w14:val="none"/>
-              </w:rPr>
-              <w:t xml:space="preserve"> 1° Grado de Educación Secundaria.</w:t>
+              <w:t>Manual del texto escolar de Quechua 1° Grado de Educación Secundaria.</w:t>
             </w:r>
           </w:p>
           <w:p>
@@ -24971,25 +24232,7 @@
                 <w:kern w:val="0"/>
                 <w14:ligatures w14:val="none"/>
               </w:rPr>
-              <w:t xml:space="preserve">Minedu (2016). Programa curricular de educación secundaria. Resolución Ministerial </w:t>
-            </w:r>
-            <w:proofErr w:type="spellStart"/>
-            <w:r>
-              <w:rPr>
-                <w:rFonts w:ascii="Arial Nova Cond Light" w:eastAsia="Calibri" w:hAnsi="Arial Nova Cond Light" w:cs="Calibri Light"/>
-                <w:kern w:val="0"/>
-                <w14:ligatures w14:val="none"/>
-              </w:rPr>
-              <w:t>N°</w:t>
-            </w:r>
-            <w:proofErr w:type="spellEnd"/>
-            <w:r>
-              <w:rPr>
-                <w:rFonts w:ascii="Arial Nova Cond Light" w:eastAsia="Calibri" w:hAnsi="Arial Nova Cond Light" w:cs="Calibri Light"/>
-                <w:kern w:val="0"/>
-                <w14:ligatures w14:val="none"/>
-              </w:rPr>
-              <w:t xml:space="preserve"> 649-2016-Minedu. </w:t>
+              <w:t xml:space="preserve">Minedu (2016). Programa curricular de educación secundaria. Resolución Ministerial N° 649-2016-Minedu. </w:t>
             </w:r>
           </w:p>
           <w:p>
@@ -25014,25 +24257,7 @@
                 <w:kern w:val="0"/>
                 <w14:ligatures w14:val="none"/>
               </w:rPr>
-              <w:t xml:space="preserve">Minedu (2016). Currículo Nacional de la educación básica. Resolución Ministerial </w:t>
-            </w:r>
-            <w:proofErr w:type="spellStart"/>
-            <w:r>
-              <w:rPr>
-                <w:rFonts w:ascii="Arial Nova Cond Light" w:eastAsia="Calibri" w:hAnsi="Arial Nova Cond Light" w:cs="Calibri Light"/>
-                <w:kern w:val="0"/>
-                <w14:ligatures w14:val="none"/>
-              </w:rPr>
-              <w:t>N°</w:t>
-            </w:r>
-            <w:proofErr w:type="spellEnd"/>
-            <w:r>
-              <w:rPr>
-                <w:rFonts w:ascii="Arial Nova Cond Light" w:eastAsia="Calibri" w:hAnsi="Arial Nova Cond Light" w:cs="Calibri Light"/>
-                <w:kern w:val="0"/>
-                <w14:ligatures w14:val="none"/>
-              </w:rPr>
-              <w:t xml:space="preserve"> 281-2016-Minedu y su modificatoria. </w:t>
+              <w:t xml:space="preserve">Minedu (2016). Currículo Nacional de la educación básica. Resolución Ministerial N° 281-2016-Minedu y su modificatoria. </w:t>
             </w:r>
           </w:p>
           <w:p>
@@ -25080,25 +24305,7 @@
                 <w:kern w:val="0"/>
                 <w14:ligatures w14:val="none"/>
               </w:rPr>
-              <w:t xml:space="preserve">Minedu (2024). Resolución ministerial </w:t>
-            </w:r>
-            <w:proofErr w:type="spellStart"/>
-            <w:r>
-              <w:rPr>
-                <w:rFonts w:ascii="Arial Nova Cond Light" w:eastAsia="Calibri" w:hAnsi="Arial Nova Cond Light" w:cs="Calibri Light"/>
-                <w:kern w:val="0"/>
-                <w14:ligatures w14:val="none"/>
-              </w:rPr>
-              <w:t>N°</w:t>
-            </w:r>
-            <w:proofErr w:type="spellEnd"/>
-            <w:r>
-              <w:rPr>
-                <w:rFonts w:ascii="Arial Nova Cond Light" w:eastAsia="Calibri" w:hAnsi="Arial Nova Cond Light" w:cs="Calibri Light"/>
-                <w:kern w:val="0"/>
-                <w14:ligatures w14:val="none"/>
-              </w:rPr>
-              <w:t xml:space="preserve"> 556-2024-MINEDU. </w:t>
+              <w:t xml:space="preserve">Minedu (2024). Resolución ministerial N° 556-2024-MINEDU. </w:t>
             </w:r>
           </w:p>
           <w:p>
@@ -25131,21 +24338,7 @@
               <w:rPr>
                 <w:rFonts w:ascii="Arial Nova Cond Light" w:hAnsi="Arial Nova Cond Light"/>
               </w:rPr>
-              <w:t xml:space="preserve">). Resolución ministerial </w:t>
-            </w:r>
-            <w:proofErr w:type="spellStart"/>
-            <w:r>
-              <w:rPr>
-                <w:rFonts w:ascii="Arial Nova Cond Light" w:hAnsi="Arial Nova Cond Light"/>
-              </w:rPr>
-              <w:t>N°</w:t>
-            </w:r>
-            <w:proofErr w:type="spellEnd"/>
-            <w:r>
-              <w:rPr>
-                <w:rFonts w:ascii="Arial Nova Cond Light" w:hAnsi="Arial Nova Cond Light"/>
-              </w:rPr>
-              <w:t xml:space="preserve"> 501-2025-MINEDU   </w:t>
+              <w:t xml:space="preserve">). Resolución ministerial N° 501-2025-MINEDU   </w:t>
             </w:r>
           </w:p>
         </w:tc>
@@ -25210,25 +24403,7 @@
                 <w:kern w:val="0"/>
                 <w14:ligatures w14:val="none"/>
               </w:rPr>
-              <w:t xml:space="preserve">Ministerio de Educación. Libro de </w:t>
-            </w:r>
-            <w:proofErr w:type="spellStart"/>
-            <w:r>
-              <w:rPr>
-                <w:rFonts w:ascii="Arial Nova Cond Light" w:eastAsia="Calibri" w:hAnsi="Arial Nova Cond Light" w:cs="Calibri Light"/>
-                <w:kern w:val="0"/>
-                <w14:ligatures w14:val="none"/>
-              </w:rPr>
-              <w:t>Rimana</w:t>
-            </w:r>
-            <w:proofErr w:type="spellEnd"/>
-            <w:r>
-              <w:rPr>
-                <w:rFonts w:ascii="Arial Nova Cond Light" w:eastAsia="Calibri" w:hAnsi="Arial Nova Cond Light" w:cs="Calibri Light"/>
-                <w:kern w:val="0"/>
-                <w14:ligatures w14:val="none"/>
-              </w:rPr>
-              <w:t xml:space="preserve"> de 1° grado de Educación Secundaria. 2022. Lima.</w:t>
+              <w:t>Ministerio de Educación. Libro de Rimana de 1° grado de Educación Secundaria. 2022. Lima.</w:t>
             </w:r>
           </w:p>
           <w:p>
@@ -25253,43 +24428,7 @@
                 <w:kern w:val="0"/>
                 <w14:ligatures w14:val="none"/>
               </w:rPr>
-              <w:t xml:space="preserve">Diccionario en </w:t>
-            </w:r>
-            <w:proofErr w:type="gramStart"/>
-            <w:r>
-              <w:rPr>
-                <w:rFonts w:ascii="Arial Nova Cond Light" w:eastAsia="Calibri" w:hAnsi="Arial Nova Cond Light" w:cs="Calibri Light"/>
-                <w:kern w:val="0"/>
-                <w14:ligatures w14:val="none"/>
-              </w:rPr>
-              <w:t>Quechua</w:t>
-            </w:r>
-            <w:proofErr w:type="gramEnd"/>
-            <w:r>
-              <w:rPr>
-                <w:rFonts w:ascii="Arial Nova Cond Light" w:eastAsia="Calibri" w:hAnsi="Arial Nova Cond Light" w:cs="Calibri Light"/>
-                <w:kern w:val="0"/>
-                <w14:ligatures w14:val="none"/>
-              </w:rPr>
-              <w:t xml:space="preserve"> </w:t>
-            </w:r>
-            <w:proofErr w:type="spellStart"/>
-            <w:r>
-              <w:rPr>
-                <w:rFonts w:ascii="Arial Nova Cond Light" w:eastAsia="Calibri" w:hAnsi="Arial Nova Cond Light" w:cs="Calibri Light"/>
-                <w:kern w:val="0"/>
-                <w14:ligatures w14:val="none"/>
-              </w:rPr>
-              <w:t>Chanka</w:t>
-            </w:r>
-            <w:proofErr w:type="spellEnd"/>
-            <w:r>
-              <w:rPr>
-                <w:rFonts w:ascii="Arial Nova Cond Light" w:eastAsia="Calibri" w:hAnsi="Arial Nova Cond Light" w:cs="Calibri Light"/>
-                <w:kern w:val="0"/>
-                <w14:ligatures w14:val="none"/>
-              </w:rPr>
-              <w:t xml:space="preserve">. </w:t>
+              <w:t xml:space="preserve">Diccionario en Quechua Chanka. </w:t>
             </w:r>
           </w:p>
           <w:p>
@@ -25316,7 +24455,6 @@
               </w:rPr>
               <w:t xml:space="preserve">Texto escolar de </w:t>
             </w:r>
-            <w:proofErr w:type="gramStart"/>
             <w:r>
               <w:rPr>
                 <w:rFonts w:ascii="Arial Nova Cond Light" w:eastAsia="Calibri" w:hAnsi="Arial Nova Cond Light" w:cs="Calibri Light"/>
@@ -25325,7 +24463,6 @@
               </w:rPr>
               <w:t>Quechua</w:t>
             </w:r>
-            <w:proofErr w:type="gramEnd"/>
             <w:r>
               <w:rPr>
                 <w:rFonts w:ascii="Arial Nova Cond Light" w:eastAsia="Calibri" w:hAnsi="Arial Nova Cond Light" w:cs="Calibri Light"/>
@@ -25890,7 +25027,7 @@
 </file>
 
 <file path=word/endnotes.xml><?xml version="1.0" encoding="utf-8"?>
-<w:endnotes xmlns:wpc="http://schemas.microsoft.com/office/word/2010/wordprocessingCanvas" xmlns:cx="http://schemas.microsoft.com/office/drawing/2014/chartex" xmlns:cx1="http://schemas.microsoft.com/office/drawing/2015/9/8/chartex" xmlns:cx2="http://schemas.microsoft.com/office/drawing/2015/10/21/chartex" xmlns:cx3="http://schemas.microsoft.com/office/drawing/2016/5/9/chartex" xmlns:cx4="http://schemas.microsoft.com/office/drawing/2016/5/10/chartex" xmlns:cx5="http://schemas.microsoft.com/office/drawing/2016/5/11/chartex" xmlns:cx6="http://schemas.microsoft.com/office/drawing/2016/5/12/chartex" xmlns:cx7="http://schemas.microsoft.com/office/drawing/2016/5/13/chartex" xmlns:cx8="http://schemas.microsoft.com/office/drawing/2016/5/14/chartex" xmlns:mc="http://schemas.openxmlformats.org/markup-compatibility/2006" xmlns:aink="http://schemas.microsoft.com/office/drawing/2016/ink" xmlns:am3d="http://schemas.microsoft.com/office/drawing/2017/model3d" xmlns:o="urn:schemas-microsoft-com:office:office" xmlns:oel="http://schemas.microsoft.com/office/2019/extlst" xmlns:r="http://schemas.openxmlformats.org/officeDocument/2006/relationships" xmlns:m="http://schemas.openxmlformats.org/officeDocument/2006/math" xmlns:v="urn:schemas-microsoft-com:vml" xmlns:wp14="http://schemas.microsoft.com/office/word/2010/wordprocessingDrawing" xmlns:wp="http://schemas.openxmlformats.org/drawingml/2006/wordprocessingDrawing" xmlns:w10="urn:schemas-microsoft-com:office:word" xmlns:w="http://schemas.openxmlformats.org/wordprocessingml/2006/main" xmlns:w14="http://schemas.microsoft.com/office/word/2010/wordml" xmlns:w15="http://schemas.microsoft.com/office/word/2012/wordml" xmlns:w16cex="http://schemas.microsoft.com/office/word/2018/wordml/cex" xmlns:w16cid="http://schemas.microsoft.com/office/word/2016/wordml/cid" xmlns:w16="http://schemas.microsoft.com/office/word/2018/wordml" xmlns:w16du="http://schemas.microsoft.com/office/word/2023/wordml/word16du" xmlns:w16sdtdh="http://schemas.microsoft.com/office/word/2020/wordml/sdtdatahash" xmlns:w16se="http://schemas.microsoft.com/office/word/2015/wordml/symex" xmlns:wpg="http://schemas.microsoft.com/office/word/2010/wordprocessingGroup" xmlns:wpi="http://schemas.microsoft.com/office/word/2010/wordprocessingInk" xmlns:wne="http://schemas.microsoft.com/office/word/2006/wordml" xmlns:wps="http://schemas.microsoft.com/office/word/2010/wordprocessingShape" mc:Ignorable="w14 w15 w16se w16cid w16 w16cex w16sdtdh w16du wp14">
+<w:endnotes xmlns:wpc="http://schemas.microsoft.com/office/word/2010/wordprocessingCanvas" xmlns:cx="http://schemas.microsoft.com/office/drawing/2014/chartex" xmlns:cx1="http://schemas.microsoft.com/office/drawing/2015/9/8/chartex" xmlns:cx2="http://schemas.microsoft.com/office/drawing/2015/10/21/chartex" xmlns:cx3="http://schemas.microsoft.com/office/drawing/2016/5/9/chartex" xmlns:cx4="http://schemas.microsoft.com/office/drawing/2016/5/10/chartex" xmlns:cx5="http://schemas.microsoft.com/office/drawing/2016/5/11/chartex" xmlns:cx6="http://schemas.microsoft.com/office/drawing/2016/5/12/chartex" xmlns:cx7="http://schemas.microsoft.com/office/drawing/2016/5/13/chartex" xmlns:cx8="http://schemas.microsoft.com/office/drawing/2016/5/14/chartex" xmlns:mc="http://schemas.openxmlformats.org/markup-compatibility/2006" xmlns:aink="http://schemas.microsoft.com/office/drawing/2016/ink" xmlns:am3d="http://schemas.microsoft.com/office/drawing/2017/model3d" xmlns:o="urn:schemas-microsoft-com:office:office" xmlns:oel="http://schemas.microsoft.com/office/2019/extlst" xmlns:r="http://schemas.openxmlformats.org/officeDocument/2006/relationships" xmlns:m="http://schemas.openxmlformats.org/officeDocument/2006/math" xmlns:v="urn:schemas-microsoft-com:vml" xmlns:wp14="http://schemas.microsoft.com/office/word/2010/wordprocessingDrawing" xmlns:wp="http://schemas.openxmlformats.org/drawingml/2006/wordprocessingDrawing" xmlns:w10="urn:schemas-microsoft-com:office:word" xmlns:w="http://schemas.openxmlformats.org/wordprocessingml/2006/main" xmlns:w14="http://schemas.microsoft.com/office/word/2010/wordml" xmlns:w15="http://schemas.microsoft.com/office/word/2012/wordml" xmlns:w16cex="http://schemas.microsoft.com/office/word/2018/wordml/cex" xmlns:w16cid="http://schemas.microsoft.com/office/word/2016/wordml/cid" xmlns:w16="http://schemas.microsoft.com/office/word/2018/wordml" xmlns:w16du="http://schemas.microsoft.com/office/word/2023/wordml/word16du" xmlns:w16sdtdh="http://schemas.microsoft.com/office/word/2020/wordml/sdtdatahash" xmlns:w16sdtfl="http://schemas.microsoft.com/office/word/2024/wordml/sdtformatlock" xmlns:w16se="http://schemas.microsoft.com/office/word/2015/wordml/symex" xmlns:wpg="http://schemas.microsoft.com/office/word/2010/wordprocessingGroup" xmlns:wpi="http://schemas.microsoft.com/office/word/2010/wordprocessingInk" xmlns:wne="http://schemas.microsoft.com/office/word/2006/wordml" xmlns:wps="http://schemas.microsoft.com/office/word/2010/wordprocessingShape" mc:Ignorable="w14 w15 w16se w16cid w16 w16cex w16sdtdh w16sdtfl w16du wp14">
   <w:endnote w:type="separator" w:id="-1">
     <w:p>
       <w:pPr>
@@ -25915,7 +25052,7 @@
 </file>
 
 <file path=word/footer1.xml><?xml version="1.0" encoding="utf-8"?>
-<w:ftr xmlns:wpc="http://schemas.microsoft.com/office/word/2010/wordprocessingCanvas" xmlns:cx="http://schemas.microsoft.com/office/drawing/2014/chartex" xmlns:cx1="http://schemas.microsoft.com/office/drawing/2015/9/8/chartex" xmlns:cx2="http://schemas.microsoft.com/office/drawing/2015/10/21/chartex" xmlns:cx3="http://schemas.microsoft.com/office/drawing/2016/5/9/chartex" xmlns:cx4="http://schemas.microsoft.com/office/drawing/2016/5/10/chartex" xmlns:cx5="http://schemas.microsoft.com/office/drawing/2016/5/11/chartex" xmlns:cx6="http://schemas.microsoft.com/office/drawing/2016/5/12/chartex" xmlns:cx7="http://schemas.microsoft.com/office/drawing/2016/5/13/chartex" xmlns:cx8="http://schemas.microsoft.com/office/drawing/2016/5/14/chartex" xmlns:mc="http://schemas.openxmlformats.org/markup-compatibility/2006" xmlns:aink="http://schemas.microsoft.com/office/drawing/2016/ink" xmlns:am3d="http://schemas.microsoft.com/office/drawing/2017/model3d" xmlns:o="urn:schemas-microsoft-com:office:office" xmlns:oel="http://schemas.microsoft.com/office/2019/extlst" xmlns:r="http://schemas.openxmlformats.org/officeDocument/2006/relationships" xmlns:m="http://schemas.openxmlformats.org/officeDocument/2006/math" xmlns:v="urn:schemas-microsoft-com:vml" xmlns:wp14="http://schemas.microsoft.com/office/word/2010/wordprocessingDrawing" xmlns:wp="http://schemas.openxmlformats.org/drawingml/2006/wordprocessingDrawing" xmlns:w10="urn:schemas-microsoft-com:office:word" xmlns:w="http://schemas.openxmlformats.org/wordprocessingml/2006/main" xmlns:w14="http://schemas.microsoft.com/office/word/2010/wordml" xmlns:w15="http://schemas.microsoft.com/office/word/2012/wordml" xmlns:w16cex="http://schemas.microsoft.com/office/word/2018/wordml/cex" xmlns:w16cid="http://schemas.microsoft.com/office/word/2016/wordml/cid" xmlns:w16="http://schemas.microsoft.com/office/word/2018/wordml" xmlns:w16du="http://schemas.microsoft.com/office/word/2023/wordml/word16du" xmlns:w16sdtdh="http://schemas.microsoft.com/office/word/2020/wordml/sdtdatahash" xmlns:w16se="http://schemas.microsoft.com/office/word/2015/wordml/symex" xmlns:wpg="http://schemas.microsoft.com/office/word/2010/wordprocessingGroup" xmlns:wpi="http://schemas.microsoft.com/office/word/2010/wordprocessingInk" xmlns:wne="http://schemas.microsoft.com/office/word/2006/wordml" xmlns:wps="http://schemas.microsoft.com/office/word/2010/wordprocessingShape" mc:Ignorable="w14 w15 w16se w16cid w16 w16cex w16sdtdh w16du wp14">
+<w:ftr xmlns:wpc="http://schemas.microsoft.com/office/word/2010/wordprocessingCanvas" xmlns:cx="http://schemas.microsoft.com/office/drawing/2014/chartex" xmlns:cx1="http://schemas.microsoft.com/office/drawing/2015/9/8/chartex" xmlns:cx2="http://schemas.microsoft.com/office/drawing/2015/10/21/chartex" xmlns:cx3="http://schemas.microsoft.com/office/drawing/2016/5/9/chartex" xmlns:cx4="http://schemas.microsoft.com/office/drawing/2016/5/10/chartex" xmlns:cx5="http://schemas.microsoft.com/office/drawing/2016/5/11/chartex" xmlns:cx6="http://schemas.microsoft.com/office/drawing/2016/5/12/chartex" xmlns:cx7="http://schemas.microsoft.com/office/drawing/2016/5/13/chartex" xmlns:cx8="http://schemas.microsoft.com/office/drawing/2016/5/14/chartex" xmlns:mc="http://schemas.openxmlformats.org/markup-compatibility/2006" xmlns:aink="http://schemas.microsoft.com/office/drawing/2016/ink" xmlns:am3d="http://schemas.microsoft.com/office/drawing/2017/model3d" xmlns:o="urn:schemas-microsoft-com:office:office" xmlns:oel="http://schemas.microsoft.com/office/2019/extlst" xmlns:r="http://schemas.openxmlformats.org/officeDocument/2006/relationships" xmlns:m="http://schemas.openxmlformats.org/officeDocument/2006/math" xmlns:v="urn:schemas-microsoft-com:vml" xmlns:wp14="http://schemas.microsoft.com/office/word/2010/wordprocessingDrawing" xmlns:wp="http://schemas.openxmlformats.org/drawingml/2006/wordprocessingDrawing" xmlns:w10="urn:schemas-microsoft-com:office:word" xmlns:w="http://schemas.openxmlformats.org/wordprocessingml/2006/main" xmlns:w14="http://schemas.microsoft.com/office/word/2010/wordml" xmlns:w15="http://schemas.microsoft.com/office/word/2012/wordml" xmlns:w16cex="http://schemas.microsoft.com/office/word/2018/wordml/cex" xmlns:w16cid="http://schemas.microsoft.com/office/word/2016/wordml/cid" xmlns:w16="http://schemas.microsoft.com/office/word/2018/wordml" xmlns:w16du="http://schemas.microsoft.com/office/word/2023/wordml/word16du" xmlns:w16sdtdh="http://schemas.microsoft.com/office/word/2020/wordml/sdtdatahash" xmlns:w16sdtfl="http://schemas.microsoft.com/office/word/2024/wordml/sdtformatlock" xmlns:w16se="http://schemas.microsoft.com/office/word/2015/wordml/symex" xmlns:wpg="http://schemas.microsoft.com/office/word/2010/wordprocessingGroup" xmlns:wpi="http://schemas.microsoft.com/office/word/2010/wordprocessingInk" xmlns:wne="http://schemas.microsoft.com/office/word/2006/wordml" xmlns:wps="http://schemas.microsoft.com/office/word/2010/wordprocessingShape" mc:Ignorable="w14 w15 w16se w16cid w16 w16cex w16sdtdh w16sdtfl w16du wp14">
   <w:p>
     <w:pPr>
       <w:pStyle w:val="Piedepgina"/>
@@ -26380,7 +25517,7 @@
 </file>
 
 <file path=word/footnotes.xml><?xml version="1.0" encoding="utf-8"?>
-<w:footnotes xmlns:wpc="http://schemas.microsoft.com/office/word/2010/wordprocessingCanvas" xmlns:cx="http://schemas.microsoft.com/office/drawing/2014/chartex" xmlns:cx1="http://schemas.microsoft.com/office/drawing/2015/9/8/chartex" xmlns:cx2="http://schemas.microsoft.com/office/drawing/2015/10/21/chartex" xmlns:cx3="http://schemas.microsoft.com/office/drawing/2016/5/9/chartex" xmlns:cx4="http://schemas.microsoft.com/office/drawing/2016/5/10/chartex" xmlns:cx5="http://schemas.microsoft.com/office/drawing/2016/5/11/chartex" xmlns:cx6="http://schemas.microsoft.com/office/drawing/2016/5/12/chartex" xmlns:cx7="http://schemas.microsoft.com/office/drawing/2016/5/13/chartex" xmlns:cx8="http://schemas.microsoft.com/office/drawing/2016/5/14/chartex" xmlns:mc="http://schemas.openxmlformats.org/markup-compatibility/2006" xmlns:aink="http://schemas.microsoft.com/office/drawing/2016/ink" xmlns:am3d="http://schemas.microsoft.com/office/drawing/2017/model3d" xmlns:o="urn:schemas-microsoft-com:office:office" xmlns:oel="http://schemas.microsoft.com/office/2019/extlst" xmlns:r="http://schemas.openxmlformats.org/officeDocument/2006/relationships" xmlns:m="http://schemas.openxmlformats.org/officeDocument/2006/math" xmlns:v="urn:schemas-microsoft-com:vml" xmlns:wp14="http://schemas.microsoft.com/office/word/2010/wordprocessingDrawing" xmlns:wp="http://schemas.openxmlformats.org/drawingml/2006/wordprocessingDrawing" xmlns:w10="urn:schemas-microsoft-com:office:word" xmlns:w="http://schemas.openxmlformats.org/wordprocessingml/2006/main" xmlns:w14="http://schemas.microsoft.com/office/word/2010/wordml" xmlns:w15="http://schemas.microsoft.com/office/word/2012/wordml" xmlns:w16cex="http://schemas.microsoft.com/office/word/2018/wordml/cex" xmlns:w16cid="http://schemas.microsoft.com/office/word/2016/wordml/cid" xmlns:w16="http://schemas.microsoft.com/office/word/2018/wordml" xmlns:w16du="http://schemas.microsoft.com/office/word/2023/wordml/word16du" xmlns:w16sdtdh="http://schemas.microsoft.com/office/word/2020/wordml/sdtdatahash" xmlns:w16se="http://schemas.microsoft.com/office/word/2015/wordml/symex" xmlns:wpg="http://schemas.microsoft.com/office/word/2010/wordprocessingGroup" xmlns:wpi="http://schemas.microsoft.com/office/word/2010/wordprocessingInk" xmlns:wne="http://schemas.microsoft.com/office/word/2006/wordml" xmlns:wps="http://schemas.microsoft.com/office/word/2010/wordprocessingShape" mc:Ignorable="w14 w15 w16se w16cid w16 w16cex w16sdtdh w16du wp14">
+<w:footnotes xmlns:wpc="http://schemas.microsoft.com/office/word/2010/wordprocessingCanvas" xmlns:cx="http://schemas.microsoft.com/office/drawing/2014/chartex" xmlns:cx1="http://schemas.microsoft.com/office/drawing/2015/9/8/chartex" xmlns:cx2="http://schemas.microsoft.com/office/drawing/2015/10/21/chartex" xmlns:cx3="http://schemas.microsoft.com/office/drawing/2016/5/9/chartex" xmlns:cx4="http://schemas.microsoft.com/office/drawing/2016/5/10/chartex" xmlns:cx5="http://schemas.microsoft.com/office/drawing/2016/5/11/chartex" xmlns:cx6="http://schemas.microsoft.com/office/drawing/2016/5/12/chartex" xmlns:cx7="http://schemas.microsoft.com/office/drawing/2016/5/13/chartex" xmlns:cx8="http://schemas.microsoft.com/office/drawing/2016/5/14/chartex" xmlns:mc="http://schemas.openxmlformats.org/markup-compatibility/2006" xmlns:aink="http://schemas.microsoft.com/office/drawing/2016/ink" xmlns:am3d="http://schemas.microsoft.com/office/drawing/2017/model3d" xmlns:o="urn:schemas-microsoft-com:office:office" xmlns:oel="http://schemas.microsoft.com/office/2019/extlst" xmlns:r="http://schemas.openxmlformats.org/officeDocument/2006/relationships" xmlns:m="http://schemas.openxmlformats.org/officeDocument/2006/math" xmlns:v="urn:schemas-microsoft-com:vml" xmlns:wp14="http://schemas.microsoft.com/office/word/2010/wordprocessingDrawing" xmlns:wp="http://schemas.openxmlformats.org/drawingml/2006/wordprocessingDrawing" xmlns:w10="urn:schemas-microsoft-com:office:word" xmlns:w="http://schemas.openxmlformats.org/wordprocessingml/2006/main" xmlns:w14="http://schemas.microsoft.com/office/word/2010/wordml" xmlns:w15="http://schemas.microsoft.com/office/word/2012/wordml" xmlns:w16cex="http://schemas.microsoft.com/office/word/2018/wordml/cex" xmlns:w16cid="http://schemas.microsoft.com/office/word/2016/wordml/cid" xmlns:w16="http://schemas.microsoft.com/office/word/2018/wordml" xmlns:w16du="http://schemas.microsoft.com/office/word/2023/wordml/word16du" xmlns:w16sdtdh="http://schemas.microsoft.com/office/word/2020/wordml/sdtdatahash" xmlns:w16sdtfl="http://schemas.microsoft.com/office/word/2024/wordml/sdtformatlock" xmlns:w16se="http://schemas.microsoft.com/office/word/2015/wordml/symex" xmlns:wpg="http://schemas.microsoft.com/office/word/2010/wordprocessingGroup" xmlns:wpi="http://schemas.microsoft.com/office/word/2010/wordprocessingInk" xmlns:wne="http://schemas.microsoft.com/office/word/2006/wordml" xmlns:wps="http://schemas.microsoft.com/office/word/2010/wordprocessingShape" mc:Ignorable="w14 w15 w16se w16cid w16 w16cex w16sdtdh w16sdtfl w16du wp14">
   <w:footnote w:type="separator" w:id="-1">
     <w:p>
       <w:pPr>
@@ -26405,7 +25542,7 @@
 </file>
 
 <file path=word/header1.xml><?xml version="1.0" encoding="utf-8"?>
-<w:hdr xmlns:wpc="http://schemas.microsoft.com/office/word/2010/wordprocessingCanvas" xmlns:cx="http://schemas.microsoft.com/office/drawing/2014/chartex" xmlns:cx1="http://schemas.microsoft.com/office/drawing/2015/9/8/chartex" xmlns:cx2="http://schemas.microsoft.com/office/drawing/2015/10/21/chartex" xmlns:cx3="http://schemas.microsoft.com/office/drawing/2016/5/9/chartex" xmlns:cx4="http://schemas.microsoft.com/office/drawing/2016/5/10/chartex" xmlns:cx5="http://schemas.microsoft.com/office/drawing/2016/5/11/chartex" xmlns:cx6="http://schemas.microsoft.com/office/drawing/2016/5/12/chartex" xmlns:cx7="http://schemas.microsoft.com/office/drawing/2016/5/13/chartex" xmlns:cx8="http://schemas.microsoft.com/office/drawing/2016/5/14/chartex" xmlns:mc="http://schemas.openxmlformats.org/markup-compatibility/2006" xmlns:aink="http://schemas.microsoft.com/office/drawing/2016/ink" xmlns:am3d="http://schemas.microsoft.com/office/drawing/2017/model3d" xmlns:o="urn:schemas-microsoft-com:office:office" xmlns:oel="http://schemas.microsoft.com/office/2019/extlst" xmlns:r="http://schemas.openxmlformats.org/officeDocument/2006/relationships" xmlns:m="http://schemas.openxmlformats.org/officeDocument/2006/math" xmlns:v="urn:schemas-microsoft-com:vml" xmlns:wp14="http://schemas.microsoft.com/office/word/2010/wordprocessingDrawing" xmlns:wp="http://schemas.openxmlformats.org/drawingml/2006/wordprocessingDrawing" xmlns:w10="urn:schemas-microsoft-com:office:word" xmlns:w="http://schemas.openxmlformats.org/wordprocessingml/2006/main" xmlns:w14="http://schemas.microsoft.com/office/word/2010/wordml" xmlns:w15="http://schemas.microsoft.com/office/word/2012/wordml" xmlns:w16cex="http://schemas.microsoft.com/office/word/2018/wordml/cex" xmlns:w16cid="http://schemas.microsoft.com/office/word/2016/wordml/cid" xmlns:w16="http://schemas.microsoft.com/office/word/2018/wordml" xmlns:w16du="http://schemas.microsoft.com/office/word/2023/wordml/word16du" xmlns:w16sdtdh="http://schemas.microsoft.com/office/word/2020/wordml/sdtdatahash" xmlns:w16se="http://schemas.microsoft.com/office/word/2015/wordml/symex" xmlns:wpg="http://schemas.microsoft.com/office/word/2010/wordprocessingGroup" xmlns:wpi="http://schemas.microsoft.com/office/word/2010/wordprocessingInk" xmlns:wne="http://schemas.microsoft.com/office/word/2006/wordml" xmlns:wps="http://schemas.microsoft.com/office/word/2010/wordprocessingShape" mc:Ignorable="w14 w15 w16se w16cid w16 w16cex w16sdtdh w16du wp14">
+<w:hdr xmlns:wpc="http://schemas.microsoft.com/office/word/2010/wordprocessingCanvas" xmlns:cx="http://schemas.microsoft.com/office/drawing/2014/chartex" xmlns:cx1="http://schemas.microsoft.com/office/drawing/2015/9/8/chartex" xmlns:cx2="http://schemas.microsoft.com/office/drawing/2015/10/21/chartex" xmlns:cx3="http://schemas.microsoft.com/office/drawing/2016/5/9/chartex" xmlns:cx4="http://schemas.microsoft.com/office/drawing/2016/5/10/chartex" xmlns:cx5="http://schemas.microsoft.com/office/drawing/2016/5/11/chartex" xmlns:cx6="http://schemas.microsoft.com/office/drawing/2016/5/12/chartex" xmlns:cx7="http://schemas.microsoft.com/office/drawing/2016/5/13/chartex" xmlns:cx8="http://schemas.microsoft.com/office/drawing/2016/5/14/chartex" xmlns:mc="http://schemas.openxmlformats.org/markup-compatibility/2006" xmlns:aink="http://schemas.microsoft.com/office/drawing/2016/ink" xmlns:am3d="http://schemas.microsoft.com/office/drawing/2017/model3d" xmlns:o="urn:schemas-microsoft-com:office:office" xmlns:oel="http://schemas.microsoft.com/office/2019/extlst" xmlns:r="http://schemas.openxmlformats.org/officeDocument/2006/relationships" xmlns:m="http://schemas.openxmlformats.org/officeDocument/2006/math" xmlns:v="urn:schemas-microsoft-com:vml" xmlns:wp14="http://schemas.microsoft.com/office/word/2010/wordprocessingDrawing" xmlns:wp="http://schemas.openxmlformats.org/drawingml/2006/wordprocessingDrawing" xmlns:w10="urn:schemas-microsoft-com:office:word" xmlns:w="http://schemas.openxmlformats.org/wordprocessingml/2006/main" xmlns:w14="http://schemas.microsoft.com/office/word/2010/wordml" xmlns:w15="http://schemas.microsoft.com/office/word/2012/wordml" xmlns:w16cex="http://schemas.microsoft.com/office/word/2018/wordml/cex" xmlns:w16cid="http://schemas.microsoft.com/office/word/2016/wordml/cid" xmlns:w16="http://schemas.microsoft.com/office/word/2018/wordml" xmlns:w16du="http://schemas.microsoft.com/office/word/2023/wordml/word16du" xmlns:w16sdtdh="http://schemas.microsoft.com/office/word/2020/wordml/sdtdatahash" xmlns:w16sdtfl="http://schemas.microsoft.com/office/word/2024/wordml/sdtformatlock" xmlns:w16se="http://schemas.microsoft.com/office/word/2015/wordml/symex" xmlns:wpg="http://schemas.microsoft.com/office/word/2010/wordprocessingGroup" xmlns:wpi="http://schemas.microsoft.com/office/word/2010/wordprocessingInk" xmlns:wne="http://schemas.microsoft.com/office/word/2006/wordml" xmlns:wps="http://schemas.microsoft.com/office/word/2010/wordprocessingShape" mc:Ignorable="w14 w15 w16se w16cid w16 w16cex w16sdtdh w16sdtfl w16du wp14">
   <w:tbl>
     <w:tblPr>
       <w:tblStyle w:val="Tablaconcuadrcula"/>
@@ -26695,7 +25832,7 @@
 </file>
 
 <file path=word/numbering.xml><?xml version="1.0" encoding="utf-8"?>
-<w:numbering xmlns:wpc="http://schemas.microsoft.com/office/word/2010/wordprocessingCanvas" xmlns:cx="http://schemas.microsoft.com/office/drawing/2014/chartex" xmlns:cx1="http://schemas.microsoft.com/office/drawing/2015/9/8/chartex" xmlns:cx2="http://schemas.microsoft.com/office/drawing/2015/10/21/chartex" xmlns:cx3="http://schemas.microsoft.com/office/drawing/2016/5/9/chartex" xmlns:cx4="http://schemas.microsoft.com/office/drawing/2016/5/10/chartex" xmlns:cx5="http://schemas.microsoft.com/office/drawing/2016/5/11/chartex" xmlns:cx6="http://schemas.microsoft.com/office/drawing/2016/5/12/chartex" xmlns:cx7="http://schemas.microsoft.com/office/drawing/2016/5/13/chartex" xmlns:cx8="http://schemas.microsoft.com/office/drawing/2016/5/14/chartex" xmlns:mc="http://schemas.openxmlformats.org/markup-compatibility/2006" xmlns:aink="http://schemas.microsoft.com/office/drawing/2016/ink" xmlns:am3d="http://schemas.microsoft.com/office/drawing/2017/model3d" xmlns:o="urn:schemas-microsoft-com:office:office" xmlns:oel="http://schemas.microsoft.com/office/2019/extlst" xmlns:r="http://schemas.openxmlformats.org/officeDocument/2006/relationships" xmlns:m="http://schemas.openxmlformats.org/officeDocument/2006/math" xmlns:v="urn:schemas-microsoft-com:vml" xmlns:wp14="http://schemas.microsoft.com/office/word/2010/wordprocessingDrawing" xmlns:wp="http://schemas.openxmlformats.org/drawingml/2006/wordprocessingDrawing" xmlns:w10="urn:schemas-microsoft-com:office:word" xmlns:w="http://schemas.openxmlformats.org/wordprocessingml/2006/main" xmlns:w14="http://schemas.microsoft.com/office/word/2010/wordml" xmlns:w15="http://schemas.microsoft.com/office/word/2012/wordml" xmlns:w16cex="http://schemas.microsoft.com/office/word/2018/wordml/cex" xmlns:w16cid="http://schemas.microsoft.com/office/word/2016/wordml/cid" xmlns:w16="http://schemas.microsoft.com/office/word/2018/wordml" xmlns:w16du="http://schemas.microsoft.com/office/word/2023/wordml/word16du" xmlns:w16sdtdh="http://schemas.microsoft.com/office/word/2020/wordml/sdtdatahash" xmlns:w16se="http://schemas.microsoft.com/office/word/2015/wordml/symex" xmlns:wpg="http://schemas.microsoft.com/office/word/2010/wordprocessingGroup" xmlns:wpi="http://schemas.microsoft.com/office/word/2010/wordprocessingInk" xmlns:wne="http://schemas.microsoft.com/office/word/2006/wordml" xmlns:wps="http://schemas.microsoft.com/office/word/2010/wordprocessingShape" mc:Ignorable="w14 w15 w16se w16cid w16 w16cex w16sdtdh w16du wp14">
+<w:numbering xmlns:wpc="http://schemas.microsoft.com/office/word/2010/wordprocessingCanvas" xmlns:cx="http://schemas.microsoft.com/office/drawing/2014/chartex" xmlns:cx1="http://schemas.microsoft.com/office/drawing/2015/9/8/chartex" xmlns:cx2="http://schemas.microsoft.com/office/drawing/2015/10/21/chartex" xmlns:cx3="http://schemas.microsoft.com/office/drawing/2016/5/9/chartex" xmlns:cx4="http://schemas.microsoft.com/office/drawing/2016/5/10/chartex" xmlns:cx5="http://schemas.microsoft.com/office/drawing/2016/5/11/chartex" xmlns:cx6="http://schemas.microsoft.com/office/drawing/2016/5/12/chartex" xmlns:cx7="http://schemas.microsoft.com/office/drawing/2016/5/13/chartex" xmlns:cx8="http://schemas.microsoft.com/office/drawing/2016/5/14/chartex" xmlns:mc="http://schemas.openxmlformats.org/markup-compatibility/2006" xmlns:aink="http://schemas.microsoft.com/office/drawing/2016/ink" xmlns:am3d="http://schemas.microsoft.com/office/drawing/2017/model3d" xmlns:o="urn:schemas-microsoft-com:office:office" xmlns:oel="http://schemas.microsoft.com/office/2019/extlst" xmlns:r="http://schemas.openxmlformats.org/officeDocument/2006/relationships" xmlns:m="http://schemas.openxmlformats.org/officeDocument/2006/math" xmlns:v="urn:schemas-microsoft-com:vml" xmlns:wp14="http://schemas.microsoft.com/office/word/2010/wordprocessingDrawing" xmlns:wp="http://schemas.openxmlformats.org/drawingml/2006/wordprocessingDrawing" xmlns:w10="urn:schemas-microsoft-com:office:word" xmlns:w="http://schemas.openxmlformats.org/wordprocessingml/2006/main" xmlns:w14="http://schemas.microsoft.com/office/word/2010/wordml" xmlns:w15="http://schemas.microsoft.com/office/word/2012/wordml" xmlns:w16cex="http://schemas.microsoft.com/office/word/2018/wordml/cex" xmlns:w16cid="http://schemas.microsoft.com/office/word/2016/wordml/cid" xmlns:w16="http://schemas.microsoft.com/office/word/2018/wordml" xmlns:w16du="http://schemas.microsoft.com/office/word/2023/wordml/word16du" xmlns:w16sdtdh="http://schemas.microsoft.com/office/word/2020/wordml/sdtdatahash" xmlns:w16sdtfl="http://schemas.microsoft.com/office/word/2024/wordml/sdtformatlock" xmlns:w16se="http://schemas.microsoft.com/office/word/2015/wordml/symex" xmlns:wpg="http://schemas.microsoft.com/office/word/2010/wordprocessingGroup" xmlns:wpi="http://schemas.microsoft.com/office/word/2010/wordprocessingInk" xmlns:wne="http://schemas.microsoft.com/office/word/2006/wordml" xmlns:wps="http://schemas.microsoft.com/office/word/2010/wordprocessingShape" mc:Ignorable="w14 w15 w16se w16cid w16 w16cex w16sdtdh w16sdtfl w16du wp14">
   <w:abstractNum w:abstractNumId="0" w15:restartNumberingAfterBreak="0">
     <w:nsid w:val="05A65B82"/>
     <w:multiLevelType w:val="hybridMultilevel"/>
@@ -30855,7 +29992,7 @@
 </file>
 
 <file path=word/styles.xml><?xml version="1.0" encoding="utf-8"?>
-<w:styles xmlns:mc="http://schemas.openxmlformats.org/markup-compatibility/2006" xmlns:r="http://schemas.openxmlformats.org/officeDocument/2006/relationships" xmlns:w="http://schemas.openxmlformats.org/wordprocessingml/2006/main" xmlns:w14="http://schemas.microsoft.com/office/word/2010/wordml" xmlns:w15="http://schemas.microsoft.com/office/word/2012/wordml" xmlns:w16cex="http://schemas.microsoft.com/office/word/2018/wordml/cex" xmlns:w16cid="http://schemas.microsoft.com/office/word/2016/wordml/cid" xmlns:w16="http://schemas.microsoft.com/office/word/2018/wordml" xmlns:w16du="http://schemas.microsoft.com/office/word/2023/wordml/word16du" xmlns:w16sdtdh="http://schemas.microsoft.com/office/word/2020/wordml/sdtdatahash" xmlns:w16se="http://schemas.microsoft.com/office/word/2015/wordml/symex" mc:Ignorable="w14 w15 w16se w16cid w16 w16cex w16sdtdh w16du">
+<w:styles xmlns:mc="http://schemas.openxmlformats.org/markup-compatibility/2006" xmlns:r="http://schemas.openxmlformats.org/officeDocument/2006/relationships" xmlns:w="http://schemas.openxmlformats.org/wordprocessingml/2006/main" xmlns:w14="http://schemas.microsoft.com/office/word/2010/wordml" xmlns:w15="http://schemas.microsoft.com/office/word/2012/wordml" xmlns:w16cex="http://schemas.microsoft.com/office/word/2018/wordml/cex" xmlns:w16cid="http://schemas.microsoft.com/office/word/2016/wordml/cid" xmlns:w16="http://schemas.microsoft.com/office/word/2018/wordml" xmlns:w16du="http://schemas.microsoft.com/office/word/2023/wordml/word16du" xmlns:w16sdtdh="http://schemas.microsoft.com/office/word/2020/wordml/sdtdatahash" xmlns:w16sdtfl="http://schemas.microsoft.com/office/word/2024/wordml/sdtformatlock" xmlns:w16se="http://schemas.microsoft.com/office/word/2015/wordml/symex" mc:Ignorable="w14 w15 w16se w16cid w16 w16cex w16sdtdh w16sdtfl w16du">
   <w:docDefaults>
     <w:rPrDefault>
       <w:rPr>
@@ -31913,7 +31050,7 @@
       <w14:ligatures w14:val="none"/>
     </w:rPr>
   </w:style>
-  <w:style w:type="character" w:styleId="Textoennegrita">
+  <w:style w:type="character" w:styleId="Fuerte">
     <w:name w:val="Strong"/>
     <w:basedOn w:val="Fuentedeprrafopredeter"/>
     <w:uiPriority w:val="22"/>
